--- a/a7/packages/A7 Unit 3 - Exponents and Scientific Notation/Teacher Editions/A7 3.02  Teacher Edition.docx
+++ b/a7/packages/A7 Unit 3 - Exponents and Scientific Notation/Teacher Editions/A7 3.02  Teacher Edition.docx
@@ -149,105 +149,7 @@
           <w:color w:val="1A1A1A"/>
           <w:sz w:val="30"/>
         </w:rPr>
-        <w:t>Read This First</w:t>
-      </w:r>
-    </w:p>
-    <w:p>
-      <w:pPr>
-        <w:spacing w:before="0" w:after="120"/>
-      </w:pPr>
-      <w:r>
-        <w:rPr>
-          <w:b w:val="0"/>
-          <w:i w:val="0"/>
-          <w:color w:val="1A1A1A"/>
-          <w:sz w:val="21"/>
-        </w:rPr>
-        <w:t>This lesson rebuilds Math Nation 3.2 (SE pp. 106–111). The book runs three rotating partner stations — quotient of powers, power of a quotient, zero exponent — and then a matching activity. All three discoveries are here as Notes I–III, taught from the front with the same expansions the stations used.</w:t>
-      </w:r>
-    </w:p>
-    <w:p>
-      <w:pPr>
-        <w:spacing w:before="0" w:after="120"/>
-      </w:pPr>
-      <w:r>
-        <w:rPr>
-          <w:b w:val="0"/>
-          <w:i w:val="0"/>
-          <w:color w:val="1A1A1A"/>
-          <w:sz w:val="21"/>
-        </w:rPr>
-        <w:t>The zero exponent is taught two ways on one slide on purpose: the pattern table (each column divided by the base) and the quotient 2</w:t>
-      </w:r>
-      <w:r>
-        <w:rPr>
-          <w:b w:val="0"/>
-          <w:i w:val="0"/>
-          <w:color w:val="1A1A1A"/>
-          <w:sz w:val="21"/>
-          <w:vertAlign w:val="superscript"/>
-        </w:rPr>
-        <w:t>3</w:t>
-      </w:r>
-      <w:r>
-        <w:rPr>
-          <w:b w:val="0"/>
-          <w:i w:val="0"/>
-          <w:color w:val="1A1A1A"/>
-          <w:sz w:val="21"/>
-        </w:rPr>
-        <w:t>/2</w:t>
-      </w:r>
-      <w:r>
-        <w:rPr>
-          <w:b w:val="0"/>
-          <w:i w:val="0"/>
-          <w:color w:val="1A1A1A"/>
-          <w:sz w:val="21"/>
-          <w:vertAlign w:val="superscript"/>
-        </w:rPr>
-        <w:t>3</w:t>
-      </w:r>
-      <w:r>
-        <w:rPr>
-          <w:b w:val="0"/>
-          <w:i w:val="0"/>
-          <w:color w:val="1A1A1A"/>
-          <w:sz w:val="21"/>
-        </w:rPr>
-        <w:t>. The B1G-M for 8.NSO.1.3 names 'a base to the zero power equals zero' as the misconception to expect; both roads end at 1, and Question 9 of the round asks for that sentence in writing.</w:t>
-      </w:r>
-    </w:p>
-    <w:p>
-      <w:pPr>
-        <w:spacing w:before="0" w:after="120"/>
-      </w:pPr>
-      <w:r>
-        <w:rPr>
-          <w:b w:val="0"/>
-          <w:i w:val="0"/>
-          <w:color w:val="1A1A1A"/>
-          <w:sz w:val="21"/>
-        </w:rPr>
-        <w:t>The book's own key for this lesson checks. Nothing in it needed repair; the rebuild is about format, not mathematics.</w:t>
-      </w:r>
-    </w:p>
-    <w:p>
-      <w:pPr>
-        <w:keepNext/>
-        <w:spacing w:before="280" w:after="120"/>
-        <w:pBdr>
-          <w:bottom w:val="single" w:sz="8" w:space="2" w:color="1A1A1A"/>
-        </w:pBdr>
-      </w:pPr>
-      <w:r>
-        <w:rPr>
-          <w:b/>
-          <w:i w:val="0"/>
-          <w:color w:val="1A1A1A"/>
-          <w:sz w:val="30"/>
-        </w:rPr>
-        <w:t>Standard and Targets</w:t>
+        <w:t>The Period</w:t>
       </w:r>
     </w:p>
     <w:p>
@@ -284,7 +186,7 @@
           <w:color w:val="1A1A1A"/>
           <w:sz w:val="21"/>
         </w:rPr>
-        <w:t xml:space="preserve">Clarification  </w:t>
+        <w:t xml:space="preserve">Must  </w:t>
       </w:r>
       <w:r>
         <w:rPr>
@@ -293,7 +195,7 @@
           <w:color w:val="1A1A1A"/>
           <w:sz w:val="21"/>
         </w:rPr>
-        <w:t>Whole-number exponents, rational bases. The zero exponent is inside 'whole-number exponents'; negative exponents wait for 3.04.</w:t>
+        <w:t>Whole-number exponents with rational bases; the zero exponent is derived from the quotient law, not announced.</w:t>
       </w:r>
     </w:p>
     <w:p>
@@ -307,7 +209,7 @@
           <w:color w:val="1A1A1A"/>
           <w:sz w:val="21"/>
         </w:rPr>
-        <w:t xml:space="preserve">Boundary  </w:t>
+        <w:t xml:space="preserve">Must not  </w:t>
       </w:r>
       <w:r>
         <w:rPr>
@@ -316,7 +218,7 @@
           <w:color w:val="1A1A1A"/>
           <w:sz w:val="21"/>
         </w:rPr>
-        <w:t>Bases are nonzero wherever a quotient or a zero exponent appears; the notes say so and the bank never asks about 0</w:t>
+        <w:t>Bases are nonzero wherever a quotient or a zero exponent appears, and 0</w:t>
       </w:r>
       <w:r>
         <w:rPr>
@@ -335,7 +237,7 @@
           <w:color w:val="1A1A1A"/>
           <w:sz w:val="21"/>
         </w:rPr>
-        <w:t>.</w:t>
+        <w:t xml:space="preserve"> is never asked. Negative exponents wait for 3.04.</w:t>
       </w:r>
     </w:p>
     <w:p>
@@ -349,7 +251,7 @@
           <w:color w:val="1A1A1A"/>
           <w:sz w:val="21"/>
         </w:rPr>
-        <w:t xml:space="preserve">Learning target  </w:t>
+        <w:t xml:space="preserve">Target  </w:t>
       </w:r>
       <w:r>
         <w:rPr>
@@ -372,7 +274,16 @@
           <w:color w:val="1A1A1A"/>
           <w:sz w:val="21"/>
         </w:rPr>
-        <w:t xml:space="preserve">Essential question  </w:t>
+        <w:t xml:space="preserve">MTR  </w:t>
+      </w:r>
+      <w:r>
+        <w:rPr>
+          <w:b/>
+          <w:i w:val="0"/>
+          <w:color w:val="1A1A1A"/>
+          <w:sz w:val="21"/>
+        </w:rPr>
+        <w:t>MTR.5.1</w:t>
       </w:r>
       <w:r>
         <w:rPr>
@@ -381,13 +292,8 @@
           <w:color w:val="1A1A1A"/>
           <w:sz w:val="21"/>
         </w:rPr>
-        <w:t>Why must the bases be the same to apply the quotient of powers law?</w:t>
+        <w:t xml:space="preserve"> — Notes III   ·   </w:t>
       </w:r>
-    </w:p>
-    <w:p>
-      <w:pPr>
-        <w:spacing w:before="0" w:after="100"/>
-      </w:pPr>
       <w:r>
         <w:rPr>
           <w:b/>
@@ -395,7 +301,7 @@
           <w:color w:val="1A1A1A"/>
           <w:sz w:val="21"/>
         </w:rPr>
-        <w:t xml:space="preserve">Building on  </w:t>
+        <w:t>MTR.6.1</w:t>
       </w:r>
       <w:r>
         <w:rPr>
@@ -404,13 +310,8 @@
           <w:color w:val="1A1A1A"/>
           <w:sz w:val="21"/>
         </w:rPr>
-        <w:t>Lesson 3.01 — the product laws; MA.6.NSO.3.3 — evaluating powers.</w:t>
+        <w:t xml:space="preserve"> — Board 3   ·   </w:t>
       </w:r>
-    </w:p>
-    <w:p>
-      <w:pPr>
-        <w:spacing w:before="0" w:after="100"/>
-      </w:pPr>
       <w:r>
         <w:rPr>
           <w:b/>
@@ -418,7 +319,7 @@
           <w:color w:val="1A1A1A"/>
           <w:sz w:val="21"/>
         </w:rPr>
-        <w:t xml:space="preserve">Working toward  </w:t>
+        <w:t>MTR.4.1</w:t>
       </w:r>
       <w:r>
         <w:rPr>
@@ -427,212 +328,7 @@
           <w:color w:val="1A1A1A"/>
           <w:sz w:val="21"/>
         </w:rPr>
-        <w:t>MA.8.NSO.1.3 — the same laws with negative exponents (3.04–3.07), where 2</w:t>
-      </w:r>
-      <w:r>
-        <w:rPr>
-          <w:b w:val="0"/>
-          <w:i w:val="0"/>
-          <w:color w:val="1A1A1A"/>
-          <w:sz w:val="21"/>
-          <w:vertAlign w:val="superscript"/>
-        </w:rPr>
-        <w:t>3</w:t>
-      </w:r>
-      <w:r>
-        <w:rPr>
-          <w:b w:val="0"/>
-          <w:i w:val="0"/>
-          <w:color w:val="1A1A1A"/>
-          <w:sz w:val="21"/>
-        </w:rPr>
-        <w:t>/2</w:t>
-      </w:r>
-      <w:r>
-        <w:rPr>
-          <w:b w:val="0"/>
-          <w:i w:val="0"/>
-          <w:color w:val="1A1A1A"/>
-          <w:sz w:val="21"/>
-          <w:vertAlign w:val="superscript"/>
-        </w:rPr>
-        <w:t>5</w:t>
-      </w:r>
-      <w:r>
-        <w:rPr>
-          <w:b w:val="0"/>
-          <w:i w:val="0"/>
-          <w:color w:val="1A1A1A"/>
-          <w:sz w:val="21"/>
-        </w:rPr>
-        <w:t xml:space="preserve"> = 2</w:t>
-      </w:r>
-      <w:r>
-        <w:rPr>
-          <w:b w:val="0"/>
-          <w:i w:val="0"/>
-          <w:color w:val="1A1A1A"/>
-          <w:sz w:val="21"/>
-          <w:vertAlign w:val="superscript"/>
-        </w:rPr>
-        <w:t>-2</w:t>
-      </w:r>
-      <w:r>
-        <w:rPr>
-          <w:b w:val="0"/>
-          <w:i w:val="0"/>
-          <w:color w:val="1A1A1A"/>
-          <w:sz w:val="21"/>
-        </w:rPr>
-        <w:t xml:space="preserve"> is the step after today's 2</w:t>
-      </w:r>
-      <w:r>
-        <w:rPr>
-          <w:b w:val="0"/>
-          <w:i w:val="0"/>
-          <w:color w:val="1A1A1A"/>
-          <w:sz w:val="21"/>
-          <w:vertAlign w:val="superscript"/>
-        </w:rPr>
-        <w:t>5</w:t>
-      </w:r>
-      <w:r>
-        <w:rPr>
-          <w:b w:val="0"/>
-          <w:i w:val="0"/>
-          <w:color w:val="1A1A1A"/>
-          <w:sz w:val="21"/>
-        </w:rPr>
-        <w:t>/2</w:t>
-      </w:r>
-      <w:r>
-        <w:rPr>
-          <w:b w:val="0"/>
-          <w:i w:val="0"/>
-          <w:color w:val="1A1A1A"/>
-          <w:sz w:val="21"/>
-          <w:vertAlign w:val="superscript"/>
-        </w:rPr>
-        <w:t>3</w:t>
-      </w:r>
-      <w:r>
-        <w:rPr>
-          <w:b w:val="0"/>
-          <w:i w:val="0"/>
-          <w:color w:val="1A1A1A"/>
-          <w:sz w:val="21"/>
-        </w:rPr>
-        <w:t xml:space="preserve"> = 2</w:t>
-      </w:r>
-      <w:r>
-        <w:rPr>
-          <w:b w:val="0"/>
-          <w:i w:val="0"/>
-          <w:color w:val="1A1A1A"/>
-          <w:sz w:val="21"/>
-          <w:vertAlign w:val="superscript"/>
-        </w:rPr>
-        <w:t>2</w:t>
-      </w:r>
-      <w:r>
-        <w:rPr>
-          <w:b w:val="0"/>
-          <w:i w:val="0"/>
-          <w:color w:val="1A1A1A"/>
-          <w:sz w:val="21"/>
-        </w:rPr>
-        <w:t>.</w:t>
-      </w:r>
-    </w:p>
-    <w:p>
-      <w:pPr>
-        <w:spacing w:before="0" w:after="100"/>
-      </w:pPr>
-      <w:r>
-        <w:rPr>
-          <w:b/>
-          <w:i w:val="0"/>
-          <w:color w:val="1A1A1A"/>
-          <w:sz w:val="21"/>
-        </w:rPr>
-        <w:t xml:space="preserve">Where this sits in the course  </w:t>
-      </w:r>
-      <w:r>
-        <w:rPr>
-          <w:b w:val="0"/>
-          <w:i w:val="0"/>
-          <w:color w:val="1A1A1A"/>
-          <w:sz w:val="21"/>
-        </w:rPr>
-        <w:t>Second of the three MA.7.NSO.1.1 lessons. 3.03 combines today's laws with yesterday's in one expression.</w:t>
-      </w:r>
-    </w:p>
-    <w:p>
-      <w:pPr>
-        <w:keepNext/>
-        <w:spacing w:before="280" w:after="120"/>
-        <w:pBdr>
-          <w:bottom w:val="single" w:sz="8" w:space="2" w:color="1A1A1A"/>
-        </w:pBdr>
-      </w:pPr>
-      <w:r>
-        <w:rPr>
-          <w:b/>
-          <w:i w:val="0"/>
-          <w:color w:val="1A1A1A"/>
-          <w:sz w:val="30"/>
-        </w:rPr>
-        <w:t>Lesson at a Glance</w:t>
-      </w:r>
-    </w:p>
-    <w:p>
-      <w:pPr>
-        <w:spacing w:before="0" w:after="120"/>
-      </w:pPr>
-      <w:r>
-        <w:rPr>
-          <w:b w:val="0"/>
-          <w:i w:val="0"/>
-          <w:color w:val="1A1A1A"/>
-          <w:sz w:val="21"/>
-        </w:rPr>
-        <w:t xml:space="preserve">Windy Hill periods run </w:t>
-      </w:r>
-      <w:r>
-        <w:rPr>
-          <w:b/>
-          <w:i w:val="0"/>
-          <w:color w:val="1A1A1A"/>
-          <w:sz w:val="21"/>
-        </w:rPr>
-        <w:t>53 minutes</w:t>
-      </w:r>
-      <w:r>
-        <w:rPr>
-          <w:b w:val="0"/>
-          <w:i w:val="0"/>
-          <w:color w:val="1A1A1A"/>
-          <w:sz w:val="21"/>
-        </w:rPr>
-        <w:t xml:space="preserve">. The whiteboard round takes the remainder after the taught blocks — </w:t>
-      </w:r>
-      <w:r>
-        <w:rPr>
-          <w:b/>
-          <w:i w:val="0"/>
-          <w:color w:val="1A1A1A"/>
-          <w:sz w:val="21"/>
-        </w:rPr>
-        <w:t>19 minutes</w:t>
-      </w:r>
-      <w:r>
-        <w:rPr>
-          <w:b w:val="0"/>
-          <w:i w:val="0"/>
-          <w:color w:val="1A1A1A"/>
-          <w:sz w:val="21"/>
-        </w:rPr>
-        <w:t xml:space="preserve"> in this lesson — and IXL takes the last 5. Slide numbers below are read from the deck when this edition is built.</w:t>
+        <w:t xml:space="preserve"> — Board 5</w:t>
       </w:r>
     </w:p>
     <w:tbl>
@@ -1531,7 +1227,105 @@
                 <w:color w:val="1A1A1A"/>
                 <w:sz w:val="20"/>
               </w:rPr>
-              <w:t>19 min</w:t>
+              <w:t>13 min</w:t>
+            </w:r>
+          </w:p>
+        </w:tc>
+      </w:tr>
+      <w:tr>
+        <w:trPr>
+          <w:cantSplit/>
+        </w:trPr>
+        <w:tc>
+          <w:tcPr>
+            <w:tcW w:type="dxa" w:w="6660"/>
+            <w:tcMar>
+              <w:top w:w="60" w:type="dxa"/>
+              <w:left w:w="100" w:type="dxa"/>
+              <w:bottom w:w="60" w:type="dxa"/>
+              <w:right w:w="100" w:type="dxa"/>
+            </w:tcMar>
+            <w:tcBorders>
+              <w:top w:val="single" w:sz="6" w:color="1A1A1A"/>
+              <w:left w:val="single" w:sz="6" w:color="1A1A1A"/>
+              <w:bottom w:val="single" w:sz="6" w:color="1A1A1A"/>
+              <w:right w:val="single" w:sz="6" w:color="1A1A1A"/>
+            </w:tcBorders>
+          </w:tcPr>
+          <w:p>
+            <w:pPr>
+              <w:spacing w:after="0"/>
+            </w:pPr>
+            <w:r>
+              <w:rPr>
+                <w:b w:val="0"/>
+                <w:i w:val="0"/>
+                <w:color w:val="1A1A1A"/>
+                <w:sz w:val="20"/>
+              </w:rPr>
+              <w:t>Independent Set</w:t>
+            </w:r>
+          </w:p>
+        </w:tc>
+        <w:tc>
+          <w:tcPr>
+            <w:tcW w:type="dxa" w:w="1200"/>
+            <w:tcMar>
+              <w:top w:w="60" w:type="dxa"/>
+              <w:left w:w="100" w:type="dxa"/>
+              <w:bottom w:w="60" w:type="dxa"/>
+              <w:right w:w="100" w:type="dxa"/>
+            </w:tcMar>
+            <w:tcBorders>
+              <w:top w:val="single" w:sz="6" w:color="1A1A1A"/>
+              <w:left w:val="single" w:sz="6" w:color="1A1A1A"/>
+              <w:bottom w:val="single" w:sz="6" w:color="1A1A1A"/>
+              <w:right w:val="single" w:sz="6" w:color="1A1A1A"/>
+            </w:tcBorders>
+          </w:tcPr>
+          <w:p>
+            <w:pPr>
+              <w:spacing w:after="0"/>
+            </w:pPr>
+            <w:r>
+              <w:rPr>
+                <w:b w:val="0"/>
+                <w:i w:val="0"/>
+                <w:color w:val="1A1A1A"/>
+                <w:sz w:val="20"/>
+              </w:rPr>
+              <w:t>33</w:t>
+            </w:r>
+          </w:p>
+        </w:tc>
+        <w:tc>
+          <w:tcPr>
+            <w:tcW w:type="dxa" w:w="1500"/>
+            <w:tcMar>
+              <w:top w:w="60" w:type="dxa"/>
+              <w:left w:w="100" w:type="dxa"/>
+              <w:bottom w:w="60" w:type="dxa"/>
+              <w:right w:w="100" w:type="dxa"/>
+            </w:tcMar>
+            <w:tcBorders>
+              <w:top w:val="single" w:sz="6" w:color="1A1A1A"/>
+              <w:left w:val="single" w:sz="6" w:color="1A1A1A"/>
+              <w:bottom w:val="single" w:sz="6" w:color="1A1A1A"/>
+              <w:right w:val="single" w:sz="6" w:color="1A1A1A"/>
+            </w:tcBorders>
+          </w:tcPr>
+          <w:p>
+            <w:pPr>
+              <w:spacing w:after="0"/>
+            </w:pPr>
+            <w:r>
+              <w:rPr>
+                <w:b w:val="0"/>
+                <w:i w:val="0"/>
+                <w:color w:val="1A1A1A"/>
+                <w:sz w:val="20"/>
+              </w:rPr>
+              <w:t>6 min</w:t>
             </w:r>
           </w:p>
         </w:tc>
@@ -1598,7 +1392,7 @@
                 <w:color w:val="1A1A1A"/>
                 <w:sz w:val="20"/>
               </w:rPr>
-              <w:t>33</w:t>
+              <w:t>34</w:t>
             </w:r>
           </w:p>
         </w:tc>
@@ -1736,485 +1530,22 @@
     </w:p>
     <w:p>
       <w:pPr>
-        <w:spacing w:before="0" w:after="100"/>
+        <w:keepNext/>
+        <w:spacing w:before="200" w:after="60"/>
       </w:pPr>
       <w:r>
         <w:rPr>
           <w:b/>
           <w:i w:val="0"/>
           <w:color w:val="1A1A1A"/>
-          <w:sz w:val="21"/>
+          <w:sz w:val="23"/>
         </w:rPr>
-        <w:t xml:space="preserve">Materials  </w:t>
-      </w:r>
-      <w:r>
-        <w:rPr>
-          <w:b w:val="0"/>
-          <w:i w:val="0"/>
-          <w:color w:val="1A1A1A"/>
-          <w:sz w:val="21"/>
-        </w:rPr>
-        <w:t>Whiteboards and markers. Calculators are allowed on everything; 5</w:t>
-      </w:r>
-      <w:r>
-        <w:rPr>
-          <w:b w:val="0"/>
-          <w:i w:val="0"/>
-          <w:color w:val="1A1A1A"/>
-          <w:sz w:val="21"/>
-          <w:vertAlign w:val="superscript"/>
-        </w:rPr>
-        <w:t>6</w:t>
-      </w:r>
-      <w:r>
-        <w:rPr>
-          <w:b w:val="0"/>
-          <w:i w:val="0"/>
-          <w:color w:val="1A1A1A"/>
-          <w:sz w:val="21"/>
-        </w:rPr>
-        <w:t xml:space="preserve"> = 15,625 is on the notes for the value check.</w:t>
+        <w:t>Say these three things out loud today</w:t>
       </w:r>
     </w:p>
     <w:p>
       <w:pPr>
-        <w:spacing w:before="0" w:after="100"/>
-      </w:pPr>
-      <w:r>
-        <w:rPr>
-          <w:b/>
-          <w:i w:val="0"/>
-          <w:color w:val="1A1A1A"/>
-          <w:sz w:val="21"/>
-        </w:rPr>
-        <w:t xml:space="preserve">Where the lesson lives  </w:t>
-      </w:r>
-      <w:r>
-        <w:rPr>
-          <w:b w:val="0"/>
-          <w:i w:val="0"/>
-          <w:color w:val="1A1A1A"/>
-          <w:sz w:val="21"/>
-        </w:rPr>
-        <w:t>Notes I (the cancelling expansion) and Notes III (the two roads to 2</w:t>
-      </w:r>
-      <w:r>
-        <w:rPr>
-          <w:b w:val="0"/>
-          <w:i w:val="0"/>
-          <w:color w:val="1A1A1A"/>
-          <w:sz w:val="21"/>
-          <w:vertAlign w:val="superscript"/>
-        </w:rPr>
-        <w:t>0</w:t>
-      </w:r>
-      <w:r>
-        <w:rPr>
-          <w:b w:val="0"/>
-          <w:i w:val="0"/>
-          <w:color w:val="1A1A1A"/>
-          <w:sz w:val="21"/>
-        </w:rPr>
-        <w:t xml:space="preserve"> = 1). Whiteboard 5 and 6 are the diagnostics: a board full of B on Q5 is the zero-equals-zero misconception, a board full of B on Q6 is dividing the exponents.</w:t>
-      </w:r>
-    </w:p>
-    <w:p>
-      <w:pPr>
-        <w:spacing w:before="0" w:after="120"/>
-      </w:pPr>
-      <w:r>
-        <w:rPr>
-          <w:b/>
-          <w:i w:val="0"/>
-          <w:color w:val="1A1A1A"/>
-          <w:sz w:val="21"/>
-        </w:rPr>
-        <w:t>No partner or group work anywhere in this lesson.</w:t>
-      </w:r>
-      <w:r>
-        <w:rPr>
-          <w:b w:val="0"/>
-          <w:i w:val="0"/>
-          <w:color w:val="1A1A1A"/>
-          <w:sz w:val="21"/>
-        </w:rPr>
-        <w:t xml:space="preserve"> Every Math Nation exploration this lesson draws on was written for pairs; here the same tables are worked from the front and on individual boards.</w:t>
-      </w:r>
-    </w:p>
-    <w:p>
-      <w:pPr>
-        <w:keepNext/>
-        <w:spacing w:before="280" w:after="120"/>
-        <w:pBdr>
-          <w:bottom w:val="single" w:sz="8" w:space="2" w:color="1A1A1A"/>
-        </w:pBdr>
-      </w:pPr>
-      <w:r>
-        <w:rPr>
-          <w:b/>
-          <w:i w:val="0"/>
-          <w:color w:val="1A1A1A"/>
-          <w:sz w:val="30"/>
-        </w:rPr>
-        <w:t>Vocabulary</w:t>
-      </w:r>
-    </w:p>
-    <w:p>
-      <w:pPr>
-        <w:spacing w:before="0" w:after="80"/>
-        <w:ind w:left="360" w:hanging="360"/>
-      </w:pPr>
-      <w:r>
-        <w:rPr>
-          <w:b/>
-          <w:i w:val="0"/>
-          <w:color w:val="0B5394"/>
-          <w:sz w:val="21"/>
-        </w:rPr>
-        <w:t>quotient of powers law</w:t>
-      </w:r>
-      <w:r>
-        <w:rPr>
-          <w:b w:val="0"/>
-          <w:i w:val="0"/>
-          <w:color w:val="1A1A1A"/>
-          <w:sz w:val="21"/>
-        </w:rPr>
-        <w:t xml:space="preserve">  —  </w:t>
-      </w:r>
-      <w:r>
-        <w:drawing>
-          <wp:inline xmlns:a="http://schemas.openxmlformats.org/drawingml/2006/main" xmlns:pic="http://schemas.openxmlformats.org/drawingml/2006/picture">
-            <wp:extent cx="652272" cy="207264"/>
-            <wp:docPr id="1" name="Picture 1"/>
-            <wp:cNvGraphicFramePr>
-              <a:graphicFrameLocks noChangeAspect="1"/>
-            </wp:cNvGraphicFramePr>
-            <a:graphic>
-              <a:graphicData uri="http://schemas.openxmlformats.org/drawingml/2006/picture">
-                <pic:pic>
-                  <pic:nvPicPr>
-                    <pic:cNvPr id="0" name="643196c146f8baf5.png"/>
-                    <pic:cNvPicPr/>
-                  </pic:nvPicPr>
-                  <pic:blipFill>
-                    <a:blip r:embed="rId9"/>
-                    <a:stretch>
-                      <a:fillRect/>
-                    </a:stretch>
-                  </pic:blipFill>
-                  <pic:spPr>
-                    <a:xfrm>
-                      <a:off x="0" y="0"/>
-                      <a:ext cx="652272" cy="207264"/>
-                    </a:xfrm>
-                    <a:prstGeom prst="rect"/>
-                  </pic:spPr>
-                </pic:pic>
-              </a:graphicData>
-            </a:graphic>
-          </wp:inline>
-        </w:drawing>
-      </w:r>
-      <w:r>
-        <w:rPr>
-          <w:b w:val="0"/>
-          <w:i w:val="0"/>
-          <w:color w:val="1A1A1A"/>
-          <w:sz w:val="21"/>
-        </w:rPr>
-        <w:t xml:space="preserve">, </w:t>
-      </w:r>
-      <w:r>
-        <w:drawing>
-          <wp:inline xmlns:a="http://schemas.openxmlformats.org/drawingml/2006/main" xmlns:pic="http://schemas.openxmlformats.org/drawingml/2006/picture">
-            <wp:extent cx="320040" cy="140208"/>
-            <wp:docPr id="2" name="Picture 2"/>
-            <wp:cNvGraphicFramePr>
-              <a:graphicFrameLocks noChangeAspect="1"/>
-            </wp:cNvGraphicFramePr>
-            <a:graphic>
-              <a:graphicData uri="http://schemas.openxmlformats.org/drawingml/2006/picture">
-                <pic:pic>
-                  <pic:nvPicPr>
-                    <pic:cNvPr id="0" name="6474c98c9152c857.png"/>
-                    <pic:cNvPicPr/>
-                  </pic:nvPicPr>
-                  <pic:blipFill>
-                    <a:blip r:embed="rId10"/>
-                    <a:stretch>
-                      <a:fillRect/>
-                    </a:stretch>
-                  </pic:blipFill>
-                  <pic:spPr>
-                    <a:xfrm>
-                      <a:off x="0" y="0"/>
-                      <a:ext cx="320040" cy="140208"/>
-                    </a:xfrm>
-                    <a:prstGeom prst="rect"/>
-                  </pic:spPr>
-                </pic:pic>
-              </a:graphicData>
-            </a:graphic>
-          </wp:inline>
-        </w:drawing>
-      </w:r>
-      <w:r>
-        <w:rPr>
-          <w:b w:val="0"/>
-          <w:i w:val="0"/>
-          <w:color w:val="1A1A1A"/>
-          <w:sz w:val="21"/>
-        </w:rPr>
-        <w:t xml:space="preserve"> — same base, subtract the exponents</w:t>
-      </w:r>
-    </w:p>
-    <w:p>
-      <w:pPr>
-        <w:spacing w:before="0" w:after="80"/>
-        <w:ind w:left="360" w:hanging="360"/>
-      </w:pPr>
-      <w:r>
-        <w:rPr>
-          <w:b/>
-          <w:i w:val="0"/>
-          <w:color w:val="0B5394"/>
-          <w:sz w:val="21"/>
-        </w:rPr>
-        <w:t>power of a quotient law</w:t>
-      </w:r>
-      <w:r>
-        <w:rPr>
-          <w:b w:val="0"/>
-          <w:i w:val="0"/>
-          <w:color w:val="1A1A1A"/>
-          <w:sz w:val="21"/>
-        </w:rPr>
-        <w:t xml:space="preserve">  —  </w:t>
-      </w:r>
-      <w:r>
-        <w:drawing>
-          <wp:inline xmlns:a="http://schemas.openxmlformats.org/drawingml/2006/main" xmlns:pic="http://schemas.openxmlformats.org/drawingml/2006/picture">
-            <wp:extent cx="594360" cy="213360"/>
-            <wp:docPr id="3" name="Picture 3"/>
-            <wp:cNvGraphicFramePr>
-              <a:graphicFrameLocks noChangeAspect="1"/>
-            </wp:cNvGraphicFramePr>
-            <a:graphic>
-              <a:graphicData uri="http://schemas.openxmlformats.org/drawingml/2006/picture">
-                <pic:pic>
-                  <pic:nvPicPr>
-                    <pic:cNvPr id="0" name="1ccf67bfc79a3659.png"/>
-                    <pic:cNvPicPr/>
-                  </pic:nvPicPr>
-                  <pic:blipFill>
-                    <a:blip r:embed="rId11"/>
-                    <a:stretch>
-                      <a:fillRect/>
-                    </a:stretch>
-                  </pic:blipFill>
-                  <pic:spPr>
-                    <a:xfrm>
-                      <a:off x="0" y="0"/>
-                      <a:ext cx="594360" cy="213360"/>
-                    </a:xfrm>
-                    <a:prstGeom prst="rect"/>
-                  </pic:spPr>
-                </pic:pic>
-              </a:graphicData>
-            </a:graphic>
-          </wp:inline>
-        </w:drawing>
-      </w:r>
-      <w:r>
-        <w:rPr>
-          <w:b w:val="0"/>
-          <w:i w:val="0"/>
-          <w:color w:val="1A1A1A"/>
-          <w:sz w:val="21"/>
-        </w:rPr>
-        <w:t xml:space="preserve">, </w:t>
-      </w:r>
-      <w:r>
-        <w:drawing>
-          <wp:inline xmlns:a="http://schemas.openxmlformats.org/drawingml/2006/main" xmlns:pic="http://schemas.openxmlformats.org/drawingml/2006/picture">
-            <wp:extent cx="316992" cy="143256"/>
-            <wp:docPr id="4" name="Picture 4"/>
-            <wp:cNvGraphicFramePr>
-              <a:graphicFrameLocks noChangeAspect="1"/>
-            </wp:cNvGraphicFramePr>
-            <a:graphic>
-              <a:graphicData uri="http://schemas.openxmlformats.org/drawingml/2006/picture">
-                <pic:pic>
-                  <pic:nvPicPr>
-                    <pic:cNvPr id="0" name="2787cc1627a41bfd.png"/>
-                    <pic:cNvPicPr/>
-                  </pic:nvPicPr>
-                  <pic:blipFill>
-                    <a:blip r:embed="rId12"/>
-                    <a:stretch>
-                      <a:fillRect/>
-                    </a:stretch>
-                  </pic:blipFill>
-                  <pic:spPr>
-                    <a:xfrm>
-                      <a:off x="0" y="0"/>
-                      <a:ext cx="316992" cy="143256"/>
-                    </a:xfrm>
-                    <a:prstGeom prst="rect"/>
-                  </pic:spPr>
-                </pic:pic>
-              </a:graphicData>
-            </a:graphic>
-          </wp:inline>
-        </w:drawing>
-      </w:r>
-      <w:r>
-        <w:rPr>
-          <w:b w:val="0"/>
-          <w:i w:val="0"/>
-          <w:color w:val="1A1A1A"/>
-          <w:sz w:val="21"/>
-        </w:rPr>
-        <w:t xml:space="preserve"> — the exponent goes to numerator and denominator</w:t>
-      </w:r>
-    </w:p>
-    <w:p>
-      <w:pPr>
-        <w:spacing w:before="0" w:after="80"/>
-        <w:ind w:left="360" w:hanging="360"/>
-      </w:pPr>
-      <w:r>
-        <w:rPr>
-          <w:b/>
-          <w:i w:val="0"/>
-          <w:color w:val="0B5394"/>
-          <w:sz w:val="21"/>
-        </w:rPr>
-        <w:t>zero exponent law</w:t>
-      </w:r>
-      <w:r>
-        <w:rPr>
-          <w:b w:val="0"/>
-          <w:i w:val="0"/>
-          <w:color w:val="1A1A1A"/>
-          <w:sz w:val="21"/>
-        </w:rPr>
-        <w:t xml:space="preserve">  —  </w:t>
-      </w:r>
-      <w:r>
-        <w:drawing>
-          <wp:inline xmlns:a="http://schemas.openxmlformats.org/drawingml/2006/main" xmlns:pic="http://schemas.openxmlformats.org/drawingml/2006/picture">
-            <wp:extent cx="384048" cy="143256"/>
-            <wp:docPr id="5" name="Picture 5"/>
-            <wp:cNvGraphicFramePr>
-              <a:graphicFrameLocks noChangeAspect="1"/>
-            </wp:cNvGraphicFramePr>
-            <a:graphic>
-              <a:graphicData uri="http://schemas.openxmlformats.org/drawingml/2006/picture">
-                <pic:pic>
-                  <pic:nvPicPr>
-                    <pic:cNvPr id="0" name="a185586e8f6594bd.png"/>
-                    <pic:cNvPicPr/>
-                  </pic:nvPicPr>
-                  <pic:blipFill>
-                    <a:blip r:embed="rId13"/>
-                    <a:stretch>
-                      <a:fillRect/>
-                    </a:stretch>
-                  </pic:blipFill>
-                  <pic:spPr>
-                    <a:xfrm>
-                      <a:off x="0" y="0"/>
-                      <a:ext cx="384048" cy="143256"/>
-                    </a:xfrm>
-                    <a:prstGeom prst="rect"/>
-                  </pic:spPr>
-                </pic:pic>
-              </a:graphicData>
-            </a:graphic>
-          </wp:inline>
-        </w:drawing>
-      </w:r>
-      <w:r>
-        <w:rPr>
-          <w:b w:val="0"/>
-          <w:i w:val="0"/>
-          <w:color w:val="1A1A1A"/>
-          <w:sz w:val="21"/>
-        </w:rPr>
-        <w:t xml:space="preserve"> for every nonzero </w:t>
-      </w:r>
-      <w:r>
-        <w:drawing>
-          <wp:inline xmlns:a="http://schemas.openxmlformats.org/drawingml/2006/main" xmlns:pic="http://schemas.openxmlformats.org/drawingml/2006/picture">
-            <wp:extent cx="79248" cy="76200"/>
-            <wp:docPr id="6" name="Picture 6"/>
-            <wp:cNvGraphicFramePr>
-              <a:graphicFrameLocks noChangeAspect="1"/>
-            </wp:cNvGraphicFramePr>
-            <a:graphic>
-              <a:graphicData uri="http://schemas.openxmlformats.org/drawingml/2006/picture">
-                <pic:pic>
-                  <pic:nvPicPr>
-                    <pic:cNvPr id="0" name="031b7c8444ab5e83.png"/>
-                    <pic:cNvPicPr/>
-                  </pic:nvPicPr>
-                  <pic:blipFill>
-                    <a:blip r:embed="rId14"/>
-                    <a:stretch>
-                      <a:fillRect/>
-                    </a:stretch>
-                  </pic:blipFill>
-                  <pic:spPr>
-                    <a:xfrm>
-                      <a:off x="0" y="0"/>
-                      <a:ext cx="79248" cy="76200"/>
-                    </a:xfrm>
-                    <a:prstGeom prst="rect"/>
-                  </pic:spPr>
-                </pic:pic>
-              </a:graphicData>
-            </a:graphic>
-          </wp:inline>
-        </w:drawing>
-      </w:r>
-    </w:p>
-    <w:p>
-      <w:pPr>
-        <w:keepNext/>
-        <w:spacing w:before="280" w:after="120"/>
-        <w:pBdr>
-          <w:bottom w:val="single" w:sz="8" w:space="2" w:color="1A1A1A"/>
-        </w:pBdr>
-      </w:pPr>
-      <w:r>
-        <w:rPr>
-          <w:b/>
-          <w:i w:val="0"/>
-          <w:color w:val="1A1A1A"/>
-          <w:sz w:val="30"/>
-        </w:rPr>
-        <w:t>Warm-Up — spaced retrieval</w:t>
-      </w:r>
-    </w:p>
-    <w:p>
-      <w:pPr>
-        <w:spacing w:before="0" w:after="120"/>
-      </w:pPr>
-      <w:r>
-        <w:rPr>
-          <w:b w:val="0"/>
-          <w:i w:val="0"/>
-          <w:color w:val="1A1A1A"/>
-          <w:sz w:val="21"/>
-        </w:rPr>
-        <w:t>Four questions, two minutes silent, then the reveal. No reteach longer than one sentence per question.</w:t>
-      </w:r>
-    </w:p>
-    <w:p>
-      <w:pPr>
-        <w:spacing w:before="0" w:after="80"/>
+        <w:spacing w:before="20" w:after="80"/>
         <w:ind w:left="360" w:hanging="360"/>
       </w:pPr>
       <w:r>
@@ -2233,113 +1564,12 @@
           <w:color w:val="1A1A1A"/>
           <w:sz w:val="21"/>
         </w:rPr>
-        <w:t xml:space="preserve">Write as one power:  </w:t>
-      </w:r>
-      <w:r>
-        <w:drawing>
-          <wp:inline xmlns:a="http://schemas.openxmlformats.org/drawingml/2006/main" xmlns:pic="http://schemas.openxmlformats.org/drawingml/2006/picture">
-            <wp:extent cx="374904" cy="143256"/>
-            <wp:docPr id="7" name="Picture 7"/>
-            <wp:cNvGraphicFramePr>
-              <a:graphicFrameLocks noChangeAspect="1"/>
-            </wp:cNvGraphicFramePr>
-            <a:graphic>
-              <a:graphicData uri="http://schemas.openxmlformats.org/drawingml/2006/picture">
-                <pic:pic>
-                  <pic:nvPicPr>
-                    <pic:cNvPr id="0" name="cda523a8c0c86948.png"/>
-                    <pic:cNvPicPr/>
-                  </pic:nvPicPr>
-                  <pic:blipFill>
-                    <a:blip r:embed="rId15"/>
-                    <a:stretch>
-                      <a:fillRect/>
-                    </a:stretch>
-                  </pic:blipFill>
-                  <pic:spPr>
-                    <a:xfrm>
-                      <a:off x="0" y="0"/>
-                      <a:ext cx="374904" cy="143256"/>
-                    </a:xfrm>
-                    <a:prstGeom prst="rect"/>
-                  </pic:spPr>
-                </pic:pic>
-              </a:graphicData>
-            </a:graphic>
-          </wp:inline>
-        </w:drawing>
-      </w:r>
-      <w:r>
-        <w:rPr>
-          <w:b w:val="0"/>
-          <w:i w:val="0"/>
-          <w:color w:val="1A1A1A"/>
-          <w:sz w:val="21"/>
-        </w:rPr>
-        <w:t xml:space="preserve">    </w:t>
-      </w:r>
-      <w:r>
-        <w:drawing>
-          <wp:inline xmlns:a="http://schemas.openxmlformats.org/drawingml/2006/main" xmlns:pic="http://schemas.openxmlformats.org/drawingml/2006/picture">
-            <wp:extent cx="128016" cy="143256"/>
-            <wp:docPr id="8" name="Picture 8"/>
-            <wp:cNvGraphicFramePr>
-              <a:graphicFrameLocks noChangeAspect="1"/>
-            </wp:cNvGraphicFramePr>
-            <a:graphic>
-              <a:graphicData uri="http://schemas.openxmlformats.org/drawingml/2006/picture">
-                <pic:pic>
-                  <pic:nvPicPr>
-                    <pic:cNvPr id="0" name="d27acb40f446cf41.png"/>
-                    <pic:cNvPicPr/>
-                  </pic:nvPicPr>
-                  <pic:blipFill>
-                    <a:blip r:embed="rId16"/>
-                    <a:stretch>
-                      <a:fillRect/>
-                    </a:stretch>
-                  </pic:blipFill>
-                  <pic:spPr>
-                    <a:xfrm>
-                      <a:off x="0" y="0"/>
-                      <a:ext cx="128016" cy="143256"/>
-                    </a:xfrm>
-                    <a:prstGeom prst="rect"/>
-                  </pic:spPr>
-                </pic:pic>
-              </a:graphicData>
-            </a:graphic>
-          </wp:inline>
-        </w:drawing>
+        <w:t>Same base, subtract the exponents — top minus bottom, in that order.</w:t>
       </w:r>
     </w:p>
     <w:p>
       <w:pPr>
-        <w:spacing w:before="0" w:after="120"/>
-        <w:ind w:left="360"/>
-      </w:pPr>
-      <w:r>
-        <w:rPr>
-          <w:b w:val="0"/>
-          <w:i/>
-          <w:color w:val="6B6B6B"/>
-          <w:sz w:val="19"/>
-        </w:rPr>
-        <w:t xml:space="preserve">retrieves: </w:t>
-      </w:r>
-      <w:r>
-        <w:rPr>
-          <w:b w:val="0"/>
-          <w:i/>
-          <w:color w:val="6B6B6B"/>
-          <w:sz w:val="19"/>
-        </w:rPr>
-        <w:t>yesterday — 3.01 — product of powers</w:t>
-      </w:r>
-    </w:p>
-    <w:p>
-      <w:pPr>
-        <w:spacing w:before="0" w:after="80"/>
+        <w:spacing w:before="20" w:after="80"/>
         <w:ind w:left="360" w:hanging="360"/>
       </w:pPr>
       <w:r>
@@ -2352,85 +1582,18 @@
         <w:t xml:space="preserve">2.  </w:t>
       </w:r>
       <w:r>
-        <w:drawing>
-          <wp:inline xmlns:a="http://schemas.openxmlformats.org/drawingml/2006/main" xmlns:pic="http://schemas.openxmlformats.org/drawingml/2006/picture">
-            <wp:extent cx="457200" cy="204216"/>
-            <wp:docPr id="9" name="Picture 9"/>
-            <wp:cNvGraphicFramePr>
-              <a:graphicFrameLocks noChangeAspect="1"/>
-            </wp:cNvGraphicFramePr>
-            <a:graphic>
-              <a:graphicData uri="http://schemas.openxmlformats.org/drawingml/2006/picture">
-                <pic:pic>
-                  <pic:nvPicPr>
-                    <pic:cNvPr id="0" name="4d1e35aa659561f1.png"/>
-                    <pic:cNvPicPr/>
-                  </pic:nvPicPr>
-                  <pic:blipFill>
-                    <a:blip r:embed="rId17"/>
-                    <a:stretch>
-                      <a:fillRect/>
-                    </a:stretch>
-                  </pic:blipFill>
-                  <pic:spPr>
-                    <a:xfrm>
-                      <a:off x="0" y="0"/>
-                      <a:ext cx="457200" cy="204216"/>
-                    </a:xfrm>
-                    <a:prstGeom prst="rect"/>
-                  </pic:spPr>
-                </pic:pic>
-              </a:graphicData>
-            </a:graphic>
-          </wp:inline>
-        </w:drawing>
-      </w:r>
-      <w:r>
         <w:rPr>
           <w:b w:val="0"/>
           <w:i w:val="0"/>
           <w:color w:val="1A1A1A"/>
           <w:sz w:val="21"/>
         </w:rPr>
-        <w:t xml:space="preserve">    </w:t>
-      </w:r>
-      <w:r>
-        <w:rPr>
-          <w:b/>
-          <w:i/>
-          <w:color w:val="9E1B32"/>
-          <w:sz w:val="21"/>
-        </w:rPr>
-        <w:t>−3</w:t>
+        <w:t>An exponent on a fraction lands on the top and on the bottom, both.</w:t>
       </w:r>
     </w:p>
     <w:p>
       <w:pPr>
-        <w:spacing w:before="0" w:after="120"/>
-        <w:ind w:left="360"/>
-      </w:pPr>
-      <w:r>
-        <w:rPr>
-          <w:b w:val="0"/>
-          <w:i/>
-          <w:color w:val="6B6B6B"/>
-          <w:sz w:val="19"/>
-        </w:rPr>
-        <w:t xml:space="preserve">retrieves: </w:t>
-      </w:r>
-      <w:r>
-        <w:rPr>
-          <w:b w:val="0"/>
-          <w:i/>
-          <w:color w:val="6B6B6B"/>
-          <w:sz w:val="19"/>
-        </w:rPr>
-        <w:t>last week — Unit 2 — cube roots (2.03)</w:t>
-      </w:r>
-    </w:p>
-    <w:p>
-      <w:pPr>
-        <w:spacing w:before="0" w:after="80"/>
+        <w:spacing w:before="20" w:after="80"/>
         <w:ind w:left="360" w:hanging="360"/>
       </w:pPr>
       <w:r>
@@ -2449,183 +1612,12 @@
           <w:color w:val="1A1A1A"/>
           <w:sz w:val="21"/>
         </w:rPr>
-        <w:t xml:space="preserve">Solve  </w:t>
-      </w:r>
-      <w:r>
-        <w:drawing>
-          <wp:inline xmlns:a="http://schemas.openxmlformats.org/drawingml/2006/main" xmlns:pic="http://schemas.openxmlformats.org/drawingml/2006/picture">
-            <wp:extent cx="704088" cy="118872"/>
-            <wp:docPr id="10" name="Picture 10"/>
-            <wp:cNvGraphicFramePr>
-              <a:graphicFrameLocks noChangeAspect="1"/>
-            </wp:cNvGraphicFramePr>
-            <a:graphic>
-              <a:graphicData uri="http://schemas.openxmlformats.org/drawingml/2006/picture">
-                <pic:pic>
-                  <pic:nvPicPr>
-                    <pic:cNvPr id="0" name="abdab1cd7f024d3b.png"/>
-                    <pic:cNvPicPr/>
-                  </pic:nvPicPr>
-                  <pic:blipFill>
-                    <a:blip r:embed="rId18"/>
-                    <a:stretch>
-                      <a:fillRect/>
-                    </a:stretch>
-                  </pic:blipFill>
-                  <pic:spPr>
-                    <a:xfrm>
-                      <a:off x="0" y="0"/>
-                      <a:ext cx="704088" cy="118872"/>
-                    </a:xfrm>
-                    <a:prstGeom prst="rect"/>
-                  </pic:spPr>
-                </pic:pic>
-              </a:graphicData>
-            </a:graphic>
-          </wp:inline>
-        </w:drawing>
-      </w:r>
-      <w:r>
-        <w:rPr>
-          <w:b w:val="0"/>
-          <w:i w:val="0"/>
-          <w:color w:val="1A1A1A"/>
-          <w:sz w:val="21"/>
-        </w:rPr>
-        <w:t xml:space="preserve">    </w:t>
-      </w:r>
-      <w:r>
-        <w:rPr>
-          <w:b/>
-          <w:i/>
-          <w:color w:val="9E1B32"/>
-          <w:sz w:val="21"/>
-        </w:rPr>
-        <w:t>x &lt; 4</w:t>
+        <w:t>Anything nonzero to the zero power is 1. Not 0 — 1.</w:t>
       </w:r>
     </w:p>
     <w:p>
-      <w:pPr>
-        <w:spacing w:before="0" w:after="120"/>
-        <w:ind w:left="360"/>
-      </w:pPr>
       <w:r>
-        <w:rPr>
-          <w:b w:val="0"/>
-          <w:i/>
-          <w:color w:val="6B6B6B"/>
-          <w:sz w:val="19"/>
-        </w:rPr>
-        <w:t xml:space="preserve">retrieves: </w:t>
-      </w:r>
-      <w:r>
-        <w:rPr>
-          <w:b w:val="0"/>
-          <w:i/>
-          <w:color w:val="6B6B6B"/>
-          <w:sz w:val="19"/>
-        </w:rPr>
-        <w:t>last unit — Unit 1 — two-step inequalities (1.08)</w:t>
-      </w:r>
-    </w:p>
-    <w:p>
-      <w:pPr>
-        <w:spacing w:before="0" w:after="80"/>
-        <w:ind w:left="360" w:hanging="360"/>
-      </w:pPr>
-      <w:r>
-        <w:rPr>
-          <w:b/>
-          <w:i w:val="0"/>
-          <w:color w:val="1A1A1A"/>
-          <w:sz w:val="21"/>
-        </w:rPr>
-        <w:t xml:space="preserve">4.  </w:t>
-      </w:r>
-      <w:r>
-        <w:rPr>
-          <w:b w:val="0"/>
-          <w:i w:val="0"/>
-          <w:color w:val="1A1A1A"/>
-          <w:sz w:val="21"/>
-        </w:rPr>
-        <w:t xml:space="preserve">Simplify  </w:t>
-      </w:r>
-      <w:r>
-        <w:drawing>
-          <wp:inline xmlns:a="http://schemas.openxmlformats.org/drawingml/2006/main" xmlns:pic="http://schemas.openxmlformats.org/drawingml/2006/picture">
-            <wp:extent cx="310896" cy="219456"/>
-            <wp:docPr id="11" name="Picture 11"/>
-            <wp:cNvGraphicFramePr>
-              <a:graphicFrameLocks noChangeAspect="1"/>
-            </wp:cNvGraphicFramePr>
-            <a:graphic>
-              <a:graphicData uri="http://schemas.openxmlformats.org/drawingml/2006/picture">
-                <pic:pic>
-                  <pic:nvPicPr>
-                    <pic:cNvPr id="0" name="6d53176f55e7b9aa.png"/>
-                    <pic:cNvPicPr/>
-                  </pic:nvPicPr>
-                  <pic:blipFill>
-                    <a:blip r:embed="rId19"/>
-                    <a:stretch>
-                      <a:fillRect/>
-                    </a:stretch>
-                  </pic:blipFill>
-                  <pic:spPr>
-                    <a:xfrm>
-                      <a:off x="0" y="0"/>
-                      <a:ext cx="310896" cy="219456"/>
-                    </a:xfrm>
-                    <a:prstGeom prst="rect"/>
-                  </pic:spPr>
-                </pic:pic>
-              </a:graphicData>
-            </a:graphic>
-          </wp:inline>
-        </w:drawing>
-      </w:r>
-      <w:r>
-        <w:rPr>
-          <w:b w:val="0"/>
-          <w:i w:val="0"/>
-          <w:color w:val="1A1A1A"/>
-          <w:sz w:val="21"/>
-        </w:rPr>
-        <w:t xml:space="preserve">    </w:t>
-      </w:r>
-      <w:r>
-        <w:rPr>
-          <w:b/>
-          <w:i/>
-          <w:color w:val="9E1B32"/>
-          <w:sz w:val="21"/>
-        </w:rPr>
-        <w:t>5</w:t>
-      </w:r>
-    </w:p>
-    <w:p>
-      <w:pPr>
-        <w:spacing w:before="0" w:after="120"/>
-        <w:ind w:left="360"/>
-      </w:pPr>
-      <w:r>
-        <w:rPr>
-          <w:b w:val="0"/>
-          <w:i/>
-          <w:color w:val="6B6B6B"/>
-          <w:sz w:val="19"/>
-        </w:rPr>
-        <w:t xml:space="preserve">retrieves: </w:t>
-      </w:r>
-      <w:r>
-        <w:rPr>
-          <w:b w:val="0"/>
-          <w:i/>
-          <w:color w:val="6B6B6B"/>
-          <w:sz w:val="19"/>
-        </w:rPr>
-        <w:t>prior grade — the prerequisite this lesson needs — Grade 6 — cancelling common factors in a fraction (MA.6.NSO.2)</w:t>
+        <w:br w:type="page"/>
       </w:r>
     </w:p>
     <w:p>
@@ -2643,47 +1635,31 @@
           <w:color w:val="1A1A1A"/>
           <w:sz w:val="30"/>
         </w:rPr>
-        <w:t>Slide-by-Slide Teaching Notes</w:t>
+        <w:t>Slide by Slide</w:t>
       </w:r>
     </w:p>
     <w:p>
       <w:pPr>
-        <w:keepNext/>
-        <w:spacing w:before="200" w:after="60"/>
+        <w:spacing w:before="20" w:after="60"/>
+        <w:ind w:left="470" w:hanging="470"/>
       </w:pPr>
       <w:r>
         <w:rPr>
           <w:b/>
           <w:i w:val="0"/>
           <w:color w:val="1A1A1A"/>
-          <w:sz w:val="23"/>
+          <w:sz w:val="21"/>
         </w:rPr>
-        <w:t>Slide 1.  Quotient Laws of Exponents</w:t>
+        <w:t xml:space="preserve">1.  </w:t>
       </w:r>
       <w:r>
         <w:rPr>
-          <w:b w:val="0"/>
-          <w:i/>
-          <w:color w:val="6B6B6B"/>
-          <w:sz w:val="19"/>
-        </w:rPr>
-        <w:t xml:space="preserve">    1 min</w:t>
-      </w:r>
-    </w:p>
-    <w:p>
-      <w:pPr>
-        <w:spacing w:before="0" w:after="60"/>
-        <w:ind w:left="360" w:hanging="220"/>
-      </w:pPr>
-      <w:r>
-        <w:rPr>
-          <w:rFonts w:ascii="FreeSerif" w:hAnsi="FreeSerif" w:eastAsia="FreeSerif"/>
-          <w:b w:val="0"/>
+          <w:b/>
           <w:i w:val="0"/>
           <w:color w:val="1A1A1A"/>
-          <w:sz w:val="16"/>
+          <w:sz w:val="21"/>
         </w:rPr>
-        <w:t xml:space="preserve">●  </w:t>
+        <w:t xml:space="preserve">Quotient Laws of Exponents.  </w:t>
       </w:r>
       <w:r>
         <w:rPr>
@@ -2692,47 +1668,31 @@
           <w:color w:val="1A1A1A"/>
           <w:sz w:val="21"/>
         </w:rPr>
-        <w:t>Post the learning target. Say the 'today' line and nothing else yet.</w:t>
+        <w:t>Post the learning target.</w:t>
       </w:r>
     </w:p>
     <w:p>
       <w:pPr>
-        <w:keepNext/>
-        <w:spacing w:before="200" w:after="60"/>
+        <w:spacing w:before="20" w:after="60"/>
+        <w:ind w:left="470" w:hanging="470"/>
       </w:pPr>
       <w:r>
         <w:rPr>
           <w:b/>
           <w:i w:val="0"/>
           <w:color w:val="1A1A1A"/>
-          <w:sz w:val="23"/>
+          <w:sz w:val="21"/>
         </w:rPr>
-        <w:t>Slide 2.  Warm-Up — On your own. Four minutes. No notes.</w:t>
+        <w:t xml:space="preserve">2.  </w:t>
       </w:r>
       <w:r>
         <w:rPr>
-          <w:b w:val="0"/>
-          <w:i/>
-          <w:color w:val="6B6B6B"/>
-          <w:sz w:val="19"/>
-        </w:rPr>
-        <w:t xml:space="preserve">    4 min</w:t>
-      </w:r>
-    </w:p>
-    <w:p>
-      <w:pPr>
-        <w:spacing w:before="0" w:after="60"/>
-        <w:ind w:left="360" w:hanging="220"/>
-      </w:pPr>
-      <w:r>
-        <w:rPr>
-          <w:rFonts w:ascii="FreeSerif" w:hAnsi="FreeSerif" w:eastAsia="FreeSerif"/>
-          <w:b w:val="0"/>
+          <w:b/>
           <w:i w:val="0"/>
           <w:color w:val="1A1A1A"/>
-          <w:sz w:val="16"/>
+          <w:sz w:val="21"/>
         </w:rPr>
-        <w:t xml:space="preserve">●  </w:t>
+        <w:t xml:space="preserve">Warm-Up — On your own. Four minutes. No notes..  </w:t>
       </w:r>
       <w:r>
         <w:rPr>
@@ -2741,47 +1701,31 @@
           <w:color w:val="1A1A1A"/>
           <w:sz w:val="21"/>
         </w:rPr>
-        <w:t>Q4 is the move the whole lesson runs on: cancel a factor of 5 from top and bottom, and one 5 is left. A board showing 125/25 unsimplified has the arithmetic and not the idea.</w:t>
+        <w:t>Q4 is the move the whole lesson runs on: cancel a factor of 5 from top and bottom, and one 5 is left.</w:t>
       </w:r>
     </w:p>
     <w:p>
       <w:pPr>
-        <w:keepNext/>
-        <w:spacing w:before="200" w:after="60"/>
+        <w:spacing w:before="20" w:after="60"/>
+        <w:ind w:left="470" w:hanging="470"/>
       </w:pPr>
       <w:r>
         <w:rPr>
           <w:b/>
           <w:i w:val="0"/>
           <w:color w:val="1A1A1A"/>
-          <w:sz w:val="23"/>
+          <w:sz w:val="21"/>
         </w:rPr>
-        <w:t>Slide 3.  Warm-Up — Answers.</w:t>
+        <w:t xml:space="preserve">3.  </w:t>
       </w:r>
       <w:r>
         <w:rPr>
-          <w:b w:val="0"/>
-          <w:i/>
-          <w:color w:val="6B6B6B"/>
-          <w:sz w:val="19"/>
-        </w:rPr>
-        <w:t xml:space="preserve">    1 min</w:t>
-      </w:r>
-    </w:p>
-    <w:p>
-      <w:pPr>
-        <w:spacing w:before="0" w:after="60"/>
-        <w:ind w:left="360" w:hanging="220"/>
-      </w:pPr>
-      <w:r>
-        <w:rPr>
-          <w:rFonts w:ascii="FreeSerif" w:hAnsi="FreeSerif" w:eastAsia="FreeSerif"/>
-          <w:b w:val="0"/>
+          <w:b/>
           <w:i w:val="0"/>
           <w:color w:val="1A1A1A"/>
-          <w:sz w:val="16"/>
+          <w:sz w:val="21"/>
         </w:rPr>
-        <w:t xml:space="preserve">●  </w:t>
+        <w:t xml:space="preserve">Warm-Up — Answers..  </w:t>
       </w:r>
       <w:r>
         <w:rPr>
@@ -2790,47 +1734,41 @@
           <w:color w:val="1A1A1A"/>
           <w:sz w:val="21"/>
         </w:rPr>
-        <w:t>Reveal. Ask for the band each question came from only if time allows.</w:t>
-      </w:r>
-    </w:p>
-    <w:p>
-      <w:pPr>
-        <w:keepNext/>
-        <w:spacing w:before="200" w:after="60"/>
-      </w:pPr>
-      <w:r>
-        <w:rPr>
-          <w:b/>
-          <w:i w:val="0"/>
-          <w:color w:val="1A1A1A"/>
-          <w:sz w:val="23"/>
-        </w:rPr>
-        <w:t>Slide 4.  Notes — Where the rule comes from.</w:t>
+        <w:t xml:space="preserve">Reveal.  1. </w:t>
       </w:r>
       <w:r>
-        <w:rPr>
-          <w:b w:val="0"/>
-          <w:i/>
-          <w:color w:val="6B6B6B"/>
-          <w:sz w:val="19"/>
-        </w:rPr>
-        <w:t xml:space="preserve">    4 min</w:t>
-      </w:r>
-    </w:p>
-    <w:p>
-      <w:pPr>
-        <w:spacing w:before="0" w:after="60"/>
-        <w:ind w:left="360" w:hanging="220"/>
-      </w:pPr>
-      <w:r>
-        <w:rPr>
-          <w:rFonts w:ascii="FreeSerif" w:hAnsi="FreeSerif" w:eastAsia="FreeSerif"/>
-          <w:b w:val="0"/>
-          <w:i w:val="0"/>
-          <w:color w:val="1A1A1A"/>
-          <w:sz w:val="16"/>
-        </w:rPr>
-        <w:t xml:space="preserve">●  </w:t>
+        <w:drawing>
+          <wp:inline xmlns:a="http://schemas.openxmlformats.org/drawingml/2006/main" xmlns:pic="http://schemas.openxmlformats.org/drawingml/2006/picture">
+            <wp:extent cx="128016" cy="143256"/>
+            <wp:docPr id="1" name="Picture 1"/>
+            <wp:cNvGraphicFramePr>
+              <a:graphicFrameLocks noChangeAspect="1"/>
+            </wp:cNvGraphicFramePr>
+            <a:graphic>
+              <a:graphicData uri="http://schemas.openxmlformats.org/drawingml/2006/picture">
+                <pic:pic>
+                  <pic:nvPicPr>
+                    <pic:cNvPr id="0" name="f926d76d5334f828.png"/>
+                    <pic:cNvPicPr/>
+                  </pic:nvPicPr>
+                  <pic:blipFill>
+                    <a:blip r:embed="rId9"/>
+                    <a:stretch>
+                      <a:fillRect/>
+                    </a:stretch>
+                  </pic:blipFill>
+                  <pic:spPr>
+                    <a:xfrm>
+                      <a:off x="0" y="0"/>
+                      <a:ext cx="128016" cy="143256"/>
+                    </a:xfrm>
+                    <a:prstGeom prst="rect"/>
+                  </pic:spPr>
+                </pic:pic>
+              </a:graphicData>
+            </a:graphic>
+          </wp:inline>
+        </w:drawing>
       </w:r>
       <w:r>
         <w:rPr>
@@ -2839,17 +1777,31 @@
           <w:color w:val="1A1A1A"/>
           <w:sz w:val="21"/>
         </w:rPr>
-        <w:t>Expand 5</w:t>
+        <w:t xml:space="preserve">   2. −3   3. x &lt; 4   4. 5</w:t>
+      </w:r>
+    </w:p>
+    <w:p>
+      <w:pPr>
+        <w:spacing w:before="20" w:after="60"/>
+        <w:ind w:left="470" w:hanging="470"/>
+      </w:pPr>
+      <w:r>
+        <w:rPr>
+          <w:b/>
+          <w:i w:val="0"/>
+          <w:color w:val="1A1A1A"/>
+          <w:sz w:val="21"/>
+        </w:rPr>
+        <w:t xml:space="preserve">4.  </w:t>
       </w:r>
       <w:r>
         <w:rPr>
-          <w:b w:val="0"/>
+          <w:b/>
           <w:i w:val="0"/>
           <w:color w:val="1A1A1A"/>
           <w:sz w:val="21"/>
-          <w:vertAlign w:val="superscript"/>
         </w:rPr>
-        <w:t>6</w:t>
+        <w:t xml:space="preserve">Notes — Where the rule comes from..  </w:t>
       </w:r>
       <w:r>
         <w:rPr>
@@ -2858,98 +1810,7 @@
           <w:color w:val="1A1A1A"/>
           <w:sz w:val="21"/>
         </w:rPr>
-        <w:t xml:space="preserve"> over 5</w:t>
-      </w:r>
-      <w:r>
-        <w:rPr>
-          <w:b w:val="0"/>
-          <w:i w:val="0"/>
-          <w:color w:val="1A1A1A"/>
-          <w:sz w:val="21"/>
-          <w:vertAlign w:val="superscript"/>
-        </w:rPr>
-        <w:t>3</w:t>
-      </w:r>
-      <w:r>
-        <w:rPr>
-          <w:b w:val="0"/>
-          <w:i w:val="0"/>
-          <w:color w:val="1A1A1A"/>
-          <w:sz w:val="21"/>
-        </w:rPr>
-        <w:t>, cancel three pairs, three 5s remain. Then the rule. Ask why the base must be nonzero (division by zero) and why the bases must match (nothing cancels in 5</w:t>
-      </w:r>
-      <w:r>
-        <w:rPr>
-          <w:b w:val="0"/>
-          <w:i w:val="0"/>
-          <w:color w:val="1A1A1A"/>
-          <w:sz w:val="21"/>
-          <w:vertAlign w:val="superscript"/>
-        </w:rPr>
-        <w:t>6</w:t>
-      </w:r>
-      <w:r>
-        <w:rPr>
-          <w:b w:val="0"/>
-          <w:i w:val="0"/>
-          <w:color w:val="1A1A1A"/>
-          <w:sz w:val="21"/>
-        </w:rPr>
-        <w:t>/2</w:t>
-      </w:r>
-      <w:r>
-        <w:rPr>
-          <w:b w:val="0"/>
-          <w:i w:val="0"/>
-          <w:color w:val="1A1A1A"/>
-          <w:sz w:val="21"/>
-          <w:vertAlign w:val="superscript"/>
-        </w:rPr>
-        <w:t>3</w:t>
-      </w:r>
-      <w:r>
-        <w:rPr>
-          <w:b w:val="0"/>
-          <w:i w:val="0"/>
-          <w:color w:val="1A1A1A"/>
-          <w:sz w:val="21"/>
-        </w:rPr>
-        <w:t>).</w:t>
-      </w:r>
-    </w:p>
-    <w:p>
-      <w:pPr>
-        <w:spacing w:before="0" w:after="80"/>
-        <w:ind w:left="360" w:hanging="220"/>
-      </w:pPr>
-      <w:r>
-        <w:rPr>
-          <w:rFonts w:ascii="FreeSerif" w:hAnsi="FreeSerif" w:eastAsia="FreeSerif"/>
-          <w:b w:val="0"/>
-          <w:i w:val="0"/>
-          <w:color w:val="1A1A1A"/>
-          <w:sz w:val="16"/>
-        </w:rPr>
-        <w:t xml:space="preserve">●  </w:t>
-      </w:r>
-      <w:r>
-        <w:rPr>
-          <w:b/>
-          <w:i w:val="0"/>
-          <w:color w:val="6B6B6B"/>
-          <w:sz w:val="21"/>
-        </w:rPr>
-        <w:t xml:space="preserve">OFF THE SLIDE, YOURS TO SAY: </w:t>
-      </w:r>
-      <w:r>
-        <w:rPr>
-          <w:b w:val="0"/>
-          <w:i w:val="0"/>
-          <w:color w:val="1A1A1A"/>
-          <w:sz w:val="21"/>
-        </w:rPr>
-        <w:t>'Subtract, do not divide. 5</w:t>
+        <w:t>Subtract, do not divide. 5</w:t>
       </w:r>
       <w:r>
         <w:rPr>
@@ -3049,42 +1910,26 @@
     </w:p>
     <w:p>
       <w:pPr>
-        <w:keepNext/>
-        <w:spacing w:before="200" w:after="60"/>
+        <w:spacing w:before="20" w:after="60"/>
+        <w:ind w:left="470" w:hanging="470"/>
       </w:pPr>
       <w:r>
         <w:rPr>
           <w:b/>
           <w:i w:val="0"/>
           <w:color w:val="1A1A1A"/>
-          <w:sz w:val="23"/>
+          <w:sz w:val="21"/>
         </w:rPr>
-        <w:t>Slide 5.  Notes</w:t>
+        <w:t xml:space="preserve">5.  </w:t>
       </w:r>
       <w:r>
         <w:rPr>
-          <w:b w:val="0"/>
-          <w:i/>
-          <w:color w:val="6B6B6B"/>
-          <w:sz w:val="19"/>
-        </w:rPr>
-        <w:t xml:space="preserve">    3 min</w:t>
-      </w:r>
-    </w:p>
-    <w:p>
-      <w:pPr>
-        <w:spacing w:before="0" w:after="60"/>
-        <w:ind w:left="360" w:hanging="220"/>
-      </w:pPr>
-      <w:r>
-        <w:rPr>
-          <w:rFonts w:ascii="FreeSerif" w:hAnsi="FreeSerif" w:eastAsia="FreeSerif"/>
-          <w:b w:val="0"/>
+          <w:b/>
           <w:i w:val="0"/>
           <w:color w:val="1A1A1A"/>
-          <w:sz w:val="16"/>
+          <w:sz w:val="21"/>
         </w:rPr>
-        <w:t xml:space="preserve">●  </w:t>
+        <w:t xml:space="preserve">Notes.  </w:t>
       </w:r>
       <w:r>
         <w:rPr>
@@ -3093,47 +1938,31 @@
           <w:color w:val="1A1A1A"/>
           <w:sz w:val="21"/>
         </w:rPr>
-        <w:t>Three copies of 8/10, multiplied: 8·8·8 over 10·10·10. The reveal on the line is the law. The task 'apply the law, do not simplify' exists because students want to reduce 8/10 first — both routes are right and give 0.512, and that is worth saying once.</w:t>
+        <w:t>Three copies of 8/10, multiplied: 8·8·8 over 10·10·10.</w:t>
       </w:r>
     </w:p>
     <w:p>
       <w:pPr>
-        <w:keepNext/>
-        <w:spacing w:before="200" w:after="60"/>
+        <w:spacing w:before="20" w:after="60"/>
+        <w:ind w:left="470" w:hanging="470"/>
       </w:pPr>
       <w:r>
         <w:rPr>
           <w:b/>
           <w:i w:val="0"/>
           <w:color w:val="1A1A1A"/>
-          <w:sz w:val="23"/>
+          <w:sz w:val="21"/>
         </w:rPr>
-        <w:t>Slide 6.  Notes</w:t>
+        <w:t xml:space="preserve">6.  </w:t>
       </w:r>
       <w:r>
         <w:rPr>
-          <w:b w:val="0"/>
-          <w:i/>
-          <w:color w:val="6B6B6B"/>
-          <w:sz w:val="19"/>
-        </w:rPr>
-        <w:t xml:space="preserve">    4 min</w:t>
-      </w:r>
-    </w:p>
-    <w:p>
-      <w:pPr>
-        <w:spacing w:before="0" w:after="60"/>
-        <w:ind w:left="360" w:hanging="220"/>
-      </w:pPr>
-      <w:r>
-        <w:rPr>
-          <w:rFonts w:ascii="FreeSerif" w:hAnsi="FreeSerif" w:eastAsia="FreeSerif"/>
-          <w:b w:val="0"/>
+          <w:b/>
           <w:i w:val="0"/>
           <w:color w:val="1A1A1A"/>
-          <w:sz w:val="16"/>
+          <w:sz w:val="21"/>
         </w:rPr>
-        <w:t xml:space="preserve">●  </w:t>
+        <w:t xml:space="preserve">Notes.  </w:t>
       </w:r>
       <w:r>
         <w:rPr>
@@ -3142,17 +1971,31 @@
           <w:color w:val="1A1A1A"/>
           <w:sz w:val="21"/>
         </w:rPr>
-        <w:t>Road 1: the pattern table, each column divided by the base. Road 2: 2</w:t>
+        <w:t>Zero exponent means NO factors of the base are multiplied in. What is left is the 1 you always start from.</w:t>
+      </w:r>
+    </w:p>
+    <w:p>
+      <w:pPr>
+        <w:spacing w:before="20" w:after="60"/>
+        <w:ind w:left="470" w:hanging="470"/>
+      </w:pPr>
+      <w:r>
+        <w:rPr>
+          <w:b/>
+          <w:i w:val="0"/>
+          <w:color w:val="1A1A1A"/>
+          <w:sz w:val="21"/>
+        </w:rPr>
+        <w:t xml:space="preserve">7.  </w:t>
       </w:r>
       <w:r>
         <w:rPr>
-          <w:b w:val="0"/>
+          <w:b/>
           <w:i w:val="0"/>
           <w:color w:val="1A1A1A"/>
           <w:sz w:val="21"/>
-          <w:vertAlign w:val="superscript"/>
         </w:rPr>
-        <w:t>3</w:t>
+        <w:t xml:space="preserve">Example 1 — A negative base..  </w:t>
       </w:r>
       <w:r>
         <w:rPr>
@@ -3161,17 +2004,31 @@
           <w:color w:val="1A1A1A"/>
           <w:sz w:val="21"/>
         </w:rPr>
-        <w:t>/2</w:t>
+        <w:t>SPOKEN ONLY.</w:t>
+      </w:r>
+    </w:p>
+    <w:p>
+      <w:pPr>
+        <w:spacing w:before="20" w:after="60"/>
+        <w:ind w:left="470" w:hanging="470"/>
+      </w:pPr>
+      <w:r>
+        <w:rPr>
+          <w:b/>
+          <w:i w:val="0"/>
+          <w:color w:val="1A1A1A"/>
+          <w:sz w:val="21"/>
+        </w:rPr>
+        <w:t xml:space="preserve">8.  </w:t>
       </w:r>
       <w:r>
         <w:rPr>
-          <w:b w:val="0"/>
+          <w:b/>
           <w:i w:val="0"/>
           <w:color w:val="1A1A1A"/>
           <w:sz w:val="21"/>
-          <w:vertAlign w:val="superscript"/>
         </w:rPr>
-        <w:t>3</w:t>
+        <w:t xml:space="preserve">Example 1 — Worked..  </w:t>
       </w:r>
       <w:r>
         <w:rPr>
@@ -3180,236 +2037,31 @@
           <w:color w:val="1A1A1A"/>
           <w:sz w:val="21"/>
         </w:rPr>
-        <w:t xml:space="preserve"> is 1 because anything nonzero over itself is 1, and it is 2</w:t>
-      </w:r>
-      <w:r>
-        <w:rPr>
-          <w:b w:val="0"/>
-          <w:i w:val="0"/>
-          <w:color w:val="1A1A1A"/>
-          <w:sz w:val="21"/>
-          <w:vertAlign w:val="superscript"/>
-        </w:rPr>
-        <w:t>0</w:t>
-      </w:r>
-      <w:r>
-        <w:rPr>
-          <w:b w:val="0"/>
-          <w:i w:val="0"/>
-          <w:color w:val="1A1A1A"/>
-          <w:sz w:val="21"/>
-        </w:rPr>
-        <w:t xml:space="preserve"> by the quotient law — so 2</w:t>
-      </w:r>
-      <w:r>
-        <w:rPr>
-          <w:b w:val="0"/>
-          <w:i w:val="0"/>
-          <w:color w:val="1A1A1A"/>
-          <w:sz w:val="21"/>
-          <w:vertAlign w:val="superscript"/>
-        </w:rPr>
-        <w:t>0</w:t>
-      </w:r>
-      <w:r>
-        <w:rPr>
-          <w:b w:val="0"/>
-          <w:i w:val="0"/>
-          <w:color w:val="1A1A1A"/>
-          <w:sz w:val="21"/>
-        </w:rPr>
-        <w:t xml:space="preserve"> = 1. The misconception is a</w:t>
-      </w:r>
-      <w:r>
-        <w:rPr>
-          <w:b w:val="0"/>
-          <w:i w:val="0"/>
-          <w:color w:val="1A1A1A"/>
-          <w:sz w:val="21"/>
-          <w:vertAlign w:val="superscript"/>
-        </w:rPr>
-        <w:t>0</w:t>
-      </w:r>
-      <w:r>
-        <w:rPr>
-          <w:b w:val="0"/>
-          <w:i w:val="0"/>
-          <w:color w:val="1A1A1A"/>
-          <w:sz w:val="21"/>
-        </w:rPr>
-        <w:t xml:space="preserve"> = 0; the table kills it because the next entry after 2 is 2 ÷ 2, not 2 − 2.</w:t>
+        <w:t>Subtract, keep the base with its sign, evaluate: three negative factors, negative answer.</w:t>
       </w:r>
     </w:p>
     <w:p>
       <w:pPr>
-        <w:spacing w:before="0" w:after="80"/>
-        <w:ind w:left="360" w:hanging="220"/>
-      </w:pPr>
-      <w:r>
-        <w:rPr>
-          <w:rFonts w:ascii="FreeSerif" w:hAnsi="FreeSerif" w:eastAsia="FreeSerif"/>
-          <w:b w:val="0"/>
-          <w:i w:val="0"/>
-          <w:color w:val="1A1A1A"/>
-          <w:sz w:val="16"/>
-        </w:rPr>
-        <w:t xml:space="preserve">●  </w:t>
-      </w:r>
-      <w:r>
-        <w:rPr>
-          <w:b/>
-          <w:i w:val="0"/>
-          <w:color w:val="6B6B6B"/>
-          <w:sz w:val="21"/>
-        </w:rPr>
-        <w:t xml:space="preserve">OFF THE SLIDE, YOURS TO SAY: </w:t>
-      </w:r>
-      <w:r>
-        <w:rPr>
-          <w:b w:val="0"/>
-          <w:i w:val="0"/>
-          <w:color w:val="1A1A1A"/>
-          <w:sz w:val="21"/>
-        </w:rPr>
-        <w:t>'Zero exponent means NO factors of the base are multiplied in. What is left is the 1 you always start from.'</w:t>
-      </w:r>
-    </w:p>
-    <w:p>
-      <w:pPr>
-        <w:keepNext/>
-        <w:spacing w:before="200" w:after="60"/>
+        <w:spacing w:before="20" w:after="60"/>
+        <w:ind w:left="470" w:hanging="470"/>
       </w:pPr>
       <w:r>
         <w:rPr>
           <w:b/>
           <w:i w:val="0"/>
           <w:color w:val="1A1A1A"/>
-          <w:sz w:val="23"/>
-        </w:rPr>
-        <w:t>Slide 7.  Example 1 — A negative base.</w:t>
-      </w:r>
-      <w:r>
-        <w:rPr>
-          <w:b w:val="0"/>
-          <w:i/>
-          <w:color w:val="6B6B6B"/>
-          <w:sz w:val="19"/>
-        </w:rPr>
-        <w:t xml:space="preserve">    1 min</w:t>
-      </w:r>
-    </w:p>
-    <w:p>
-      <w:pPr>
-        <w:spacing w:before="0" w:after="60"/>
-        <w:ind w:left="360" w:hanging="220"/>
-      </w:pPr>
-      <w:r>
-        <w:rPr>
-          <w:rFonts w:ascii="FreeSerif" w:hAnsi="FreeSerif" w:eastAsia="FreeSerif"/>
-          <w:b w:val="0"/>
-          <w:i w:val="0"/>
-          <w:color w:val="1A1A1A"/>
-          <w:sz w:val="16"/>
-        </w:rPr>
-        <w:t xml:space="preserve">●  </w:t>
-      </w:r>
-      <w:r>
-        <w:rPr>
-          <w:b w:val="0"/>
-          <w:i w:val="0"/>
-          <w:color w:val="1A1A1A"/>
           <w:sz w:val="21"/>
         </w:rPr>
-        <w:t>SPOKEN ONLY. Same base? Yes, (−2). Which law? Then ask what the sign of the answer will be before anyone computes.</w:t>
+        <w:t xml:space="preserve">9.  </w:t>
       </w:r>
-    </w:p>
-    <w:p>
-      <w:pPr>
-        <w:keepNext/>
-        <w:spacing w:before="200" w:after="60"/>
-      </w:pPr>
       <w:r>
         <w:rPr>
           <w:b/>
           <w:i w:val="0"/>
           <w:color w:val="1A1A1A"/>
-          <w:sz w:val="23"/>
-        </w:rPr>
-        <w:t>Slide 8.  Example 1 — Worked.</w:t>
-      </w:r>
-      <w:r>
-        <w:rPr>
-          <w:b w:val="0"/>
-          <w:i/>
-          <w:color w:val="6B6B6B"/>
-          <w:sz w:val="19"/>
-        </w:rPr>
-        <w:t xml:space="preserve">    2 min</w:t>
-      </w:r>
-    </w:p>
-    <w:p>
-      <w:pPr>
-        <w:spacing w:before="0" w:after="60"/>
-        <w:ind w:left="360" w:hanging="220"/>
-      </w:pPr>
-      <w:r>
-        <w:rPr>
-          <w:rFonts w:ascii="FreeSerif" w:hAnsi="FreeSerif" w:eastAsia="FreeSerif"/>
-          <w:b w:val="0"/>
-          <w:i w:val="0"/>
-          <w:color w:val="1A1A1A"/>
-          <w:sz w:val="16"/>
-        </w:rPr>
-        <w:t xml:space="preserve">●  </w:t>
-      </w:r>
-      <w:r>
-        <w:rPr>
-          <w:b w:val="0"/>
-          <w:i w:val="0"/>
-          <w:color w:val="1A1A1A"/>
           <w:sz w:val="21"/>
         </w:rPr>
-        <w:t>Subtract, keep the base with its sign, evaluate: three negative factors, negative answer. The check row divides 64 by −8. A student who gets +8 dropped the sign at the last step.</w:t>
-      </w:r>
-    </w:p>
-    <w:p>
-      <w:pPr>
-        <w:keepNext/>
-        <w:spacing w:before="200" w:after="60"/>
-      </w:pPr>
-      <w:r>
-        <w:rPr>
-          <w:b/>
-          <w:i w:val="0"/>
-          <w:color w:val="1A1A1A"/>
-          <w:sz w:val="23"/>
-        </w:rPr>
-        <w:t>Slide 9.  Your Turn — Same steps, your numbers. Boards up when done.</w:t>
-      </w:r>
-      <w:r>
-        <w:rPr>
-          <w:b w:val="0"/>
-          <w:i/>
-          <w:color w:val="6B6B6B"/>
-          <w:sz w:val="19"/>
-        </w:rPr>
-        <w:t xml:space="preserve">    2 min</w:t>
-      </w:r>
-    </w:p>
-    <w:p>
-      <w:pPr>
-        <w:spacing w:before="0" w:after="60"/>
-        <w:ind w:left="360" w:hanging="220"/>
-      </w:pPr>
-      <w:r>
-        <w:rPr>
-          <w:rFonts w:ascii="FreeSerif" w:hAnsi="FreeSerif" w:eastAsia="FreeSerif"/>
-          <w:b w:val="0"/>
-          <w:i w:val="0"/>
-          <w:color w:val="1A1A1A"/>
-          <w:sz w:val="16"/>
-        </w:rPr>
-        <w:t xml:space="preserve">●  </w:t>
+        <w:t xml:space="preserve">Your Turn — Same steps, your numbers. Boards up when done..  </w:t>
       </w:r>
       <w:r>
         <w:rPr>
@@ -3456,7 +2108,353 @@
           <w:color w:val="1A1A1A"/>
           <w:sz w:val="21"/>
         </w:rPr>
-        <w:t xml:space="preserve"> by dividing the bases. 81 or 3</w:t>
+        <w:t xml:space="preserve"> by dividing the bases.</w:t>
+      </w:r>
+    </w:p>
+    <w:p>
+      <w:pPr>
+        <w:spacing w:before="20" w:after="60"/>
+        <w:ind w:left="470" w:hanging="470"/>
+      </w:pPr>
+      <w:r>
+        <w:rPr>
+          <w:b/>
+          <w:i w:val="0"/>
+          <w:color w:val="1A1A1A"/>
+          <w:sz w:val="21"/>
+        </w:rPr>
+        <w:t xml:space="preserve">10.  </w:t>
+      </w:r>
+      <w:r>
+        <w:rPr>
+          <w:b/>
+          <w:i w:val="0"/>
+          <w:color w:val="1A1A1A"/>
+          <w:sz w:val="21"/>
+        </w:rPr>
+        <w:t xml:space="preserve">Your Turn — Answer..  </w:t>
+      </w:r>
+      <w:r>
+        <w:rPr>
+          <w:b w:val="0"/>
+          <w:i w:val="0"/>
+          <w:color w:val="1A1A1A"/>
+          <w:sz w:val="21"/>
+        </w:rPr>
+        <w:t>Reveal; name what a wrong board most likely did (see the note above).</w:t>
+      </w:r>
+    </w:p>
+    <w:p>
+      <w:pPr>
+        <w:spacing w:before="20" w:after="60"/>
+        <w:ind w:left="470" w:hanging="470"/>
+      </w:pPr>
+      <w:r>
+        <w:rPr>
+          <w:b/>
+          <w:i w:val="0"/>
+          <w:color w:val="1A1A1A"/>
+          <w:sz w:val="21"/>
+        </w:rPr>
+        <w:t xml:space="preserve">11.  </w:t>
+      </w:r>
+      <w:r>
+        <w:rPr>
+          <w:b/>
+          <w:i w:val="0"/>
+          <w:color w:val="1A1A1A"/>
+          <w:sz w:val="21"/>
+        </w:rPr>
+        <w:t xml:space="preserve">Example 2 — A decimal base inside a quotient..  </w:t>
+      </w:r>
+      <w:r>
+        <w:rPr>
+          <w:b w:val="0"/>
+          <w:i w:val="0"/>
+          <w:color w:val="1A1A1A"/>
+          <w:sz w:val="21"/>
+        </w:rPr>
+        <w:t>SPOKEN ONLY.</w:t>
+      </w:r>
+    </w:p>
+    <w:p>
+      <w:pPr>
+        <w:spacing w:before="20" w:after="60"/>
+        <w:ind w:left="470" w:hanging="470"/>
+      </w:pPr>
+      <w:r>
+        <w:rPr>
+          <w:b/>
+          <w:i w:val="0"/>
+          <w:color w:val="1A1A1A"/>
+          <w:sz w:val="21"/>
+        </w:rPr>
+        <w:t xml:space="preserve">12.  </w:t>
+      </w:r>
+      <w:r>
+        <w:rPr>
+          <w:b/>
+          <w:i w:val="0"/>
+          <w:color w:val="1A1A1A"/>
+          <w:sz w:val="21"/>
+        </w:rPr>
+        <w:t xml:space="preserve">Example 2 — Worked both ways..  </w:t>
+      </w:r>
+      <w:r>
+        <w:rPr>
+          <w:b w:val="0"/>
+          <w:i w:val="0"/>
+          <w:color w:val="1A1A1A"/>
+          <w:sz w:val="21"/>
+        </w:rPr>
+        <w:t>Route 1 keeps the numbers small until the last step.</w:t>
+      </w:r>
+    </w:p>
+    <w:p>
+      <w:pPr>
+        <w:spacing w:before="20" w:after="60"/>
+        <w:ind w:left="470" w:hanging="470"/>
+      </w:pPr>
+      <w:r>
+        <w:rPr>
+          <w:b/>
+          <w:i w:val="0"/>
+          <w:color w:val="1A1A1A"/>
+          <w:sz w:val="21"/>
+        </w:rPr>
+        <w:t xml:space="preserve">13.  </w:t>
+      </w:r>
+      <w:r>
+        <w:rPr>
+          <w:b/>
+          <w:i w:val="0"/>
+          <w:color w:val="1A1A1A"/>
+          <w:sz w:val="21"/>
+        </w:rPr>
+        <w:t xml:space="preserve">Your Turn — Same steps, your numbers. Boards up when done..  </w:t>
+      </w:r>
+      <w:r>
+        <w:rPr>
+          <w:b w:val="0"/>
+          <w:i w:val="0"/>
+          <w:color w:val="1A1A1A"/>
+          <w:sz w:val="21"/>
+        </w:rPr>
+        <w:t>Catches a student who cubes only the numerator (27/4) or only the denominator (3/64).</w:t>
+      </w:r>
+    </w:p>
+    <w:p>
+      <w:pPr>
+        <w:spacing w:before="20" w:after="60"/>
+        <w:ind w:left="470" w:hanging="470"/>
+      </w:pPr>
+      <w:r>
+        <w:rPr>
+          <w:b/>
+          <w:i w:val="0"/>
+          <w:color w:val="1A1A1A"/>
+          <w:sz w:val="21"/>
+        </w:rPr>
+        <w:t xml:space="preserve">14.  </w:t>
+      </w:r>
+      <w:r>
+        <w:rPr>
+          <w:b/>
+          <w:i w:val="0"/>
+          <w:color w:val="1A1A1A"/>
+          <w:sz w:val="21"/>
+        </w:rPr>
+        <w:t xml:space="preserve">Your Turn — Answer..  </w:t>
+      </w:r>
+      <w:r>
+        <w:rPr>
+          <w:b w:val="0"/>
+          <w:i w:val="0"/>
+          <w:color w:val="1A1A1A"/>
+          <w:sz w:val="21"/>
+        </w:rPr>
+        <w:t>Reveal; name what a wrong board most likely did (see the note above).</w:t>
+      </w:r>
+    </w:p>
+    <w:p>
+      <w:pPr>
+        <w:spacing w:before="20" w:after="60"/>
+        <w:ind w:left="470" w:hanging="470"/>
+      </w:pPr>
+      <w:r>
+        <w:rPr>
+          <w:b/>
+          <w:i w:val="0"/>
+          <w:color w:val="1A1A1A"/>
+          <w:sz w:val="21"/>
+        </w:rPr>
+        <w:t xml:space="preserve">15–16.  </w:t>
+      </w:r>
+      <w:r>
+        <w:rPr>
+          <w:b/>
+          <w:i w:val="0"/>
+          <w:color w:val="1A1A1A"/>
+          <w:sz w:val="21"/>
+        </w:rPr>
+        <w:t xml:space="preserve">Board 1.  </w:t>
+      </w:r>
+      <w:r>
+        <w:drawing>
+          <wp:inline xmlns:a="http://schemas.openxmlformats.org/drawingml/2006/main" xmlns:pic="http://schemas.openxmlformats.org/drawingml/2006/picture">
+            <wp:extent cx="167640" cy="256032"/>
+            <wp:docPr id="2" name="Picture 2"/>
+            <wp:cNvGraphicFramePr>
+              <a:graphicFrameLocks noChangeAspect="1"/>
+            </wp:cNvGraphicFramePr>
+            <a:graphic>
+              <a:graphicData uri="http://schemas.openxmlformats.org/drawingml/2006/picture">
+                <pic:pic>
+                  <pic:nvPicPr>
+                    <pic:cNvPr id="0" name="e1399e0d24c0caff.png"/>
+                    <pic:cNvPicPr/>
+                  </pic:nvPicPr>
+                  <pic:blipFill>
+                    <a:blip r:embed="rId10"/>
+                    <a:stretch>
+                      <a:fillRect/>
+                    </a:stretch>
+                  </pic:blipFill>
+                  <pic:spPr>
+                    <a:xfrm>
+                      <a:off x="0" y="0"/>
+                      <a:ext cx="167640" cy="256032"/>
+                    </a:xfrm>
+                    <a:prstGeom prst="rect"/>
+                  </pic:spPr>
+                </pic:pic>
+              </a:graphicData>
+            </a:graphic>
+          </wp:inline>
+        </w:drawing>
+      </w:r>
+      <w:r>
+        <w:rPr>
+          <w:b w:val="0"/>
+          <w:i w:val="0"/>
+          <w:color w:val="1A1A1A"/>
+          <w:sz w:val="21"/>
+        </w:rPr>
+        <w:t xml:space="preserve">  →  </w:t>
+      </w:r>
+      <w:r>
+        <w:drawing>
+          <wp:inline xmlns:a="http://schemas.openxmlformats.org/drawingml/2006/main" xmlns:pic="http://schemas.openxmlformats.org/drawingml/2006/picture">
+            <wp:extent cx="201168" cy="143256"/>
+            <wp:docPr id="3" name="Picture 3"/>
+            <wp:cNvGraphicFramePr>
+              <a:graphicFrameLocks noChangeAspect="1"/>
+            </wp:cNvGraphicFramePr>
+            <a:graphic>
+              <a:graphicData uri="http://schemas.openxmlformats.org/drawingml/2006/picture">
+                <pic:pic>
+                  <pic:nvPicPr>
+                    <pic:cNvPr id="0" name="72491816570a5dca.png"/>
+                    <pic:cNvPicPr/>
+                  </pic:nvPicPr>
+                  <pic:blipFill>
+                    <a:blip r:embed="rId11"/>
+                    <a:stretch>
+                      <a:fillRect/>
+                    </a:stretch>
+                  </pic:blipFill>
+                  <pic:spPr>
+                    <a:xfrm>
+                      <a:off x="0" y="0"/>
+                      <a:ext cx="201168" cy="143256"/>
+                    </a:xfrm>
+                    <a:prstGeom prst="rect"/>
+                  </pic:spPr>
+                </pic:pic>
+              </a:graphicData>
+            </a:graphic>
+          </wp:inline>
+        </w:drawing>
+      </w:r>
+      <w:r>
+        <w:rPr>
+          <w:b w:val="0"/>
+          <w:i/>
+          <w:color w:val="6B6B6B"/>
+          <w:sz w:val="19"/>
+        </w:rPr>
+        <w:t xml:space="preserve">   10</w:t>
+      </w:r>
+      <w:r>
+        <w:rPr>
+          <w:b w:val="0"/>
+          <w:i/>
+          <w:color w:val="6B6B6B"/>
+          <w:sz w:val="19"/>
+          <w:vertAlign w:val="superscript"/>
+        </w:rPr>
+        <w:t>8</w:t>
+      </w:r>
+      <w:r>
+        <w:rPr>
+          <w:b w:val="0"/>
+          <w:i/>
+          <w:color w:val="6B6B6B"/>
+          <w:sz w:val="19"/>
+        </w:rPr>
+        <w:t xml:space="preserve"> — added the exponents [confused with product of powers]; 1</w:t>
+      </w:r>
+      <w:r>
+        <w:rPr>
+          <w:b w:val="0"/>
+          <w:i/>
+          <w:color w:val="6B6B6B"/>
+          <w:sz w:val="19"/>
+          <w:vertAlign w:val="superscript"/>
+        </w:rPr>
+        <w:t>2</w:t>
+      </w:r>
+      <w:r>
+        <w:rPr>
+          <w:b w:val="0"/>
+          <w:i/>
+          <w:color w:val="6B6B6B"/>
+          <w:sz w:val="19"/>
+        </w:rPr>
+        <w:t xml:space="preserve"> — divided the bases [7.NSO.1.1 misconception: operating on the bases]</w:t>
+      </w:r>
+    </w:p>
+    <w:p>
+      <w:pPr>
+        <w:spacing w:before="20" w:after="60"/>
+        <w:ind w:left="470" w:hanging="470"/>
+      </w:pPr>
+      <w:r>
+        <w:rPr>
+          <w:b/>
+          <w:i w:val="0"/>
+          <w:color w:val="1A1A1A"/>
+          <w:sz w:val="21"/>
+        </w:rPr>
+        <w:t xml:space="preserve">17–18.  </w:t>
+      </w:r>
+      <w:r>
+        <w:rPr>
+          <w:b/>
+          <w:i w:val="0"/>
+          <w:color w:val="1A1A1A"/>
+          <w:sz w:val="21"/>
+        </w:rPr>
+        <w:t xml:space="preserve">Board 2.  </w:t>
+      </w:r>
+      <w:r>
+        <w:rPr>
+          <w:b w:val="0"/>
+          <w:i w:val="0"/>
+          <w:color w:val="1A1A1A"/>
+          <w:sz w:val="21"/>
+        </w:rPr>
+        <w:t>A server stores 8</w:t>
       </w:r>
       <w:r>
         <w:rPr>
@@ -3475,154 +2473,7 @@
           <w:color w:val="1A1A1A"/>
           <w:sz w:val="21"/>
         </w:rPr>
-        <w:t xml:space="preserve"> is right.</w:t>
-      </w:r>
-    </w:p>
-    <w:p>
-      <w:pPr>
-        <w:keepNext/>
-        <w:spacing w:before="200" w:after="60"/>
-      </w:pPr>
-      <w:r>
-        <w:rPr>
-          <w:b/>
-          <w:i w:val="0"/>
-          <w:color w:val="1A1A1A"/>
-          <w:sz w:val="23"/>
-        </w:rPr>
-        <w:t>Slide 10.  Your Turn — Answer.</w:t>
-      </w:r>
-      <w:r>
-        <w:rPr>
-          <w:b w:val="0"/>
-          <w:i/>
-          <w:color w:val="6B6B6B"/>
-          <w:sz w:val="19"/>
-        </w:rPr>
-        <w:t xml:space="preserve">    1 min</w:t>
-      </w:r>
-    </w:p>
-    <w:p>
-      <w:pPr>
-        <w:spacing w:before="0" w:after="60"/>
-        <w:ind w:left="360" w:hanging="220"/>
-      </w:pPr>
-      <w:r>
-        <w:rPr>
-          <w:rFonts w:ascii="FreeSerif" w:hAnsi="FreeSerif" w:eastAsia="FreeSerif"/>
-          <w:b w:val="0"/>
-          <w:i w:val="0"/>
-          <w:color w:val="1A1A1A"/>
-          <w:sz w:val="16"/>
-        </w:rPr>
-        <w:t xml:space="preserve">●  </w:t>
-      </w:r>
-      <w:r>
-        <w:rPr>
-          <w:b w:val="0"/>
-          <w:i w:val="0"/>
-          <w:color w:val="1A1A1A"/>
-          <w:sz w:val="21"/>
-        </w:rPr>
-        <w:t>Reveal; name what a wrong board most likely did (see the note above).</w:t>
-      </w:r>
-    </w:p>
-    <w:p>
-      <w:pPr>
-        <w:keepNext/>
-        <w:spacing w:before="200" w:after="60"/>
-      </w:pPr>
-      <w:r>
-        <w:rPr>
-          <w:b/>
-          <w:i w:val="0"/>
-          <w:color w:val="1A1A1A"/>
-          <w:sz w:val="23"/>
-        </w:rPr>
-        <w:t>Slide 11.  Example 2 — A decimal base inside a quotient.</w:t>
-      </w:r>
-      <w:r>
-        <w:rPr>
-          <w:b w:val="0"/>
-          <w:i/>
-          <w:color w:val="6B6B6B"/>
-          <w:sz w:val="19"/>
-        </w:rPr>
-        <w:t xml:space="preserve">    1 min</w:t>
-      </w:r>
-    </w:p>
-    <w:p>
-      <w:pPr>
-        <w:spacing w:before="0" w:after="60"/>
-        <w:ind w:left="360" w:hanging="220"/>
-      </w:pPr>
-      <w:r>
-        <w:rPr>
-          <w:rFonts w:ascii="FreeSerif" w:hAnsi="FreeSerif" w:eastAsia="FreeSerif"/>
-          <w:b w:val="0"/>
-          <w:i w:val="0"/>
-          <w:color w:val="1A1A1A"/>
-          <w:sz w:val="16"/>
-        </w:rPr>
-        <w:t xml:space="preserve">●  </w:t>
-      </w:r>
-      <w:r>
-        <w:rPr>
-          <w:b w:val="0"/>
-          <w:i w:val="0"/>
-          <w:color w:val="1A1A1A"/>
-          <w:sz w:val="21"/>
-        </w:rPr>
-        <w:t>SPOKEN ONLY. Two routes: apply the power of a quotient, or divide first (0.2 ÷ 10 = 0.02) and raise that. Ask which they would choose and why.</w:t>
-      </w:r>
-    </w:p>
-    <w:p>
-      <w:pPr>
-        <w:keepNext/>
-        <w:spacing w:before="200" w:after="60"/>
-      </w:pPr>
-      <w:r>
-        <w:rPr>
-          <w:b/>
-          <w:i w:val="0"/>
-          <w:color w:val="1A1A1A"/>
-          <w:sz w:val="23"/>
-        </w:rPr>
-        <w:t>Slide 12.  Example 2 — Worked both ways.</w:t>
-      </w:r>
-      <w:r>
-        <w:rPr>
-          <w:b w:val="0"/>
-          <w:i/>
-          <w:color w:val="6B6B6B"/>
-          <w:sz w:val="19"/>
-        </w:rPr>
-        <w:t xml:space="preserve">    2 min</w:t>
-      </w:r>
-    </w:p>
-    <w:p>
-      <w:pPr>
-        <w:spacing w:before="0" w:after="60"/>
-        <w:ind w:left="360" w:hanging="220"/>
-      </w:pPr>
-      <w:r>
-        <w:rPr>
-          <w:rFonts w:ascii="FreeSerif" w:hAnsi="FreeSerif" w:eastAsia="FreeSerif"/>
-          <w:b w:val="0"/>
-          <w:i w:val="0"/>
-          <w:color w:val="1A1A1A"/>
-          <w:sz w:val="16"/>
-        </w:rPr>
-        <w:t xml:space="preserve">●  </w:t>
-      </w:r>
-      <w:r>
-        <w:rPr>
-          <w:b w:val="0"/>
-          <w:i w:val="0"/>
-          <w:color w:val="1A1A1A"/>
-          <w:sz w:val="21"/>
-        </w:rPr>
-        <w:t>Route 1 keeps the numbers small until the last step. Route 2 is one power of a small decimal; a calculator gives 0.00000016 either way. Count the decimal places on the board: 0.0016 has four, 10</w:t>
+        <w:t xml:space="preserve"> files in 8</w:t>
       </w:r>
       <w:r>
         <w:rPr>
@@ -3632,7 +2483,7 @@
           <w:sz w:val="21"/>
           <w:vertAlign w:val="superscript"/>
         </w:rPr>
-        <w:t>4</w:t>
+        <w:t>1</w:t>
       </w:r>
       <w:r>
         <w:rPr>
@@ -3641,22 +2492,25 @@
           <w:color w:val="1A1A1A"/>
           <w:sz w:val="21"/>
         </w:rPr>
-        <w:t xml:space="preserve"> moves four more.</w:t>
+        <w:t xml:space="preserve"> folders, evenly. It has been running for 30 days. How many files are in each folder?  →  </w:t>
       </w:r>
-    </w:p>
-    <w:p>
-      <w:pPr>
-        <w:keepNext/>
-        <w:spacing w:before="200" w:after="60"/>
-      </w:pPr>
       <w:r>
         <w:rPr>
           <w:b/>
-          <w:i w:val="0"/>
-          <w:color w:val="1A1A1A"/>
-          <w:sz w:val="23"/>
+          <w:i/>
+          <w:color w:val="9E1B32"/>
+          <w:sz w:val="21"/>
         </w:rPr>
-        <w:t>Slide 13.  Your Turn — Same steps, your numbers. Boards up when done.</w:t>
+        <w:t>512</w:t>
+      </w:r>
+      <w:r>
+        <w:rPr>
+          <w:b w:val="0"/>
+          <w:i/>
+          <w:color w:val="6B6B6B"/>
+          <w:sz w:val="20"/>
+        </w:rPr>
+        <w:t xml:space="preserve">   The 30 days is not needed.</w:t>
       </w:r>
       <w:r>
         <w:rPr>
@@ -3665,23 +2519,122 @@
           <w:color w:val="6B6B6B"/>
           <w:sz w:val="19"/>
         </w:rPr>
-        <w:t xml:space="preserve">    2 min</w:t>
+        <w:t xml:space="preserve">   4096 — kept 8</w:t>
+      </w:r>
+      <w:r>
+        <w:rPr>
+          <w:b w:val="0"/>
+          <w:i/>
+          <w:color w:val="6B6B6B"/>
+          <w:sz w:val="19"/>
+          <w:vertAlign w:val="superscript"/>
+        </w:rPr>
+        <w:t>4</w:t>
+      </w:r>
+      <w:r>
+        <w:rPr>
+          <w:b w:val="0"/>
+          <w:i/>
+          <w:color w:val="6B6B6B"/>
+          <w:sz w:val="19"/>
+        </w:rPr>
+        <w:t xml:space="preserve"> and treated 8</w:t>
+      </w:r>
+      <w:r>
+        <w:rPr>
+          <w:b w:val="0"/>
+          <w:i/>
+          <w:color w:val="6B6B6B"/>
+          <w:sz w:val="19"/>
+          <w:vertAlign w:val="superscript"/>
+        </w:rPr>
+        <w:t>1</w:t>
+      </w:r>
+      <w:r>
+        <w:rPr>
+          <w:b w:val="0"/>
+          <w:i/>
+          <w:color w:val="6B6B6B"/>
+          <w:sz w:val="19"/>
+        </w:rPr>
+        <w:t xml:space="preserve"> as 1 [identity law misread as zero exponent]; 64 — subtracted 4 − 1 wrong or used 8</w:t>
+      </w:r>
+      <w:r>
+        <w:rPr>
+          <w:b w:val="0"/>
+          <w:i/>
+          <w:color w:val="6B6B6B"/>
+          <w:sz w:val="19"/>
+          <w:vertAlign w:val="superscript"/>
+        </w:rPr>
+        <w:t>2</w:t>
+      </w:r>
+      <w:r>
+        <w:rPr>
+          <w:b w:val="0"/>
+          <w:i/>
+          <w:color w:val="6B6B6B"/>
+          <w:sz w:val="19"/>
+        </w:rPr>
+        <w:t>; anything built from 30 — the unneeded figure was used</w:t>
       </w:r>
     </w:p>
     <w:p>
       <w:pPr>
-        <w:spacing w:before="0" w:after="60"/>
-        <w:ind w:left="360" w:hanging="220"/>
+        <w:spacing w:before="20" w:after="60"/>
+        <w:ind w:left="470" w:hanging="470"/>
       </w:pPr>
       <w:r>
         <w:rPr>
-          <w:rFonts w:ascii="FreeSerif" w:hAnsi="FreeSerif" w:eastAsia="FreeSerif"/>
-          <w:b w:val="0"/>
+          <w:b/>
           <w:i w:val="0"/>
           <w:color w:val="1A1A1A"/>
-          <w:sz w:val="16"/>
+          <w:sz w:val="21"/>
         </w:rPr>
-        <w:t xml:space="preserve">●  </w:t>
+        <w:t xml:space="preserve">19–20.  </w:t>
+      </w:r>
+      <w:r>
+        <w:rPr>
+          <w:b/>
+          <w:i w:val="0"/>
+          <w:color w:val="1A1A1A"/>
+          <w:sz w:val="21"/>
+        </w:rPr>
+        <w:t xml:space="preserve">Board 3.  </w:t>
+      </w:r>
+      <w:r>
+        <w:drawing>
+          <wp:inline xmlns:a="http://schemas.openxmlformats.org/drawingml/2006/main" xmlns:pic="http://schemas.openxmlformats.org/drawingml/2006/picture">
+            <wp:extent cx="265176" cy="295656"/>
+            <wp:docPr id="4" name="Picture 4"/>
+            <wp:cNvGraphicFramePr>
+              <a:graphicFrameLocks noChangeAspect="1"/>
+            </wp:cNvGraphicFramePr>
+            <a:graphic>
+              <a:graphicData uri="http://schemas.openxmlformats.org/drawingml/2006/picture">
+                <pic:pic>
+                  <pic:nvPicPr>
+                    <pic:cNvPr id="0" name="e578a5e16010b2d1.png"/>
+                    <pic:cNvPicPr/>
+                  </pic:nvPicPr>
+                  <pic:blipFill>
+                    <a:blip r:embed="rId12"/>
+                    <a:stretch>
+                      <a:fillRect/>
+                    </a:stretch>
+                  </pic:blipFill>
+                  <pic:spPr>
+                    <a:xfrm>
+                      <a:off x="0" y="0"/>
+                      <a:ext cx="265176" cy="295656"/>
+                    </a:xfrm>
+                    <a:prstGeom prst="rect"/>
+                  </pic:spPr>
+                </pic:pic>
+              </a:graphicData>
+            </a:graphic>
+          </wp:inline>
+        </w:drawing>
       </w:r>
       <w:r>
         <w:rPr>
@@ -3690,22 +2643,16 @@
           <w:color w:val="1A1A1A"/>
           <w:sz w:val="21"/>
         </w:rPr>
-        <w:t>Catches a student who cubes only the numerator (27/4) or only the denominator (3/64). 27/64 is right; 0.421875 is the same value and also right.</w:t>
+        <w:t xml:space="preserve">  →  </w:t>
       </w:r>
-    </w:p>
-    <w:p>
-      <w:pPr>
-        <w:keepNext/>
-        <w:spacing w:before="200" w:after="60"/>
-      </w:pPr>
       <w:r>
         <w:rPr>
           <w:b/>
-          <w:i w:val="0"/>
-          <w:color w:val="1A1A1A"/>
-          <w:sz w:val="23"/>
+          <w:i/>
+          <w:color w:val="9E1B32"/>
+          <w:sz w:val="21"/>
         </w:rPr>
-        <w:t>Slide 14.  Your Turn — Answer.</w:t>
+        <w:t>−6</w:t>
       </w:r>
       <w:r>
         <w:rPr>
@@ -3714,23 +2661,65 @@
           <w:color w:val="6B6B6B"/>
           <w:sz w:val="19"/>
         </w:rPr>
-        <w:t xml:space="preserve">    1 min</w:t>
+        <w:t xml:space="preserve">   6 — dropped the sign of the base; 1 — divided the bases [7.NSO.1.1 misconception]</w:t>
       </w:r>
     </w:p>
     <w:p>
       <w:pPr>
-        <w:spacing w:before="0" w:after="60"/>
-        <w:ind w:left="360" w:hanging="220"/>
+        <w:spacing w:before="20" w:after="60"/>
+        <w:ind w:left="470" w:hanging="470"/>
       </w:pPr>
       <w:r>
         <w:rPr>
-          <w:rFonts w:ascii="FreeSerif" w:hAnsi="FreeSerif" w:eastAsia="FreeSerif"/>
-          <w:b w:val="0"/>
+          <w:b/>
           <w:i w:val="0"/>
           <w:color w:val="1A1A1A"/>
-          <w:sz w:val="16"/>
+          <w:sz w:val="21"/>
         </w:rPr>
-        <w:t xml:space="preserve">●  </w:t>
+        <w:t xml:space="preserve">21–22.  </w:t>
+      </w:r>
+      <w:r>
+        <w:rPr>
+          <w:b/>
+          <w:i w:val="0"/>
+          <w:color w:val="1A1A1A"/>
+          <w:sz w:val="21"/>
+        </w:rPr>
+        <w:t xml:space="preserve">Board 4.  </w:t>
+      </w:r>
+      <w:r>
+        <w:drawing>
+          <wp:inline xmlns:a="http://schemas.openxmlformats.org/drawingml/2006/main" xmlns:pic="http://schemas.openxmlformats.org/drawingml/2006/picture">
+            <wp:extent cx="350520" cy="216408"/>
+            <wp:docPr id="5" name="Picture 5"/>
+            <wp:cNvGraphicFramePr>
+              <a:graphicFrameLocks noChangeAspect="1"/>
+            </wp:cNvGraphicFramePr>
+            <a:graphic>
+              <a:graphicData uri="http://schemas.openxmlformats.org/drawingml/2006/picture">
+                <pic:pic>
+                  <pic:nvPicPr>
+                    <pic:cNvPr id="0" name="3abd3a42621d04e6.png"/>
+                    <pic:cNvPicPr/>
+                  </pic:nvPicPr>
+                  <pic:blipFill>
+                    <a:blip r:embed="rId13"/>
+                    <a:stretch>
+                      <a:fillRect/>
+                    </a:stretch>
+                  </pic:blipFill>
+                  <pic:spPr>
+                    <a:xfrm>
+                      <a:off x="0" y="0"/>
+                      <a:ext cx="350520" cy="216408"/>
+                    </a:xfrm>
+                    <a:prstGeom prst="rect"/>
+                  </pic:spPr>
+                </pic:pic>
+              </a:graphicData>
+            </a:graphic>
+          </wp:inline>
+        </w:drawing>
       </w:r>
       <w:r>
         <w:rPr>
@@ -3739,22 +2728,41 @@
           <w:color w:val="1A1A1A"/>
           <w:sz w:val="21"/>
         </w:rPr>
-        <w:t>Reveal; name what a wrong board most likely did (see the note above).</w:t>
+        <w:t xml:space="preserve">  →  </w:t>
       </w:r>
-    </w:p>
-    <w:p>
-      <w:pPr>
-        <w:keepNext/>
-        <w:spacing w:before="200" w:after="60"/>
-      </w:pPr>
       <w:r>
-        <w:rPr>
-          <w:b/>
-          <w:i w:val="0"/>
-          <w:color w:val="1A1A1A"/>
-          <w:sz w:val="23"/>
-        </w:rPr>
-        <w:t>Slide 15.  Whiteboards   ·   Question 1 of 9</w:t>
+        <w:drawing>
+          <wp:inline xmlns:a="http://schemas.openxmlformats.org/drawingml/2006/main" xmlns:pic="http://schemas.openxmlformats.org/drawingml/2006/picture">
+            <wp:extent cx="265176" cy="268224"/>
+            <wp:docPr id="6" name="Picture 6"/>
+            <wp:cNvGraphicFramePr>
+              <a:graphicFrameLocks noChangeAspect="1"/>
+            </wp:cNvGraphicFramePr>
+            <a:graphic>
+              <a:graphicData uri="http://schemas.openxmlformats.org/drawingml/2006/picture">
+                <pic:pic>
+                  <pic:nvPicPr>
+                    <pic:cNvPr id="0" name="5f92e71b3a3ca605.png"/>
+                    <pic:cNvPicPr/>
+                  </pic:nvPicPr>
+                  <pic:blipFill>
+                    <a:blip r:embed="rId14"/>
+                    <a:stretch>
+                      <a:fillRect/>
+                    </a:stretch>
+                  </pic:blipFill>
+                  <pic:spPr>
+                    <a:xfrm>
+                      <a:off x="0" y="0"/>
+                      <a:ext cx="265176" cy="268224"/>
+                    </a:xfrm>
+                    <a:prstGeom prst="rect"/>
+                  </pic:spPr>
+                </pic:pic>
+              </a:graphicData>
+            </a:graphic>
+          </wp:inline>
+        </w:drawing>
       </w:r>
       <w:r>
         <w:rPr>
@@ -3763,23 +2771,103 @@
           <w:color w:val="6B6B6B"/>
           <w:sz w:val="19"/>
         </w:rPr>
-        <w:t xml:space="preserve">    19 min for the round</w:t>
+        <w:t xml:space="preserve">   (−5)</w:t>
+      </w:r>
+      <w:r>
+        <w:rPr>
+          <w:b w:val="0"/>
+          <w:i/>
+          <w:color w:val="6B6B6B"/>
+          <w:sz w:val="19"/>
+          <w:vertAlign w:val="superscript"/>
+        </w:rPr>
+        <w:t>7</w:t>
+      </w:r>
+      <w:r>
+        <w:rPr>
+          <w:b w:val="0"/>
+          <w:i/>
+          <w:color w:val="6B6B6B"/>
+          <w:sz w:val="19"/>
+        </w:rPr>
+        <w:t>/10 — exponent applied to the numerator only [7.NSO.1.1 misconception: exponent applied to part of a base]; (−0.5)</w:t>
+      </w:r>
+      <w:r>
+        <w:rPr>
+          <w:b w:val="0"/>
+          <w:i/>
+          <w:color w:val="6B6B6B"/>
+          <w:sz w:val="19"/>
+          <w:vertAlign w:val="superscript"/>
+        </w:rPr>
+        <w:t>7</w:t>
+      </w:r>
+      <w:r>
+        <w:rPr>
+          <w:b w:val="0"/>
+          <w:i/>
+          <w:color w:val="6B6B6B"/>
+          <w:sz w:val="19"/>
+        </w:rPr>
+        <w:t xml:space="preserve"> — simplified first (correct value, but not what was asked)</w:t>
       </w:r>
     </w:p>
     <w:p>
       <w:pPr>
-        <w:spacing w:before="0" w:after="60"/>
-        <w:ind w:left="360" w:hanging="220"/>
+        <w:spacing w:before="20" w:after="60"/>
+        <w:ind w:left="470" w:hanging="470"/>
       </w:pPr>
       <w:r>
         <w:rPr>
-          <w:rFonts w:ascii="FreeSerif" w:hAnsi="FreeSerif" w:eastAsia="FreeSerif"/>
-          <w:b w:val="0"/>
+          <w:b/>
           <w:i w:val="0"/>
           <w:color w:val="1A1A1A"/>
-          <w:sz w:val="16"/>
+          <w:sz w:val="21"/>
         </w:rPr>
-        <w:t xml:space="preserve">●  </w:t>
+        <w:t xml:space="preserve">23–24.  </w:t>
+      </w:r>
+      <w:r>
+        <w:rPr>
+          <w:b/>
+          <w:i w:val="0"/>
+          <w:color w:val="1A1A1A"/>
+          <w:sz w:val="21"/>
+        </w:rPr>
+        <w:t xml:space="preserve">Board 5.  </w:t>
+      </w:r>
+      <w:r>
+        <w:drawing>
+          <wp:inline xmlns:a="http://schemas.openxmlformats.org/drawingml/2006/main" xmlns:pic="http://schemas.openxmlformats.org/drawingml/2006/picture">
+            <wp:extent cx="134112" cy="146304"/>
+            <wp:docPr id="7" name="Picture 7"/>
+            <wp:cNvGraphicFramePr>
+              <a:graphicFrameLocks noChangeAspect="1"/>
+            </wp:cNvGraphicFramePr>
+            <a:graphic>
+              <a:graphicData uri="http://schemas.openxmlformats.org/drawingml/2006/picture">
+                <pic:pic>
+                  <pic:nvPicPr>
+                    <pic:cNvPr id="0" name="1e6cc503697c1b61.png"/>
+                    <pic:cNvPicPr/>
+                  </pic:nvPicPr>
+                  <pic:blipFill>
+                    <a:blip r:embed="rId15"/>
+                    <a:stretch>
+                      <a:fillRect/>
+                    </a:stretch>
+                  </pic:blipFill>
+                  <pic:spPr>
+                    <a:xfrm>
+                      <a:off x="0" y="0"/>
+                      <a:ext cx="134112" cy="146304"/>
+                    </a:xfrm>
+                    <a:prstGeom prst="rect"/>
+                  </pic:spPr>
+                </pic:pic>
+              </a:graphicData>
+            </a:graphic>
+          </wp:inline>
+        </w:drawing>
       </w:r>
       <w:r>
         <w:rPr>
@@ -3788,7 +2876,379 @@
           <w:color w:val="1A1A1A"/>
           <w:sz w:val="21"/>
         </w:rPr>
-        <w:t>Quotient of powers, plain case. A board with 10</w:t>
+        <w:t xml:space="preserve">  Which is the value?  →  </w:t>
+      </w:r>
+      <w:r>
+        <w:rPr>
+          <w:b/>
+          <w:i/>
+          <w:color w:val="9E1B32"/>
+          <w:sz w:val="21"/>
+        </w:rPr>
+        <w:t>A — 1</w:t>
+      </w:r>
+      <w:r>
+        <w:rPr>
+          <w:b w:val="0"/>
+          <w:i/>
+          <w:color w:val="6B6B6B"/>
+          <w:sz w:val="19"/>
+        </w:rPr>
+        <w:t xml:space="preserve">   (B) zero exponent read as 'nothing', so 0 [B1G-M 8.NSO.1.3 misconception: a base to the zero power equals zero]; (C) confused the zero exponent with the identity exponent, 9</w:t>
+      </w:r>
+      <w:r>
+        <w:rPr>
+          <w:b w:val="0"/>
+          <w:i/>
+          <w:color w:val="6B6B6B"/>
+          <w:sz w:val="19"/>
+          <w:vertAlign w:val="superscript"/>
+        </w:rPr>
+        <w:t>1</w:t>
+      </w:r>
+      <w:r>
+        <w:rPr>
+          <w:b w:val="0"/>
+          <w:i/>
+          <w:color w:val="6B6B6B"/>
+          <w:sz w:val="19"/>
+        </w:rPr>
+        <w:t xml:space="preserve"> [7.NSO.1.1 law names]; (D) treated the zero exponent as a reciprocal, which is what a NEGATIVE exponent does [misconception carried into 8.NSO.1.3]</w:t>
+      </w:r>
+      <w:r>
+        <w:rPr>
+          <w:b w:val="0"/>
+          <w:i/>
+          <w:color w:val="6B6B6B"/>
+          <w:sz w:val="19"/>
+        </w:rPr>
+        <w:t xml:space="preserve">   Split (no option near two-thirds)? Sixty seconds, convince your neighbour, re-vote, then reveal.</w:t>
+      </w:r>
+    </w:p>
+    <w:p>
+      <w:pPr>
+        <w:spacing w:before="20" w:after="60"/>
+        <w:ind w:left="470" w:hanging="470"/>
+      </w:pPr>
+      <w:r>
+        <w:rPr>
+          <w:b/>
+          <w:i w:val="0"/>
+          <w:color w:val="1A1A1A"/>
+          <w:sz w:val="21"/>
+        </w:rPr>
+        <w:t xml:space="preserve">25–26.  </w:t>
+      </w:r>
+      <w:r>
+        <w:rPr>
+          <w:b/>
+          <w:i w:val="0"/>
+          <w:color w:val="1A1A1A"/>
+          <w:sz w:val="21"/>
+        </w:rPr>
+        <w:t xml:space="preserve">Board 6.  </w:t>
+      </w:r>
+      <w:r>
+        <w:drawing>
+          <wp:inline xmlns:a="http://schemas.openxmlformats.org/drawingml/2006/main" xmlns:pic="http://schemas.openxmlformats.org/drawingml/2006/picture">
+            <wp:extent cx="109728" cy="243840"/>
+            <wp:docPr id="8" name="Picture 8"/>
+            <wp:cNvGraphicFramePr>
+              <a:graphicFrameLocks noChangeAspect="1"/>
+            </wp:cNvGraphicFramePr>
+            <a:graphic>
+              <a:graphicData uri="http://schemas.openxmlformats.org/drawingml/2006/picture">
+                <pic:pic>
+                  <pic:nvPicPr>
+                    <pic:cNvPr id="0" name="b182e4728032f3e3.png"/>
+                    <pic:cNvPicPr/>
+                  </pic:nvPicPr>
+                  <pic:blipFill>
+                    <a:blip r:embed="rId16"/>
+                    <a:stretch>
+                      <a:fillRect/>
+                    </a:stretch>
+                  </pic:blipFill>
+                  <pic:spPr>
+                    <a:xfrm>
+                      <a:off x="0" y="0"/>
+                      <a:ext cx="109728" cy="243840"/>
+                    </a:xfrm>
+                    <a:prstGeom prst="rect"/>
+                  </pic:spPr>
+                </pic:pic>
+              </a:graphicData>
+            </a:graphic>
+          </wp:inline>
+        </w:drawing>
+      </w:r>
+      <w:r>
+        <w:rPr>
+          <w:b w:val="0"/>
+          <w:i w:val="0"/>
+          <w:color w:val="1A1A1A"/>
+          <w:sz w:val="21"/>
+        </w:rPr>
+        <w:t xml:space="preserve">  Which expression is equivalent?  →  </w:t>
+      </w:r>
+      <w:r>
+        <w:rPr>
+          <w:b/>
+          <w:i/>
+          <w:color w:val="9E1B32"/>
+          <w:sz w:val="21"/>
+        </w:rPr>
+        <w:t>A — 4</w:t>
+      </w:r>
+      <w:r>
+        <w:rPr>
+          <w:b/>
+          <w:i/>
+          <w:color w:val="9E1B32"/>
+          <w:sz w:val="21"/>
+          <w:vertAlign w:val="superscript"/>
+        </w:rPr>
+        <w:t>6</w:t>
+      </w:r>
+      <w:r>
+        <w:rPr>
+          <w:b w:val="0"/>
+          <w:i/>
+          <w:color w:val="6B6B6B"/>
+          <w:sz w:val="19"/>
+        </w:rPr>
+        <w:t xml:space="preserve">   (B) divided the exponents, 8 ÷ 2 [7.NSO.1.1 misconception: 'divide' applied to the exponents]; (C) divided the bases as well as subtracting the exponents [7.NSO.1.1 misconception: operating on the bases]; (D) added the exponents — the product law applied to a quotient [confused with product of powers]</w:t>
+      </w:r>
+      <w:r>
+        <w:rPr>
+          <w:b w:val="0"/>
+          <w:i/>
+          <w:color w:val="6B6B6B"/>
+          <w:sz w:val="19"/>
+        </w:rPr>
+        <w:t xml:space="preserve">   Split (no option near two-thirds)? Sixty seconds, convince your neighbour, re-vote, then reveal.</w:t>
+      </w:r>
+    </w:p>
+    <w:p>
+      <w:pPr>
+        <w:spacing w:before="20" w:after="60"/>
+        <w:ind w:left="470" w:hanging="470"/>
+      </w:pPr>
+      <w:r>
+        <w:rPr>
+          <w:b/>
+          <w:i w:val="0"/>
+          <w:color w:val="1A1A1A"/>
+          <w:sz w:val="21"/>
+        </w:rPr>
+        <w:t xml:space="preserve">27–28.  </w:t>
+      </w:r>
+      <w:r>
+        <w:rPr>
+          <w:b/>
+          <w:i w:val="0"/>
+          <w:color w:val="1A1A1A"/>
+          <w:sz w:val="21"/>
+        </w:rPr>
+        <w:t xml:space="preserve">Board 7.  </w:t>
+      </w:r>
+      <w:r>
+        <w:drawing>
+          <wp:inline xmlns:a="http://schemas.openxmlformats.org/drawingml/2006/main" xmlns:pic="http://schemas.openxmlformats.org/drawingml/2006/picture">
+            <wp:extent cx="195072" cy="252984"/>
+            <wp:docPr id="9" name="Picture 9"/>
+            <wp:cNvGraphicFramePr>
+              <a:graphicFrameLocks noChangeAspect="1"/>
+            </wp:cNvGraphicFramePr>
+            <a:graphic>
+              <a:graphicData uri="http://schemas.openxmlformats.org/drawingml/2006/picture">
+                <pic:pic>
+                  <pic:nvPicPr>
+                    <pic:cNvPr id="0" name="9cc1950e60af8e60.png"/>
+                    <pic:cNvPicPr/>
+                  </pic:nvPicPr>
+                  <pic:blipFill>
+                    <a:blip r:embed="rId17"/>
+                    <a:stretch>
+                      <a:fillRect/>
+                    </a:stretch>
+                  </pic:blipFill>
+                  <pic:spPr>
+                    <a:xfrm>
+                      <a:off x="0" y="0"/>
+                      <a:ext cx="195072" cy="252984"/>
+                    </a:xfrm>
+                    <a:prstGeom prst="rect"/>
+                  </pic:spPr>
+                </pic:pic>
+              </a:graphicData>
+            </a:graphic>
+          </wp:inline>
+        </w:drawing>
+      </w:r>
+      <w:r>
+        <w:rPr>
+          <w:b w:val="0"/>
+          <w:i w:val="0"/>
+          <w:color w:val="1A1A1A"/>
+          <w:sz w:val="21"/>
+        </w:rPr>
+        <w:t xml:space="preserve">  →  </w:t>
+      </w:r>
+      <w:r>
+        <w:rPr>
+          <w:b/>
+          <w:i/>
+          <w:color w:val="9E1B32"/>
+          <w:sz w:val="21"/>
+        </w:rPr>
+        <w:t>0.125</w:t>
+      </w:r>
+      <w:r>
+        <w:rPr>
+          <w:b w:val="0"/>
+          <w:i/>
+          <w:color w:val="6B6B6B"/>
+          <w:sz w:val="19"/>
+        </w:rPr>
+        <w:t xml:space="preserve">   0.03125 — used 0.5</w:t>
+      </w:r>
+      <w:r>
+        <w:rPr>
+          <w:b w:val="0"/>
+          <w:i/>
+          <w:color w:val="6B6B6B"/>
+          <w:sz w:val="19"/>
+          <w:vertAlign w:val="superscript"/>
+        </w:rPr>
+        <w:t>5</w:t>
+      </w:r>
+      <w:r>
+        <w:rPr>
+          <w:b w:val="0"/>
+          <w:i/>
+          <w:color w:val="6B6B6B"/>
+          <w:sz w:val="19"/>
+        </w:rPr>
+        <w:t xml:space="preserve"> (added instead of subtracting, then misread); 0.5 — subtracted to 1 by dividing 8 by 5 badly</w:t>
+      </w:r>
+    </w:p>
+    <w:p>
+      <w:pPr>
+        <w:spacing w:before="20" w:after="60"/>
+        <w:ind w:left="470" w:hanging="470"/>
+      </w:pPr>
+      <w:r>
+        <w:rPr>
+          <w:b/>
+          <w:i w:val="0"/>
+          <w:color w:val="1A1A1A"/>
+          <w:sz w:val="21"/>
+        </w:rPr>
+        <w:t xml:space="preserve">29–30.  </w:t>
+      </w:r>
+      <w:r>
+        <w:rPr>
+          <w:b/>
+          <w:i w:val="0"/>
+          <w:color w:val="1A1A1A"/>
+          <w:sz w:val="21"/>
+        </w:rPr>
+        <w:t xml:space="preserve">Board 8.  </w:t>
+      </w:r>
+      <w:r>
+        <w:drawing>
+          <wp:inline xmlns:a="http://schemas.openxmlformats.org/drawingml/2006/main" xmlns:pic="http://schemas.openxmlformats.org/drawingml/2006/picture">
+            <wp:extent cx="332232" cy="216408"/>
+            <wp:docPr id="10" name="Picture 10"/>
+            <wp:cNvGraphicFramePr>
+              <a:graphicFrameLocks noChangeAspect="1"/>
+            </wp:cNvGraphicFramePr>
+            <a:graphic>
+              <a:graphicData uri="http://schemas.openxmlformats.org/drawingml/2006/picture">
+                <pic:pic>
+                  <pic:nvPicPr>
+                    <pic:cNvPr id="0" name="655ee055e6ea0f69.png"/>
+                    <pic:cNvPicPr/>
+                  </pic:nvPicPr>
+                  <pic:blipFill>
+                    <a:blip r:embed="rId18"/>
+                    <a:stretch>
+                      <a:fillRect/>
+                    </a:stretch>
+                  </pic:blipFill>
+                  <pic:spPr>
+                    <a:xfrm>
+                      <a:off x="0" y="0"/>
+                      <a:ext cx="332232" cy="216408"/>
+                    </a:xfrm>
+                    <a:prstGeom prst="rect"/>
+                  </pic:spPr>
+                </pic:pic>
+              </a:graphicData>
+            </a:graphic>
+          </wp:inline>
+        </w:drawing>
+      </w:r>
+      <w:r>
+        <w:rPr>
+          <w:b w:val="0"/>
+          <w:i w:val="0"/>
+          <w:color w:val="1A1A1A"/>
+          <w:sz w:val="21"/>
+        </w:rPr>
+        <w:t xml:space="preserve">  →  </w:t>
+      </w:r>
+      <w:r>
+        <w:rPr>
+          <w:b/>
+          <w:i/>
+          <w:color w:val="9E1B32"/>
+          <w:sz w:val="21"/>
+        </w:rPr>
+        <w:t>1</w:t>
+      </w:r>
+      <w:r>
+        <w:rPr>
+          <w:b w:val="0"/>
+          <w:i/>
+          <w:color w:val="6B6B6B"/>
+          <w:sz w:val="19"/>
+        </w:rPr>
+        <w:t xml:space="preserve">   10/11 — identity exponent instead of zero exponent; 0 — zero-exponent misconception [B1G-M 8.NSO.1.3]</w:t>
+      </w:r>
+    </w:p>
+    <w:p>
+      <w:pPr>
+        <w:spacing w:before="20" w:after="60"/>
+        <w:ind w:left="470" w:hanging="470"/>
+      </w:pPr>
+      <w:r>
+        <w:rPr>
+          <w:b/>
+          <w:i w:val="0"/>
+          <w:color w:val="1A1A1A"/>
+          <w:sz w:val="21"/>
+        </w:rPr>
+        <w:t xml:space="preserve">31–32.  </w:t>
+      </w:r>
+      <w:r>
+        <w:rPr>
+          <w:b/>
+          <w:i w:val="0"/>
+          <w:color w:val="1A1A1A"/>
+          <w:sz w:val="21"/>
+        </w:rPr>
+        <w:t xml:space="preserve">Board 9.  </w:t>
+      </w:r>
+      <w:r>
+        <w:rPr>
+          <w:b w:val="0"/>
+          <w:i w:val="0"/>
+          <w:color w:val="1A1A1A"/>
+          <w:sz w:val="21"/>
+        </w:rPr>
+        <w:t>Hannah cancels 2</w:t>
       </w:r>
       <w:r>
         <w:rPr>
@@ -3798,7 +3258,7 @@
           <w:sz w:val="21"/>
           <w:vertAlign w:val="superscript"/>
         </w:rPr>
-        <w:t>8</w:t>
+        <w:t>3</w:t>
       </w:r>
       <w:r>
         <w:rPr>
@@ -3807,7 +3267,7 @@
           <w:color w:val="1A1A1A"/>
           <w:sz w:val="21"/>
         </w:rPr>
-        <w:t xml:space="preserve"> added; 1</w:t>
+        <w:t>/2</w:t>
       </w:r>
       <w:r>
         <w:rPr>
@@ -3817,7 +3277,7 @@
           <w:sz w:val="21"/>
           <w:vertAlign w:val="superscript"/>
         </w:rPr>
-        <w:t>2</w:t>
+        <w:t>3</w:t>
       </w:r>
       <w:r>
         <w:rPr>
@@ -3826,780 +3286,7 @@
           <w:color w:val="1A1A1A"/>
           <w:sz w:val="21"/>
         </w:rPr>
-        <w:t xml:space="preserve"> divided the bases.</w:t>
-      </w:r>
-    </w:p>
-    <w:p>
-      <w:pPr>
-        <w:keepNext/>
-        <w:spacing w:before="200" w:after="60"/>
-      </w:pPr>
-      <w:r>
-        <w:rPr>
-          <w:b/>
-          <w:i w:val="0"/>
-          <w:color w:val="1A1A1A"/>
-          <w:sz w:val="23"/>
-        </w:rPr>
-        <w:t>Slide 16.  Whiteboards   ·   Question 1 of 9</w:t>
-      </w:r>
-    </w:p>
-    <w:p>
-      <w:pPr>
-        <w:spacing w:before="0" w:after="60"/>
-        <w:ind w:left="360" w:hanging="220"/>
-      </w:pPr>
-      <w:r>
-        <w:rPr>
-          <w:rFonts w:ascii="FreeSerif" w:hAnsi="FreeSerif" w:eastAsia="FreeSerif"/>
-          <w:b w:val="0"/>
-          <w:i w:val="0"/>
-          <w:color w:val="1A1A1A"/>
-          <w:sz w:val="16"/>
-        </w:rPr>
-        <w:t xml:space="preserve">●  </w:t>
-      </w:r>
-      <w:r>
-        <w:rPr>
-          <w:b w:val="0"/>
-          <w:i w:val="0"/>
-          <w:color w:val="1A1A1A"/>
-          <w:sz w:val="21"/>
-        </w:rPr>
-        <w:t>Reveal. Scan the back row first; question the blank boards before the wrong ones.</w:t>
-      </w:r>
-    </w:p>
-    <w:p>
-      <w:pPr>
-        <w:keepNext/>
-        <w:spacing w:before="200" w:after="60"/>
-      </w:pPr>
-      <w:r>
-        <w:rPr>
-          <w:b/>
-          <w:i w:val="0"/>
-          <w:color w:val="1A1A1A"/>
-          <w:sz w:val="23"/>
-        </w:rPr>
-        <w:t>Slide 17.  Whiteboards   ·   Question 2 of 9</w:t>
-      </w:r>
-    </w:p>
-    <w:p>
-      <w:pPr>
-        <w:spacing w:before="0" w:after="60"/>
-        <w:ind w:left="360" w:hanging="220"/>
-      </w:pPr>
-      <w:r>
-        <w:rPr>
-          <w:rFonts w:ascii="FreeSerif" w:hAnsi="FreeSerif" w:eastAsia="FreeSerif"/>
-          <w:b w:val="0"/>
-          <w:i w:val="0"/>
-          <w:color w:val="1A1A1A"/>
-          <w:sz w:val="16"/>
-        </w:rPr>
-        <w:t xml:space="preserve">●  </w:t>
-      </w:r>
-      <w:r>
-        <w:rPr>
-          <w:b w:val="0"/>
-          <w:i w:val="0"/>
-          <w:color w:val="1A1A1A"/>
-          <w:sz w:val="21"/>
-        </w:rPr>
-        <w:t>Now evaluated. 8</w:t>
-      </w:r>
-      <w:r>
-        <w:rPr>
-          <w:b w:val="0"/>
-          <w:i w:val="0"/>
-          <w:color w:val="1A1A1A"/>
-          <w:sz w:val="21"/>
-          <w:vertAlign w:val="superscript"/>
-        </w:rPr>
-        <w:t>4</w:t>
-      </w:r>
-      <w:r>
-        <w:rPr>
-          <w:b w:val="0"/>
-          <w:i w:val="0"/>
-          <w:color w:val="1A1A1A"/>
-          <w:sz w:val="21"/>
-        </w:rPr>
-        <w:t xml:space="preserve"> ÷ 8 = 4096 ÷ 8 = 512 is the check. A board with 4096 ignored the denominator; 8</w:t>
-      </w:r>
-      <w:r>
-        <w:rPr>
-          <w:b w:val="0"/>
-          <w:i w:val="0"/>
-          <w:color w:val="1A1A1A"/>
-          <w:sz w:val="21"/>
-          <w:vertAlign w:val="superscript"/>
-        </w:rPr>
-        <w:t>4</w:t>
-      </w:r>
-      <w:r>
-        <w:rPr>
-          <w:b w:val="0"/>
-          <w:i w:val="0"/>
-          <w:color w:val="1A1A1A"/>
-          <w:sz w:val="21"/>
-        </w:rPr>
-        <w:t xml:space="preserve"> ÷ 1 is the same slip.</w:t>
-      </w:r>
-    </w:p>
-    <w:p>
-      <w:pPr>
-        <w:keepNext/>
-        <w:spacing w:before="200" w:after="60"/>
-      </w:pPr>
-      <w:r>
-        <w:rPr>
-          <w:b/>
-          <w:i w:val="0"/>
-          <w:color w:val="1A1A1A"/>
-          <w:sz w:val="23"/>
-        </w:rPr>
-        <w:t>Slide 18.  Whiteboards   ·   Question 2 of 9</w:t>
-      </w:r>
-    </w:p>
-    <w:p>
-      <w:pPr>
-        <w:spacing w:before="0" w:after="60"/>
-        <w:ind w:left="360" w:hanging="220"/>
-      </w:pPr>
-      <w:r>
-        <w:rPr>
-          <w:rFonts w:ascii="FreeSerif" w:hAnsi="FreeSerif" w:eastAsia="FreeSerif"/>
-          <w:b w:val="0"/>
-          <w:i w:val="0"/>
-          <w:color w:val="1A1A1A"/>
-          <w:sz w:val="16"/>
-        </w:rPr>
-        <w:t xml:space="preserve">●  </w:t>
-      </w:r>
-      <w:r>
-        <w:rPr>
-          <w:b w:val="0"/>
-          <w:i w:val="0"/>
-          <w:color w:val="1A1A1A"/>
-          <w:sz w:val="21"/>
-        </w:rPr>
-        <w:t>Reveal. Scan the back row first; question the blank boards before the wrong ones.</w:t>
-      </w:r>
-    </w:p>
-    <w:p>
-      <w:pPr>
-        <w:keepNext/>
-        <w:spacing w:before="200" w:after="60"/>
-      </w:pPr>
-      <w:r>
-        <w:rPr>
-          <w:b/>
-          <w:i w:val="0"/>
-          <w:color w:val="1A1A1A"/>
-          <w:sz w:val="23"/>
-        </w:rPr>
-        <w:t>Slide 19.  Whiteboards   ·   Question 3 of 9</w:t>
-      </w:r>
-    </w:p>
-    <w:p>
-      <w:pPr>
-        <w:spacing w:before="0" w:after="60"/>
-        <w:ind w:left="360" w:hanging="220"/>
-      </w:pPr>
-      <w:r>
-        <w:rPr>
-          <w:rFonts w:ascii="FreeSerif" w:hAnsi="FreeSerif" w:eastAsia="FreeSerif"/>
-          <w:b w:val="0"/>
-          <w:i w:val="0"/>
-          <w:color w:val="1A1A1A"/>
-          <w:sz w:val="16"/>
-        </w:rPr>
-        <w:t xml:space="preserve">●  </w:t>
-      </w:r>
-      <w:r>
-        <w:rPr>
-          <w:b w:val="0"/>
-          <w:i w:val="0"/>
-          <w:color w:val="1A1A1A"/>
-          <w:sz w:val="21"/>
-        </w:rPr>
-        <w:t>One factor left, with its sign. A board with 6 dropped the sign; a board with 1 divided the bases.</w:t>
-      </w:r>
-    </w:p>
-    <w:p>
-      <w:pPr>
-        <w:keepNext/>
-        <w:spacing w:before="200" w:after="60"/>
-      </w:pPr>
-      <w:r>
-        <w:rPr>
-          <w:b/>
-          <w:i w:val="0"/>
-          <w:color w:val="1A1A1A"/>
-          <w:sz w:val="23"/>
-        </w:rPr>
-        <w:t>Slide 20.  Whiteboards   ·   Question 3 of 9</w:t>
-      </w:r>
-    </w:p>
-    <w:p>
-      <w:pPr>
-        <w:spacing w:before="0" w:after="60"/>
-        <w:ind w:left="360" w:hanging="220"/>
-      </w:pPr>
-      <w:r>
-        <w:rPr>
-          <w:rFonts w:ascii="FreeSerif" w:hAnsi="FreeSerif" w:eastAsia="FreeSerif"/>
-          <w:b w:val="0"/>
-          <w:i w:val="0"/>
-          <w:color w:val="1A1A1A"/>
-          <w:sz w:val="16"/>
-        </w:rPr>
-        <w:t xml:space="preserve">●  </w:t>
-      </w:r>
-      <w:r>
-        <w:rPr>
-          <w:b w:val="0"/>
-          <w:i w:val="0"/>
-          <w:color w:val="1A1A1A"/>
-          <w:sz w:val="21"/>
-        </w:rPr>
-        <w:t>Reveal. Scan the back row first; question the blank boards before the wrong ones.</w:t>
-      </w:r>
-    </w:p>
-    <w:p>
-      <w:pPr>
-        <w:keepNext/>
-        <w:spacing w:before="200" w:after="60"/>
-      </w:pPr>
-      <w:r>
-        <w:rPr>
-          <w:b/>
-          <w:i w:val="0"/>
-          <w:color w:val="1A1A1A"/>
-          <w:sz w:val="23"/>
-        </w:rPr>
-        <w:t>Slide 21.  Whiteboards   ·   Question 4 of 9</w:t>
-      </w:r>
-    </w:p>
-    <w:p>
-      <w:pPr>
-        <w:spacing w:before="0" w:after="60"/>
-        <w:ind w:left="360" w:hanging="220"/>
-      </w:pPr>
-      <w:r>
-        <w:rPr>
-          <w:rFonts w:ascii="FreeSerif" w:hAnsi="FreeSerif" w:eastAsia="FreeSerif"/>
-          <w:b w:val="0"/>
-          <w:i w:val="0"/>
-          <w:color w:val="1A1A1A"/>
-          <w:sz w:val="16"/>
-        </w:rPr>
-        <w:t xml:space="preserve">●  </w:t>
-      </w:r>
-      <w:r>
-        <w:rPr>
-          <w:b w:val="0"/>
-          <w:i w:val="0"/>
-          <w:color w:val="1A1A1A"/>
-          <w:sz w:val="21"/>
-        </w:rPr>
-        <w:t>A rewrite, not a value. A board with (−5)</w:t>
-      </w:r>
-      <w:r>
-        <w:rPr>
-          <w:b w:val="0"/>
-          <w:i w:val="0"/>
-          <w:color w:val="1A1A1A"/>
-          <w:sz w:val="21"/>
-          <w:vertAlign w:val="superscript"/>
-        </w:rPr>
-        <w:t>7</w:t>
-      </w:r>
-      <w:r>
-        <w:rPr>
-          <w:b w:val="0"/>
-          <w:i w:val="0"/>
-          <w:color w:val="1A1A1A"/>
-          <w:sz w:val="21"/>
-        </w:rPr>
-        <w:t>/10 applied the exponent to the numerator only; a board with −5</w:t>
-      </w:r>
-      <w:r>
-        <w:rPr>
-          <w:b w:val="0"/>
-          <w:i w:val="0"/>
-          <w:color w:val="1A1A1A"/>
-          <w:sz w:val="21"/>
-          <w:vertAlign w:val="superscript"/>
-        </w:rPr>
-        <w:t>7</w:t>
-      </w:r>
-      <w:r>
-        <w:rPr>
-          <w:b w:val="0"/>
-          <w:i w:val="0"/>
-          <w:color w:val="1A1A1A"/>
-          <w:sz w:val="21"/>
-        </w:rPr>
-        <w:t>/10</w:t>
-      </w:r>
-      <w:r>
-        <w:rPr>
-          <w:b w:val="0"/>
-          <w:i w:val="0"/>
-          <w:color w:val="1A1A1A"/>
-          <w:sz w:val="21"/>
-          <w:vertAlign w:val="superscript"/>
-        </w:rPr>
-        <w:t>7</w:t>
-      </w:r>
-      <w:r>
-        <w:rPr>
-          <w:b w:val="0"/>
-          <w:i w:val="0"/>
-          <w:color w:val="1A1A1A"/>
-          <w:sz w:val="21"/>
-        </w:rPr>
-        <w:t xml:space="preserve"> has lost the parentheses (same value here, but insist on them — the sign matters in 3.04).</w:t>
-      </w:r>
-    </w:p>
-    <w:p>
-      <w:pPr>
-        <w:keepNext/>
-        <w:spacing w:before="200" w:after="60"/>
-      </w:pPr>
-      <w:r>
-        <w:rPr>
-          <w:b/>
-          <w:i w:val="0"/>
-          <w:color w:val="1A1A1A"/>
-          <w:sz w:val="23"/>
-        </w:rPr>
-        <w:t>Slide 22.  Whiteboards   ·   Question 4 of 9</w:t>
-      </w:r>
-    </w:p>
-    <w:p>
-      <w:pPr>
-        <w:spacing w:before="0" w:after="60"/>
-        <w:ind w:left="360" w:hanging="220"/>
-      </w:pPr>
-      <w:r>
-        <w:rPr>
-          <w:rFonts w:ascii="FreeSerif" w:hAnsi="FreeSerif" w:eastAsia="FreeSerif"/>
-          <w:b w:val="0"/>
-          <w:i w:val="0"/>
-          <w:color w:val="1A1A1A"/>
-          <w:sz w:val="16"/>
-        </w:rPr>
-        <w:t xml:space="preserve">●  </w:t>
-      </w:r>
-      <w:r>
-        <w:rPr>
-          <w:b w:val="0"/>
-          <w:i w:val="0"/>
-          <w:color w:val="1A1A1A"/>
-          <w:sz w:val="21"/>
-        </w:rPr>
-        <w:t>Reveal. Scan the back row first; question the blank boards before the wrong ones.</w:t>
-      </w:r>
-    </w:p>
-    <w:p>
-      <w:pPr>
-        <w:keepNext/>
-        <w:spacing w:before="200" w:after="60"/>
-      </w:pPr>
-      <w:r>
-        <w:rPr>
-          <w:b/>
-          <w:i w:val="0"/>
-          <w:color w:val="1A1A1A"/>
-          <w:sz w:val="23"/>
-        </w:rPr>
-        <w:t>Slide 23.  Whiteboards   ·   Question 5 of 9</w:t>
-      </w:r>
-    </w:p>
-    <w:p>
-      <w:pPr>
-        <w:spacing w:before="0" w:after="60"/>
-        <w:ind w:left="360" w:hanging="220"/>
-      </w:pPr>
-      <w:r>
-        <w:rPr>
-          <w:rFonts w:ascii="FreeSerif" w:hAnsi="FreeSerif" w:eastAsia="FreeSerif"/>
-          <w:b w:val="0"/>
-          <w:i w:val="0"/>
-          <w:color w:val="1A1A1A"/>
-          <w:sz w:val="16"/>
-        </w:rPr>
-        <w:t xml:space="preserve">●  </w:t>
-      </w:r>
-      <w:r>
-        <w:rPr>
-          <w:b w:val="0"/>
-          <w:i w:val="0"/>
-          <w:color w:val="1A1A1A"/>
-          <w:sz w:val="21"/>
-        </w:rPr>
-        <w:t>Diagnostic. A board full of B is the classic; send them back to the pattern table on Notes III — 2, then 2 ÷ 2.</w:t>
-      </w:r>
-    </w:p>
-    <w:p>
-      <w:pPr>
-        <w:keepNext/>
-        <w:spacing w:before="200" w:after="60"/>
-      </w:pPr>
-      <w:r>
-        <w:rPr>
-          <w:b/>
-          <w:i w:val="0"/>
-          <w:color w:val="1A1A1A"/>
-          <w:sz w:val="23"/>
-        </w:rPr>
-        <w:t>Slide 24.  Whiteboards   ·   Question 5 of 9</w:t>
-      </w:r>
-    </w:p>
-    <w:p>
-      <w:pPr>
-        <w:spacing w:before="0" w:after="60"/>
-        <w:ind w:left="360" w:hanging="220"/>
-      </w:pPr>
-      <w:r>
-        <w:rPr>
-          <w:rFonts w:ascii="FreeSerif" w:hAnsi="FreeSerif" w:eastAsia="FreeSerif"/>
-          <w:b w:val="0"/>
-          <w:i w:val="0"/>
-          <w:color w:val="1A1A1A"/>
-          <w:sz w:val="16"/>
-        </w:rPr>
-        <w:t xml:space="preserve">●  </w:t>
-      </w:r>
-      <w:r>
-        <w:rPr>
-          <w:b w:val="0"/>
-          <w:i w:val="0"/>
-          <w:color w:val="1A1A1A"/>
-          <w:sz w:val="21"/>
-        </w:rPr>
-        <w:t>Reveal. Scan the back row first; question the blank boards before the wrong ones.</w:t>
-      </w:r>
-    </w:p>
-    <w:p>
-      <w:pPr>
-        <w:keepNext/>
-        <w:spacing w:before="200" w:after="60"/>
-      </w:pPr>
-      <w:r>
-        <w:rPr>
-          <w:b/>
-          <w:i w:val="0"/>
-          <w:color w:val="1A1A1A"/>
-          <w:sz w:val="23"/>
-        </w:rPr>
-        <w:t>Slide 25.  Whiteboards   ·   Question 6 of 9</w:t>
-      </w:r>
-    </w:p>
-    <w:p>
-      <w:pPr>
-        <w:spacing w:before="0" w:after="60"/>
-        <w:ind w:left="360" w:hanging="220"/>
-      </w:pPr>
-      <w:r>
-        <w:rPr>
-          <w:rFonts w:ascii="FreeSerif" w:hAnsi="FreeSerif" w:eastAsia="FreeSerif"/>
-          <w:b w:val="0"/>
-          <w:i w:val="0"/>
-          <w:color w:val="1A1A1A"/>
-          <w:sz w:val="16"/>
-        </w:rPr>
-        <w:t xml:space="preserve">●  </w:t>
-      </w:r>
-      <w:r>
-        <w:rPr>
-          <w:b w:val="0"/>
-          <w:i w:val="0"/>
-          <w:color w:val="1A1A1A"/>
-          <w:sz w:val="21"/>
-        </w:rPr>
-        <w:t>Diagnostic. B is the one to watch: 8 ÷ 2 = 4 looks like the law. The expansion on Notes I is the answer — count what cancels.</w:t>
-      </w:r>
-    </w:p>
-    <w:p>
-      <w:pPr>
-        <w:keepNext/>
-        <w:spacing w:before="200" w:after="60"/>
-      </w:pPr>
-      <w:r>
-        <w:rPr>
-          <w:b/>
-          <w:i w:val="0"/>
-          <w:color w:val="1A1A1A"/>
-          <w:sz w:val="23"/>
-        </w:rPr>
-        <w:t>Slide 26.  Whiteboards   ·   Question 6 of 9</w:t>
-      </w:r>
-    </w:p>
-    <w:p>
-      <w:pPr>
-        <w:spacing w:before="0" w:after="60"/>
-        <w:ind w:left="360" w:hanging="220"/>
-      </w:pPr>
-      <w:r>
-        <w:rPr>
-          <w:rFonts w:ascii="FreeSerif" w:hAnsi="FreeSerif" w:eastAsia="FreeSerif"/>
-          <w:b w:val="0"/>
-          <w:i w:val="0"/>
-          <w:color w:val="1A1A1A"/>
-          <w:sz w:val="16"/>
-        </w:rPr>
-        <w:t xml:space="preserve">●  </w:t>
-      </w:r>
-      <w:r>
-        <w:rPr>
-          <w:b w:val="0"/>
-          <w:i w:val="0"/>
-          <w:color w:val="1A1A1A"/>
-          <w:sz w:val="21"/>
-        </w:rPr>
-        <w:t>Reveal. Scan the back row first; question the blank boards before the wrong ones.</w:t>
-      </w:r>
-    </w:p>
-    <w:p>
-      <w:pPr>
-        <w:keepNext/>
-        <w:spacing w:before="200" w:after="60"/>
-      </w:pPr>
-      <w:r>
-        <w:rPr>
-          <w:b/>
-          <w:i w:val="0"/>
-          <w:color w:val="1A1A1A"/>
-          <w:sz w:val="23"/>
-        </w:rPr>
-        <w:t>Slide 27.  Whiteboards   ·   Question 7 of 9</w:t>
-      </w:r>
-    </w:p>
-    <w:p>
-      <w:pPr>
-        <w:spacing w:before="0" w:after="60"/>
-        <w:ind w:left="360" w:hanging="220"/>
-      </w:pPr>
-      <w:r>
-        <w:rPr>
-          <w:rFonts w:ascii="FreeSerif" w:hAnsi="FreeSerif" w:eastAsia="FreeSerif"/>
-          <w:b w:val="0"/>
-          <w:i w:val="0"/>
-          <w:color w:val="1A1A1A"/>
-          <w:sz w:val="16"/>
-        </w:rPr>
-        <w:t xml:space="preserve">●  </w:t>
-      </w:r>
-      <w:r>
-        <w:rPr>
-          <w:b w:val="0"/>
-          <w:i w:val="0"/>
-          <w:color w:val="1A1A1A"/>
-          <w:sz w:val="21"/>
-        </w:rPr>
-        <w:t>Decimal base. A board with 0.5</w:t>
-      </w:r>
-      <w:r>
-        <w:rPr>
-          <w:b w:val="0"/>
-          <w:i w:val="0"/>
-          <w:color w:val="1A1A1A"/>
-          <w:sz w:val="21"/>
-          <w:vertAlign w:val="superscript"/>
-        </w:rPr>
-        <w:t>8</w:t>
-      </w:r>
-      <w:r>
-        <w:rPr>
-          <w:b w:val="0"/>
-          <w:i w:val="0"/>
-          <w:color w:val="1A1A1A"/>
-          <w:sz w:val="21"/>
-        </w:rPr>
-        <w:t xml:space="preserve"> ÷ 0.5</w:t>
-      </w:r>
-      <w:r>
-        <w:rPr>
-          <w:b w:val="0"/>
-          <w:i w:val="0"/>
-          <w:color w:val="1A1A1A"/>
-          <w:sz w:val="21"/>
-          <w:vertAlign w:val="superscript"/>
-        </w:rPr>
-        <w:t>5</w:t>
-      </w:r>
-      <w:r>
-        <w:rPr>
-          <w:b w:val="0"/>
-          <w:i w:val="0"/>
-          <w:color w:val="1A1A1A"/>
-          <w:sz w:val="21"/>
-        </w:rPr>
-        <w:t xml:space="preserve"> typed into a calculator gets 0.125 too — fine, but ask for the single power.</w:t>
-      </w:r>
-    </w:p>
-    <w:p>
-      <w:pPr>
-        <w:keepNext/>
-        <w:spacing w:before="200" w:after="60"/>
-      </w:pPr>
-      <w:r>
-        <w:rPr>
-          <w:b/>
-          <w:i w:val="0"/>
-          <w:color w:val="1A1A1A"/>
-          <w:sz w:val="23"/>
-        </w:rPr>
-        <w:t>Slide 28.  Whiteboards   ·   Question 7 of 9</w:t>
-      </w:r>
-    </w:p>
-    <w:p>
-      <w:pPr>
-        <w:spacing w:before="0" w:after="60"/>
-        <w:ind w:left="360" w:hanging="220"/>
-      </w:pPr>
-      <w:r>
-        <w:rPr>
-          <w:rFonts w:ascii="FreeSerif" w:hAnsi="FreeSerif" w:eastAsia="FreeSerif"/>
-          <w:b w:val="0"/>
-          <w:i w:val="0"/>
-          <w:color w:val="1A1A1A"/>
-          <w:sz w:val="16"/>
-        </w:rPr>
-        <w:t xml:space="preserve">●  </w:t>
-      </w:r>
-      <w:r>
-        <w:rPr>
-          <w:b w:val="0"/>
-          <w:i w:val="0"/>
-          <w:color w:val="1A1A1A"/>
-          <w:sz w:val="21"/>
-        </w:rPr>
-        <w:t>Reveal. Scan the back row first; question the blank boards before the wrong ones.</w:t>
-      </w:r>
-    </w:p>
-    <w:p>
-      <w:pPr>
-        <w:keepNext/>
-        <w:spacing w:before="200" w:after="60"/>
-      </w:pPr>
-      <w:r>
-        <w:rPr>
-          <w:b/>
-          <w:i w:val="0"/>
-          <w:color w:val="1A1A1A"/>
-          <w:sz w:val="23"/>
-        </w:rPr>
-        <w:t>Slide 29.  Whiteboards   ·   Question 8 of 9</w:t>
-      </w:r>
-    </w:p>
-    <w:p>
-      <w:pPr>
-        <w:spacing w:before="0" w:after="60"/>
-        <w:ind w:left="360" w:hanging="220"/>
-      </w:pPr>
-      <w:r>
-        <w:rPr>
-          <w:rFonts w:ascii="FreeSerif" w:hAnsi="FreeSerif" w:eastAsia="FreeSerif"/>
-          <w:b w:val="0"/>
-          <w:i w:val="0"/>
-          <w:color w:val="1A1A1A"/>
-          <w:sz w:val="16"/>
-        </w:rPr>
-        <w:t xml:space="preserve">●  </w:t>
-      </w:r>
-      <w:r>
-        <w:rPr>
-          <w:b w:val="0"/>
-          <w:i w:val="0"/>
-          <w:color w:val="1A1A1A"/>
-          <w:sz w:val="21"/>
-        </w:rPr>
-        <w:t>The fraction is a distraction; the exponent decides. A board with 10/11 confused zero with the identity exponent.</w:t>
-      </w:r>
-    </w:p>
-    <w:p>
-      <w:pPr>
-        <w:keepNext/>
-        <w:spacing w:before="200" w:after="60"/>
-      </w:pPr>
-      <w:r>
-        <w:rPr>
-          <w:b/>
-          <w:i w:val="0"/>
-          <w:color w:val="1A1A1A"/>
-          <w:sz w:val="23"/>
-        </w:rPr>
-        <w:t>Slide 30.  Whiteboards   ·   Question 8 of 9</w:t>
-      </w:r>
-    </w:p>
-    <w:p>
-      <w:pPr>
-        <w:spacing w:before="0" w:after="60"/>
-        <w:ind w:left="360" w:hanging="220"/>
-      </w:pPr>
-      <w:r>
-        <w:rPr>
-          <w:rFonts w:ascii="FreeSerif" w:hAnsi="FreeSerif" w:eastAsia="FreeSerif"/>
-          <w:b w:val="0"/>
-          <w:i w:val="0"/>
-          <w:color w:val="1A1A1A"/>
-          <w:sz w:val="16"/>
-        </w:rPr>
-        <w:t xml:space="preserve">●  </w:t>
-      </w:r>
-      <w:r>
-        <w:rPr>
-          <w:b w:val="0"/>
-          <w:i w:val="0"/>
-          <w:color w:val="1A1A1A"/>
-          <w:sz w:val="21"/>
-        </w:rPr>
-        <w:t>Reveal. Scan the back row first; question the blank boards before the wrong ones.</w:t>
-      </w:r>
-    </w:p>
-    <w:p>
-      <w:pPr>
-        <w:keepNext/>
-        <w:spacing w:before="200" w:after="60"/>
-      </w:pPr>
-      <w:r>
-        <w:rPr>
-          <w:b/>
-          <w:i w:val="0"/>
-          <w:color w:val="1A1A1A"/>
-          <w:sz w:val="23"/>
-        </w:rPr>
-        <w:t>Slide 31.  Whiteboards   ·   Question 9 of 9</w:t>
-      </w:r>
-    </w:p>
-    <w:p>
-      <w:pPr>
-        <w:spacing w:before="0" w:after="60"/>
-        <w:ind w:left="360" w:hanging="220"/>
-      </w:pPr>
-      <w:r>
-        <w:rPr>
-          <w:rFonts w:ascii="FreeSerif" w:hAnsi="FreeSerif" w:eastAsia="FreeSerif"/>
-          <w:b w:val="0"/>
-          <w:i w:val="0"/>
-          <w:color w:val="1A1A1A"/>
-          <w:sz w:val="16"/>
-        </w:rPr>
-        <w:t xml:space="preserve">●  </w:t>
-      </w:r>
-      <w:r>
-        <w:rPr>
-          <w:b w:val="0"/>
-          <w:i w:val="0"/>
-          <w:color w:val="1A1A1A"/>
-          <w:sz w:val="21"/>
-        </w:rPr>
-        <w:t>Written. The point is not 'both'; the point is the sentence 'so 2</w:t>
+        <w:t xml:space="preserve"> to 1. Sebastian subtracts to 2</w:t>
       </w:r>
       <w:r>
         <w:rPr>
@@ -4618,17 +3305,87 @@
           <w:color w:val="1A1A1A"/>
           <w:sz w:val="21"/>
         </w:rPr>
-        <w:t xml:space="preserve"> = 1'. A student who writes 'Hannah, because 2</w:t>
+        <w:t xml:space="preserve">. Who is right?  →  </w:t>
+      </w:r>
+      <w:r>
+        <w:rPr>
+          <w:b/>
+          <w:i/>
+          <w:color w:val="9E1B32"/>
+          <w:sz w:val="21"/>
+        </w:rPr>
+        <w:t>Both — 2</w:t>
+      </w:r>
+      <w:r>
+        <w:rPr>
+          <w:b/>
+          <w:i/>
+          <w:color w:val="9E1B32"/>
+          <w:sz w:val="21"/>
+          <w:vertAlign w:val="superscript"/>
+        </w:rPr>
+        <w:t>0</w:t>
+      </w:r>
+      <w:r>
+        <w:rPr>
+          <w:b/>
+          <w:i/>
+          <w:color w:val="9E1B32"/>
+          <w:sz w:val="21"/>
+        </w:rPr>
+        <w:t xml:space="preserve"> = 1</w:t>
       </w:r>
       <w:r>
         <w:rPr>
           <w:b w:val="0"/>
+          <w:i/>
+          <w:color w:val="6B6B6B"/>
+          <w:sz w:val="19"/>
+        </w:rPr>
+        <w:t xml:space="preserve">   'Hannah, because 2</w:t>
+      </w:r>
+      <w:r>
+        <w:rPr>
+          <w:b w:val="0"/>
+          <w:i/>
+          <w:color w:val="6B6B6B"/>
+          <w:sz w:val="19"/>
+          <w:vertAlign w:val="superscript"/>
+        </w:rPr>
+        <w:t>0</w:t>
+      </w:r>
+      <w:r>
+        <w:rPr>
+          <w:b w:val="0"/>
+          <w:i/>
+          <w:color w:val="6B6B6B"/>
+          <w:sz w:val="19"/>
+        </w:rPr>
+        <w:t xml:space="preserve"> = 0' — the zero-exponent misconception [B1G-M 8.NSO.1.3]; 'Sebastian only' — did not accept that a nonzero number over itself is 1</w:t>
+      </w:r>
+    </w:p>
+    <w:p>
+      <w:pPr>
+        <w:spacing w:before="20" w:after="60"/>
+        <w:ind w:left="470" w:hanging="470"/>
+      </w:pPr>
+      <w:r>
+        <w:rPr>
+          <w:b/>
           <w:i w:val="0"/>
           <w:color w:val="1A1A1A"/>
           <w:sz w:val="21"/>
-          <w:vertAlign w:val="superscript"/>
         </w:rPr>
-        <w:t>0</w:t>
+        <w:t xml:space="preserve">33.  </w:t>
+      </w:r>
+      <w:r>
+        <w:rPr>
+          <w:b/>
+          <w:i w:val="0"/>
+          <w:color w:val="1A1A1A"/>
+          <w:sz w:val="21"/>
+        </w:rPr>
+        <w:t xml:space="preserve">Independent Set — Six questions. On your own, in silence..  </w:t>
       </w:r>
       <w:r>
         <w:rPr>
@@ -4637,38 +3394,31 @@
           <w:color w:val="1A1A1A"/>
           <w:sz w:val="21"/>
         </w:rPr>
-        <w:t xml:space="preserve"> = 0' has the misconception in writing, which is the best place to find it.</w:t>
+        <w:t>Hand out the Independent Set.</w:t>
       </w:r>
     </w:p>
     <w:p>
       <w:pPr>
-        <w:keepNext/>
-        <w:spacing w:before="200" w:after="60"/>
+        <w:spacing w:before="20" w:after="60"/>
+        <w:ind w:left="470" w:hanging="470"/>
       </w:pPr>
       <w:r>
         <w:rPr>
           <w:b/>
           <w:i w:val="0"/>
           <w:color w:val="1A1A1A"/>
-          <w:sz w:val="23"/>
+          <w:sz w:val="21"/>
         </w:rPr>
-        <w:t>Slide 32.  Whiteboards   ·   Question 9 of 9</w:t>
+        <w:t xml:space="preserve">34.  </w:t>
       </w:r>
-    </w:p>
-    <w:p>
-      <w:pPr>
-        <w:spacing w:before="0" w:after="60"/>
-        <w:ind w:left="360" w:hanging="220"/>
-      </w:pPr>
       <w:r>
         <w:rPr>
-          <w:rFonts w:ascii="FreeSerif" w:hAnsi="FreeSerif" w:eastAsia="FreeSerif"/>
-          <w:b w:val="0"/>
+          <w:b/>
           <w:i w:val="0"/>
           <w:color w:val="1A1A1A"/>
-          <w:sz w:val="16"/>
+          <w:sz w:val="21"/>
         </w:rPr>
-        <w:t xml:space="preserve">●  </w:t>
+        <w:t xml:space="preserve">IXL — Last five minutes..  </w:t>
       </w:r>
       <w:r>
         <w:rPr>
@@ -4677,56 +3427,7 @@
           <w:color w:val="1A1A1A"/>
           <w:sz w:val="21"/>
         </w:rPr>
-        <w:t>Reveal. Scan the back row first; question the blank boards before the wrong ones.</w:t>
-      </w:r>
-    </w:p>
-    <w:p>
-      <w:pPr>
-        <w:keepNext/>
-        <w:spacing w:before="200" w:after="60"/>
-      </w:pPr>
-      <w:r>
-        <w:rPr>
-          <w:b/>
-          <w:i w:val="0"/>
-          <w:color w:val="1A1A1A"/>
-          <w:sz w:val="23"/>
-        </w:rPr>
-        <w:t>Slide 33.  IXL — Last five minutes.</w:t>
-      </w:r>
-      <w:r>
-        <w:rPr>
-          <w:b w:val="0"/>
-          <w:i/>
-          <w:color w:val="6B6B6B"/>
-          <w:sz w:val="19"/>
-        </w:rPr>
-        <w:t xml:space="preserve">    5 min</w:t>
-      </w:r>
-    </w:p>
-    <w:p>
-      <w:pPr>
-        <w:spacing w:before="0" w:after="60"/>
-        <w:ind w:left="360" w:hanging="220"/>
-      </w:pPr>
-      <w:r>
-        <w:rPr>
-          <w:rFonts w:ascii="FreeSerif" w:hAnsi="FreeSerif" w:eastAsia="FreeSerif"/>
-          <w:b w:val="0"/>
-          <w:i w:val="0"/>
-          <w:color w:val="1A1A1A"/>
-          <w:sz w:val="16"/>
-        </w:rPr>
-        <w:t xml:space="preserve">●  </w:t>
-      </w:r>
-      <w:r>
-        <w:rPr>
-          <w:b w:val="0"/>
-          <w:i w:val="0"/>
-          <w:color w:val="1A1A1A"/>
-          <w:sz w:val="21"/>
-        </w:rPr>
-        <w:t>IXL: whatever is not finished is tonight's practice; SmartScore 67.</w:t>
+        <w:t>IXL: every listed skill is required, SmartScore 67, due at the start of the next class.</w:t>
       </w:r>
     </w:p>
     <w:p>
@@ -4744,1834 +3445,342 @@
           <w:color w:val="1A1A1A"/>
           <w:sz w:val="30"/>
         </w:rPr>
-        <w:t>The Whiteboard Round — what each board tells you</w:t>
+        <w:t>Misconceptions to Watch</w:t>
       </w:r>
     </w:p>
     <w:p>
       <w:pPr>
-        <w:spacing w:before="0" w:after="120"/>
-      </w:pPr>
-      <w:r>
-        <w:rPr>
-          <w:b w:val="0"/>
-          <w:i w:val="0"/>
-          <w:color w:val="1A1A1A"/>
-          <w:sz w:val="21"/>
-        </w:rPr>
-        <w:t>Nine questions, one at a time, each with its reveal. Boards down until the cue, all up together, scan the back row first, question the blank boards before the wrong ones. Question 9 is written work. Every wrong option on a multiple-choice question is a named error; the benchmark it comes from is cited.</w:t>
-      </w:r>
-    </w:p>
-    <w:tbl>
-      <w:tblPr>
-        <w:tblLayout w:type="fixed"/>
-        <w:tblLook w:firstColumn="1" w:firstRow="1" w:lastColumn="0" w:lastRow="0" w:noHBand="0" w:noVBand="1" w:val="04A0"/>
-        <w:tblLayout w:type="fixed"/>
-        <w:tblW w:w="9360" w:type="dxa"/>
-      </w:tblPr>
-      <w:tblGrid>
-        <w:gridCol w:w="400"/>
-        <w:gridCol w:w="3300"/>
-        <w:gridCol w:w="1900"/>
-        <w:gridCol w:w="3760"/>
-      </w:tblGrid>
-      <w:tr>
-        <w:trPr>
-          <w:cantSplit/>
-          <w:tblHeader/>
-        </w:trPr>
-        <w:tc>
-          <w:tcPr>
-            <w:tcW w:type="dxa" w:w="400"/>
-            <w:tcMar>
-              <w:top w:w="60" w:type="dxa"/>
-              <w:left w:w="100" w:type="dxa"/>
-              <w:bottom w:w="60" w:type="dxa"/>
-              <w:right w:w="100" w:type="dxa"/>
-            </w:tcMar>
-            <w:tcBorders>
-              <w:top w:val="single" w:sz="6" w:color="1A1A1A"/>
-              <w:left w:val="single" w:sz="6" w:color="1A1A1A"/>
-              <w:bottom w:val="single" w:sz="6" w:color="1A1A1A"/>
-              <w:right w:val="single" w:sz="6" w:color="1A1A1A"/>
-            </w:tcBorders>
-            <w:shd w:val="clear" w:color="auto" w:fill="D9D9D9"/>
-          </w:tcPr>
-          <w:p>
-            <w:pPr>
-              <w:spacing w:after="0"/>
-              <w:jc w:val="center"/>
-            </w:pPr>
-            <w:r>
-              <w:rPr>
-                <w:b/>
-                <w:i w:val="0"/>
-                <w:color w:val="1A1A1A"/>
-                <w:sz w:val="19"/>
-              </w:rPr>
-              <w:t>#</w:t>
-            </w:r>
-          </w:p>
-        </w:tc>
-        <w:tc>
-          <w:tcPr>
-            <w:tcW w:type="dxa" w:w="3300"/>
-            <w:tcMar>
-              <w:top w:w="60" w:type="dxa"/>
-              <w:left w:w="100" w:type="dxa"/>
-              <w:bottom w:w="60" w:type="dxa"/>
-              <w:right w:w="100" w:type="dxa"/>
-            </w:tcMar>
-            <w:tcBorders>
-              <w:top w:val="single" w:sz="6" w:color="1A1A1A"/>
-              <w:left w:val="single" w:sz="6" w:color="1A1A1A"/>
-              <w:bottom w:val="single" w:sz="6" w:color="1A1A1A"/>
-              <w:right w:val="single" w:sz="6" w:color="1A1A1A"/>
-            </w:tcBorders>
-            <w:shd w:val="clear" w:color="auto" w:fill="D9D9D9"/>
-          </w:tcPr>
-          <w:p>
-            <w:pPr>
-              <w:spacing w:after="0"/>
-              <w:jc w:val="center"/>
-            </w:pPr>
-            <w:r>
-              <w:rPr>
-                <w:b/>
-                <w:i w:val="0"/>
-                <w:color w:val="1A1A1A"/>
-                <w:sz w:val="19"/>
-              </w:rPr>
-              <w:t>Question</w:t>
-            </w:r>
-          </w:p>
-        </w:tc>
-        <w:tc>
-          <w:tcPr>
-            <w:tcW w:type="dxa" w:w="1900"/>
-            <w:tcMar>
-              <w:top w:w="60" w:type="dxa"/>
-              <w:left w:w="100" w:type="dxa"/>
-              <w:bottom w:w="60" w:type="dxa"/>
-              <w:right w:w="100" w:type="dxa"/>
-            </w:tcMar>
-            <w:tcBorders>
-              <w:top w:val="single" w:sz="6" w:color="1A1A1A"/>
-              <w:left w:val="single" w:sz="6" w:color="1A1A1A"/>
-              <w:bottom w:val="single" w:sz="6" w:color="1A1A1A"/>
-              <w:right w:val="single" w:sz="6" w:color="1A1A1A"/>
-            </w:tcBorders>
-            <w:shd w:val="clear" w:color="auto" w:fill="D9D9D9"/>
-          </w:tcPr>
-          <w:p>
-            <w:pPr>
-              <w:spacing w:after="0"/>
-              <w:jc w:val="center"/>
-            </w:pPr>
-            <w:r>
-              <w:rPr>
-                <w:b/>
-                <w:i w:val="0"/>
-                <w:color w:val="1A1A1A"/>
-                <w:sz w:val="19"/>
-              </w:rPr>
-              <w:t>Answer</w:t>
-            </w:r>
-          </w:p>
-        </w:tc>
-        <w:tc>
-          <w:tcPr>
-            <w:tcW w:type="dxa" w:w="3760"/>
-            <w:tcMar>
-              <w:top w:w="60" w:type="dxa"/>
-              <w:left w:w="100" w:type="dxa"/>
-              <w:bottom w:w="60" w:type="dxa"/>
-              <w:right w:w="100" w:type="dxa"/>
-            </w:tcMar>
-            <w:tcBorders>
-              <w:top w:val="single" w:sz="6" w:color="1A1A1A"/>
-              <w:left w:val="single" w:sz="6" w:color="1A1A1A"/>
-              <w:bottom w:val="single" w:sz="6" w:color="1A1A1A"/>
-              <w:right w:val="single" w:sz="6" w:color="1A1A1A"/>
-            </w:tcBorders>
-            <w:shd w:val="clear" w:color="auto" w:fill="D9D9D9"/>
-          </w:tcPr>
-          <w:p>
-            <w:pPr>
-              <w:spacing w:after="0"/>
-              <w:jc w:val="center"/>
-            </w:pPr>
-            <w:r>
-              <w:rPr>
-                <w:b/>
-                <w:i w:val="0"/>
-                <w:color w:val="1A1A1A"/>
-                <w:sz w:val="19"/>
-              </w:rPr>
-              <w:t>What a wrong board says</w:t>
-            </w:r>
-          </w:p>
-        </w:tc>
-      </w:tr>
-      <w:tr>
-        <w:trPr>
-          <w:cantSplit/>
-        </w:trPr>
-        <w:tc>
-          <w:tcPr>
-            <w:tcW w:type="dxa" w:w="400"/>
-            <w:tcMar>
-              <w:top w:w="60" w:type="dxa"/>
-              <w:left w:w="100" w:type="dxa"/>
-              <w:bottom w:w="60" w:type="dxa"/>
-              <w:right w:w="100" w:type="dxa"/>
-            </w:tcMar>
-            <w:tcBorders>
-              <w:top w:val="single" w:sz="6" w:color="1A1A1A"/>
-              <w:left w:val="single" w:sz="6" w:color="1A1A1A"/>
-              <w:bottom w:val="single" w:sz="6" w:color="1A1A1A"/>
-              <w:right w:val="single" w:sz="6" w:color="1A1A1A"/>
-            </w:tcBorders>
-          </w:tcPr>
-          <w:p>
-            <w:pPr>
-              <w:spacing w:after="0"/>
-            </w:pPr>
-            <w:r>
-              <w:rPr>
-                <w:b w:val="0"/>
-                <w:i w:val="0"/>
-                <w:color w:val="1A1A1A"/>
-                <w:sz w:val="19"/>
-              </w:rPr>
-              <w:t>1</w:t>
-            </w:r>
-          </w:p>
-        </w:tc>
-        <w:tc>
-          <w:tcPr>
-            <w:tcW w:type="dxa" w:w="3300"/>
-            <w:tcMar>
-              <w:top w:w="60" w:type="dxa"/>
-              <w:left w:w="100" w:type="dxa"/>
-              <w:bottom w:w="60" w:type="dxa"/>
-              <w:right w:w="100" w:type="dxa"/>
-            </w:tcMar>
-            <w:tcBorders>
-              <w:top w:val="single" w:sz="6" w:color="1A1A1A"/>
-              <w:left w:val="single" w:sz="6" w:color="1A1A1A"/>
-              <w:bottom w:val="single" w:sz="6" w:color="1A1A1A"/>
-              <w:right w:val="single" w:sz="6" w:color="1A1A1A"/>
-            </w:tcBorders>
-          </w:tcPr>
-          <w:p>
-            <w:pPr>
-              <w:spacing w:after="0"/>
-            </w:pPr>
-            <w:r>
-              <w:drawing>
-                <wp:inline xmlns:a="http://schemas.openxmlformats.org/drawingml/2006/main" xmlns:pic="http://schemas.openxmlformats.org/drawingml/2006/picture">
-                  <wp:extent cx="167640" cy="256032"/>
-                  <wp:docPr id="12" name="Picture 12"/>
-                  <wp:cNvGraphicFramePr>
-                    <a:graphicFrameLocks noChangeAspect="1"/>
-                  </wp:cNvGraphicFramePr>
-                  <a:graphic>
-                    <a:graphicData uri="http://schemas.openxmlformats.org/drawingml/2006/picture">
-                      <pic:pic>
-                        <pic:nvPicPr>
-                          <pic:cNvPr id="0" name="e1399e0d24c0caff.png"/>
-                          <pic:cNvPicPr/>
-                        </pic:nvPicPr>
-                        <pic:blipFill>
-                          <a:blip r:embed="rId20"/>
-                          <a:stretch>
-                            <a:fillRect/>
-                          </a:stretch>
-                        </pic:blipFill>
-                        <pic:spPr>
-                          <a:xfrm>
-                            <a:off x="0" y="0"/>
-                            <a:ext cx="167640" cy="256032"/>
-                          </a:xfrm>
-                          <a:prstGeom prst="rect"/>
-                        </pic:spPr>
-                      </pic:pic>
-                    </a:graphicData>
-                  </a:graphic>
-                </wp:inline>
-              </w:drawing>
-            </w:r>
-          </w:p>
-        </w:tc>
-        <w:tc>
-          <w:tcPr>
-            <w:tcW w:type="dxa" w:w="1900"/>
-            <w:tcMar>
-              <w:top w:w="60" w:type="dxa"/>
-              <w:left w:w="100" w:type="dxa"/>
-              <w:bottom w:w="60" w:type="dxa"/>
-              <w:right w:w="100" w:type="dxa"/>
-            </w:tcMar>
-            <w:tcBorders>
-              <w:top w:val="single" w:sz="6" w:color="1A1A1A"/>
-              <w:left w:val="single" w:sz="6" w:color="1A1A1A"/>
-              <w:bottom w:val="single" w:sz="6" w:color="1A1A1A"/>
-              <w:right w:val="single" w:sz="6" w:color="1A1A1A"/>
-            </w:tcBorders>
-          </w:tcPr>
-          <w:p>
-            <w:pPr>
-              <w:spacing w:after="0"/>
-            </w:pPr>
-            <w:r>
-              <w:drawing>
-                <wp:inline xmlns:a="http://schemas.openxmlformats.org/drawingml/2006/main" xmlns:pic="http://schemas.openxmlformats.org/drawingml/2006/picture">
-                  <wp:extent cx="201168" cy="143256"/>
-                  <wp:docPr id="13" name="Picture 13"/>
-                  <wp:cNvGraphicFramePr>
-                    <a:graphicFrameLocks noChangeAspect="1"/>
-                  </wp:cNvGraphicFramePr>
-                  <a:graphic>
-                    <a:graphicData uri="http://schemas.openxmlformats.org/drawingml/2006/picture">
-                      <pic:pic>
-                        <pic:nvPicPr>
-                          <pic:cNvPr id="0" name="72491816570a5dca.png"/>
-                          <pic:cNvPicPr/>
-                        </pic:nvPicPr>
-                        <pic:blipFill>
-                          <a:blip r:embed="rId21"/>
-                          <a:stretch>
-                            <a:fillRect/>
-                          </a:stretch>
-                        </pic:blipFill>
-                        <pic:spPr>
-                          <a:xfrm>
-                            <a:off x="0" y="0"/>
-                            <a:ext cx="201168" cy="143256"/>
-                          </a:xfrm>
-                          <a:prstGeom prst="rect"/>
-                        </pic:spPr>
-                      </pic:pic>
-                    </a:graphicData>
-                  </a:graphic>
-                </wp:inline>
-              </w:drawing>
-            </w:r>
-          </w:p>
-        </w:tc>
-        <w:tc>
-          <w:tcPr>
-            <w:tcW w:type="dxa" w:w="3760"/>
-            <w:tcMar>
-              <w:top w:w="60" w:type="dxa"/>
-              <w:left w:w="100" w:type="dxa"/>
-              <w:bottom w:w="60" w:type="dxa"/>
-              <w:right w:w="100" w:type="dxa"/>
-            </w:tcMar>
-            <w:tcBorders>
-              <w:top w:val="single" w:sz="6" w:color="1A1A1A"/>
-              <w:left w:val="single" w:sz="6" w:color="1A1A1A"/>
-              <w:bottom w:val="single" w:sz="6" w:color="1A1A1A"/>
-              <w:right w:val="single" w:sz="6" w:color="1A1A1A"/>
-            </w:tcBorders>
-          </w:tcPr>
-          <w:p>
-            <w:pPr>
-              <w:spacing w:after="0"/>
-            </w:pPr>
-            <w:r>
-              <w:rPr>
-                <w:b w:val="0"/>
-                <w:i w:val="0"/>
-                <w:color w:val="1A1A1A"/>
-                <w:sz w:val="19"/>
-              </w:rPr>
-              <w:t>10</w:t>
-            </w:r>
-            <w:r>
-              <w:rPr>
-                <w:b w:val="0"/>
-                <w:i w:val="0"/>
-                <w:color w:val="1A1A1A"/>
-                <w:sz w:val="19"/>
-                <w:vertAlign w:val="superscript"/>
-              </w:rPr>
-              <w:t>8</w:t>
-            </w:r>
-            <w:r>
-              <w:rPr>
-                <w:b w:val="0"/>
-                <w:i w:val="0"/>
-                <w:color w:val="1A1A1A"/>
-                <w:sz w:val="19"/>
-              </w:rPr>
-              <w:t xml:space="preserve"> — added the exponents [confused with product of powers]; 1</w:t>
-            </w:r>
-            <w:r>
-              <w:rPr>
-                <w:b w:val="0"/>
-                <w:i w:val="0"/>
-                <w:color w:val="1A1A1A"/>
-                <w:sz w:val="19"/>
-                <w:vertAlign w:val="superscript"/>
-              </w:rPr>
-              <w:t>2</w:t>
-            </w:r>
-            <w:r>
-              <w:rPr>
-                <w:b w:val="0"/>
-                <w:i w:val="0"/>
-                <w:color w:val="1A1A1A"/>
-                <w:sz w:val="19"/>
-              </w:rPr>
-              <w:t xml:space="preserve"> — divided the bases [7.NSO.1.1 misconception: operating on the bases]</w:t>
-            </w:r>
-          </w:p>
-        </w:tc>
-      </w:tr>
-      <w:tr>
-        <w:trPr>
-          <w:cantSplit/>
-        </w:trPr>
-        <w:tc>
-          <w:tcPr>
-            <w:tcW w:type="dxa" w:w="400"/>
-            <w:tcMar>
-              <w:top w:w="60" w:type="dxa"/>
-              <w:left w:w="100" w:type="dxa"/>
-              <w:bottom w:w="60" w:type="dxa"/>
-              <w:right w:w="100" w:type="dxa"/>
-            </w:tcMar>
-            <w:tcBorders>
-              <w:top w:val="single" w:sz="6" w:color="1A1A1A"/>
-              <w:left w:val="single" w:sz="6" w:color="1A1A1A"/>
-              <w:bottom w:val="single" w:sz="6" w:color="1A1A1A"/>
-              <w:right w:val="single" w:sz="6" w:color="1A1A1A"/>
-            </w:tcBorders>
-          </w:tcPr>
-          <w:p>
-            <w:pPr>
-              <w:spacing w:after="0"/>
-            </w:pPr>
-            <w:r>
-              <w:rPr>
-                <w:b w:val="0"/>
-                <w:i w:val="0"/>
-                <w:color w:val="1A1A1A"/>
-                <w:sz w:val="19"/>
-              </w:rPr>
-              <w:t>2</w:t>
-            </w:r>
-          </w:p>
-        </w:tc>
-        <w:tc>
-          <w:tcPr>
-            <w:tcW w:type="dxa" w:w="3300"/>
-            <w:tcMar>
-              <w:top w:w="60" w:type="dxa"/>
-              <w:left w:w="100" w:type="dxa"/>
-              <w:bottom w:w="60" w:type="dxa"/>
-              <w:right w:w="100" w:type="dxa"/>
-            </w:tcMar>
-            <w:tcBorders>
-              <w:top w:val="single" w:sz="6" w:color="1A1A1A"/>
-              <w:left w:val="single" w:sz="6" w:color="1A1A1A"/>
-              <w:bottom w:val="single" w:sz="6" w:color="1A1A1A"/>
-              <w:right w:val="single" w:sz="6" w:color="1A1A1A"/>
-            </w:tcBorders>
-          </w:tcPr>
-          <w:p>
-            <w:pPr>
-              <w:spacing w:after="0"/>
-            </w:pPr>
-            <w:r>
-              <w:drawing>
-                <wp:inline xmlns:a="http://schemas.openxmlformats.org/drawingml/2006/main" xmlns:pic="http://schemas.openxmlformats.org/drawingml/2006/picture">
-                  <wp:extent cx="109728" cy="249935"/>
-                  <wp:docPr id="14" name="Picture 14"/>
-                  <wp:cNvGraphicFramePr>
-                    <a:graphicFrameLocks noChangeAspect="1"/>
-                  </wp:cNvGraphicFramePr>
-                  <a:graphic>
-                    <a:graphicData uri="http://schemas.openxmlformats.org/drawingml/2006/picture">
-                      <pic:pic>
-                        <pic:nvPicPr>
-                          <pic:cNvPr id="0" name="1bb5710278e7a70c.png"/>
-                          <pic:cNvPicPr/>
-                        </pic:nvPicPr>
-                        <pic:blipFill>
-                          <a:blip r:embed="rId22"/>
-                          <a:stretch>
-                            <a:fillRect/>
-                          </a:stretch>
-                        </pic:blipFill>
-                        <pic:spPr>
-                          <a:xfrm>
-                            <a:off x="0" y="0"/>
-                            <a:ext cx="109728" cy="249935"/>
-                          </a:xfrm>
-                          <a:prstGeom prst="rect"/>
-                        </pic:spPr>
-                      </pic:pic>
-                    </a:graphicData>
-                  </a:graphic>
-                </wp:inline>
-              </w:drawing>
-            </w:r>
-          </w:p>
-        </w:tc>
-        <w:tc>
-          <w:tcPr>
-            <w:tcW w:type="dxa" w:w="1900"/>
-            <w:tcMar>
-              <w:top w:w="60" w:type="dxa"/>
-              <w:left w:w="100" w:type="dxa"/>
-              <w:bottom w:w="60" w:type="dxa"/>
-              <w:right w:w="100" w:type="dxa"/>
-            </w:tcMar>
-            <w:tcBorders>
-              <w:top w:val="single" w:sz="6" w:color="1A1A1A"/>
-              <w:left w:val="single" w:sz="6" w:color="1A1A1A"/>
-              <w:bottom w:val="single" w:sz="6" w:color="1A1A1A"/>
-              <w:right w:val="single" w:sz="6" w:color="1A1A1A"/>
-            </w:tcBorders>
-          </w:tcPr>
-          <w:p>
-            <w:pPr>
-              <w:spacing w:after="0"/>
-            </w:pPr>
-            <w:r>
-              <w:rPr>
-                <w:b/>
-                <w:i/>
-                <w:color w:val="9E1B32"/>
-                <w:sz w:val="19"/>
-              </w:rPr>
-              <w:t>512</w:t>
-            </w:r>
-          </w:p>
-        </w:tc>
-        <w:tc>
-          <w:tcPr>
-            <w:tcW w:type="dxa" w:w="3760"/>
-            <w:tcMar>
-              <w:top w:w="60" w:type="dxa"/>
-              <w:left w:w="100" w:type="dxa"/>
-              <w:bottom w:w="60" w:type="dxa"/>
-              <w:right w:w="100" w:type="dxa"/>
-            </w:tcMar>
-            <w:tcBorders>
-              <w:top w:val="single" w:sz="6" w:color="1A1A1A"/>
-              <w:left w:val="single" w:sz="6" w:color="1A1A1A"/>
-              <w:bottom w:val="single" w:sz="6" w:color="1A1A1A"/>
-              <w:right w:val="single" w:sz="6" w:color="1A1A1A"/>
-            </w:tcBorders>
-          </w:tcPr>
-          <w:p>
-            <w:pPr>
-              <w:spacing w:after="0"/>
-            </w:pPr>
-            <w:r>
-              <w:rPr>
-                <w:b w:val="0"/>
-                <w:i w:val="0"/>
-                <w:color w:val="1A1A1A"/>
-                <w:sz w:val="19"/>
-              </w:rPr>
-              <w:t>4096 — kept 8</w:t>
-            </w:r>
-            <w:r>
-              <w:rPr>
-                <w:b w:val="0"/>
-                <w:i w:val="0"/>
-                <w:color w:val="1A1A1A"/>
-                <w:sz w:val="19"/>
-                <w:vertAlign w:val="superscript"/>
-              </w:rPr>
-              <w:t>4</w:t>
-            </w:r>
-            <w:r>
-              <w:rPr>
-                <w:b w:val="0"/>
-                <w:i w:val="0"/>
-                <w:color w:val="1A1A1A"/>
-                <w:sz w:val="19"/>
-              </w:rPr>
-              <w:t xml:space="preserve"> and treated 8</w:t>
-            </w:r>
-            <w:r>
-              <w:rPr>
-                <w:b w:val="0"/>
-                <w:i w:val="0"/>
-                <w:color w:val="1A1A1A"/>
-                <w:sz w:val="19"/>
-                <w:vertAlign w:val="superscript"/>
-              </w:rPr>
-              <w:t>1</w:t>
-            </w:r>
-            <w:r>
-              <w:rPr>
-                <w:b w:val="0"/>
-                <w:i w:val="0"/>
-                <w:color w:val="1A1A1A"/>
-                <w:sz w:val="19"/>
-              </w:rPr>
-              <w:t xml:space="preserve"> as 1 [identity law misread as zero exponent]; 64 — subtracted 4 − 1 wrong or used 8</w:t>
-            </w:r>
-            <w:r>
-              <w:rPr>
-                <w:b w:val="0"/>
-                <w:i w:val="0"/>
-                <w:color w:val="1A1A1A"/>
-                <w:sz w:val="19"/>
-                <w:vertAlign w:val="superscript"/>
-              </w:rPr>
-              <w:t>2</w:t>
-            </w:r>
-          </w:p>
-        </w:tc>
-      </w:tr>
-      <w:tr>
-        <w:trPr>
-          <w:cantSplit/>
-        </w:trPr>
-        <w:tc>
-          <w:tcPr>
-            <w:tcW w:type="dxa" w:w="400"/>
-            <w:tcMar>
-              <w:top w:w="60" w:type="dxa"/>
-              <w:left w:w="100" w:type="dxa"/>
-              <w:bottom w:w="60" w:type="dxa"/>
-              <w:right w:w="100" w:type="dxa"/>
-            </w:tcMar>
-            <w:tcBorders>
-              <w:top w:val="single" w:sz="6" w:color="1A1A1A"/>
-              <w:left w:val="single" w:sz="6" w:color="1A1A1A"/>
-              <w:bottom w:val="single" w:sz="6" w:color="1A1A1A"/>
-              <w:right w:val="single" w:sz="6" w:color="1A1A1A"/>
-            </w:tcBorders>
-          </w:tcPr>
-          <w:p>
-            <w:pPr>
-              <w:spacing w:after="0"/>
-            </w:pPr>
-            <w:r>
-              <w:rPr>
-                <w:b w:val="0"/>
-                <w:i w:val="0"/>
-                <w:color w:val="1A1A1A"/>
-                <w:sz w:val="19"/>
-              </w:rPr>
-              <w:t>3</w:t>
-            </w:r>
-          </w:p>
-        </w:tc>
-        <w:tc>
-          <w:tcPr>
-            <w:tcW w:type="dxa" w:w="3300"/>
-            <w:tcMar>
-              <w:top w:w="60" w:type="dxa"/>
-              <w:left w:w="100" w:type="dxa"/>
-              <w:bottom w:w="60" w:type="dxa"/>
-              <w:right w:w="100" w:type="dxa"/>
-            </w:tcMar>
-            <w:tcBorders>
-              <w:top w:val="single" w:sz="6" w:color="1A1A1A"/>
-              <w:left w:val="single" w:sz="6" w:color="1A1A1A"/>
-              <w:bottom w:val="single" w:sz="6" w:color="1A1A1A"/>
-              <w:right w:val="single" w:sz="6" w:color="1A1A1A"/>
-            </w:tcBorders>
-          </w:tcPr>
-          <w:p>
-            <w:pPr>
-              <w:spacing w:after="0"/>
-            </w:pPr>
-            <w:r>
-              <w:drawing>
-                <wp:inline xmlns:a="http://schemas.openxmlformats.org/drawingml/2006/main" xmlns:pic="http://schemas.openxmlformats.org/drawingml/2006/picture">
-                  <wp:extent cx="265176" cy="295656"/>
-                  <wp:docPr id="15" name="Picture 15"/>
-                  <wp:cNvGraphicFramePr>
-                    <a:graphicFrameLocks noChangeAspect="1"/>
-                  </wp:cNvGraphicFramePr>
-                  <a:graphic>
-                    <a:graphicData uri="http://schemas.openxmlformats.org/drawingml/2006/picture">
-                      <pic:pic>
-                        <pic:nvPicPr>
-                          <pic:cNvPr id="0" name="e578a5e16010b2d1.png"/>
-                          <pic:cNvPicPr/>
-                        </pic:nvPicPr>
-                        <pic:blipFill>
-                          <a:blip r:embed="rId23"/>
-                          <a:stretch>
-                            <a:fillRect/>
-                          </a:stretch>
-                        </pic:blipFill>
-                        <pic:spPr>
-                          <a:xfrm>
-                            <a:off x="0" y="0"/>
-                            <a:ext cx="265176" cy="295656"/>
-                          </a:xfrm>
-                          <a:prstGeom prst="rect"/>
-                        </pic:spPr>
-                      </pic:pic>
-                    </a:graphicData>
-                  </a:graphic>
-                </wp:inline>
-              </w:drawing>
-            </w:r>
-          </w:p>
-        </w:tc>
-        <w:tc>
-          <w:tcPr>
-            <w:tcW w:type="dxa" w:w="1900"/>
-            <w:tcMar>
-              <w:top w:w="60" w:type="dxa"/>
-              <w:left w:w="100" w:type="dxa"/>
-              <w:bottom w:w="60" w:type="dxa"/>
-              <w:right w:w="100" w:type="dxa"/>
-            </w:tcMar>
-            <w:tcBorders>
-              <w:top w:val="single" w:sz="6" w:color="1A1A1A"/>
-              <w:left w:val="single" w:sz="6" w:color="1A1A1A"/>
-              <w:bottom w:val="single" w:sz="6" w:color="1A1A1A"/>
-              <w:right w:val="single" w:sz="6" w:color="1A1A1A"/>
-            </w:tcBorders>
-          </w:tcPr>
-          <w:p>
-            <w:pPr>
-              <w:spacing w:after="0"/>
-            </w:pPr>
-            <w:r>
-              <w:rPr>
-                <w:b/>
-                <w:i/>
-                <w:color w:val="9E1B32"/>
-                <w:sz w:val="19"/>
-              </w:rPr>
-              <w:t>−6</w:t>
-            </w:r>
-          </w:p>
-        </w:tc>
-        <w:tc>
-          <w:tcPr>
-            <w:tcW w:type="dxa" w:w="3760"/>
-            <w:tcMar>
-              <w:top w:w="60" w:type="dxa"/>
-              <w:left w:w="100" w:type="dxa"/>
-              <w:bottom w:w="60" w:type="dxa"/>
-              <w:right w:w="100" w:type="dxa"/>
-            </w:tcMar>
-            <w:tcBorders>
-              <w:top w:val="single" w:sz="6" w:color="1A1A1A"/>
-              <w:left w:val="single" w:sz="6" w:color="1A1A1A"/>
-              <w:bottom w:val="single" w:sz="6" w:color="1A1A1A"/>
-              <w:right w:val="single" w:sz="6" w:color="1A1A1A"/>
-            </w:tcBorders>
-          </w:tcPr>
-          <w:p>
-            <w:pPr>
-              <w:spacing w:after="0"/>
-            </w:pPr>
-            <w:r>
-              <w:rPr>
-                <w:b w:val="0"/>
-                <w:i w:val="0"/>
-                <w:color w:val="1A1A1A"/>
-                <w:sz w:val="19"/>
-              </w:rPr>
-              <w:t>6 — dropped the sign of the base; 1 — divided the bases [7.NSO.1.1 misconception]</w:t>
-            </w:r>
-          </w:p>
-        </w:tc>
-      </w:tr>
-      <w:tr>
-        <w:trPr>
-          <w:cantSplit/>
-        </w:trPr>
-        <w:tc>
-          <w:tcPr>
-            <w:tcW w:type="dxa" w:w="400"/>
-            <w:tcMar>
-              <w:top w:w="60" w:type="dxa"/>
-              <w:left w:w="100" w:type="dxa"/>
-              <w:bottom w:w="60" w:type="dxa"/>
-              <w:right w:w="100" w:type="dxa"/>
-            </w:tcMar>
-            <w:tcBorders>
-              <w:top w:val="single" w:sz="6" w:color="1A1A1A"/>
-              <w:left w:val="single" w:sz="6" w:color="1A1A1A"/>
-              <w:bottom w:val="single" w:sz="6" w:color="1A1A1A"/>
-              <w:right w:val="single" w:sz="6" w:color="1A1A1A"/>
-            </w:tcBorders>
-          </w:tcPr>
-          <w:p>
-            <w:pPr>
-              <w:spacing w:after="0"/>
-            </w:pPr>
-            <w:r>
-              <w:rPr>
-                <w:b w:val="0"/>
-                <w:i w:val="0"/>
-                <w:color w:val="1A1A1A"/>
-                <w:sz w:val="19"/>
-              </w:rPr>
-              <w:t>4</w:t>
-            </w:r>
-          </w:p>
-        </w:tc>
-        <w:tc>
-          <w:tcPr>
-            <w:tcW w:type="dxa" w:w="3300"/>
-            <w:tcMar>
-              <w:top w:w="60" w:type="dxa"/>
-              <w:left w:w="100" w:type="dxa"/>
-              <w:bottom w:w="60" w:type="dxa"/>
-              <w:right w:w="100" w:type="dxa"/>
-            </w:tcMar>
-            <w:tcBorders>
-              <w:top w:val="single" w:sz="6" w:color="1A1A1A"/>
-              <w:left w:val="single" w:sz="6" w:color="1A1A1A"/>
-              <w:bottom w:val="single" w:sz="6" w:color="1A1A1A"/>
-              <w:right w:val="single" w:sz="6" w:color="1A1A1A"/>
-            </w:tcBorders>
-          </w:tcPr>
-          <w:p>
-            <w:pPr>
-              <w:spacing w:after="0"/>
-            </w:pPr>
-            <w:r>
-              <w:drawing>
-                <wp:inline xmlns:a="http://schemas.openxmlformats.org/drawingml/2006/main" xmlns:pic="http://schemas.openxmlformats.org/drawingml/2006/picture">
-                  <wp:extent cx="350520" cy="216408"/>
-                  <wp:docPr id="16" name="Picture 16"/>
-                  <wp:cNvGraphicFramePr>
-                    <a:graphicFrameLocks noChangeAspect="1"/>
-                  </wp:cNvGraphicFramePr>
-                  <a:graphic>
-                    <a:graphicData uri="http://schemas.openxmlformats.org/drawingml/2006/picture">
-                      <pic:pic>
-                        <pic:nvPicPr>
-                          <pic:cNvPr id="0" name="3abd3a42621d04e6.png"/>
-                          <pic:cNvPicPr/>
-                        </pic:nvPicPr>
-                        <pic:blipFill>
-                          <a:blip r:embed="rId24"/>
-                          <a:stretch>
-                            <a:fillRect/>
-                          </a:stretch>
-                        </pic:blipFill>
-                        <pic:spPr>
-                          <a:xfrm>
-                            <a:off x="0" y="0"/>
-                            <a:ext cx="350520" cy="216408"/>
-                          </a:xfrm>
-                          <a:prstGeom prst="rect"/>
-                        </pic:spPr>
-                      </pic:pic>
-                    </a:graphicData>
-                  </a:graphic>
-                </wp:inline>
-              </w:drawing>
-            </w:r>
-          </w:p>
-        </w:tc>
-        <w:tc>
-          <w:tcPr>
-            <w:tcW w:type="dxa" w:w="1900"/>
-            <w:tcMar>
-              <w:top w:w="60" w:type="dxa"/>
-              <w:left w:w="100" w:type="dxa"/>
-              <w:bottom w:w="60" w:type="dxa"/>
-              <w:right w:w="100" w:type="dxa"/>
-            </w:tcMar>
-            <w:tcBorders>
-              <w:top w:val="single" w:sz="6" w:color="1A1A1A"/>
-              <w:left w:val="single" w:sz="6" w:color="1A1A1A"/>
-              <w:bottom w:val="single" w:sz="6" w:color="1A1A1A"/>
-              <w:right w:val="single" w:sz="6" w:color="1A1A1A"/>
-            </w:tcBorders>
-          </w:tcPr>
-          <w:p>
-            <w:pPr>
-              <w:spacing w:after="0"/>
-            </w:pPr>
-            <w:r>
-              <w:drawing>
-                <wp:inline xmlns:a="http://schemas.openxmlformats.org/drawingml/2006/main" xmlns:pic="http://schemas.openxmlformats.org/drawingml/2006/picture">
-                  <wp:extent cx="265176" cy="268224"/>
-                  <wp:docPr id="17" name="Picture 17"/>
-                  <wp:cNvGraphicFramePr>
-                    <a:graphicFrameLocks noChangeAspect="1"/>
-                  </wp:cNvGraphicFramePr>
-                  <a:graphic>
-                    <a:graphicData uri="http://schemas.openxmlformats.org/drawingml/2006/picture">
-                      <pic:pic>
-                        <pic:nvPicPr>
-                          <pic:cNvPr id="0" name="5f92e71b3a3ca605.png"/>
-                          <pic:cNvPicPr/>
-                        </pic:nvPicPr>
-                        <pic:blipFill>
-                          <a:blip r:embed="rId25"/>
-                          <a:stretch>
-                            <a:fillRect/>
-                          </a:stretch>
-                        </pic:blipFill>
-                        <pic:spPr>
-                          <a:xfrm>
-                            <a:off x="0" y="0"/>
-                            <a:ext cx="265176" cy="268224"/>
-                          </a:xfrm>
-                          <a:prstGeom prst="rect"/>
-                        </pic:spPr>
-                      </pic:pic>
-                    </a:graphicData>
-                  </a:graphic>
-                </wp:inline>
-              </w:drawing>
-            </w:r>
-          </w:p>
-        </w:tc>
-        <w:tc>
-          <w:tcPr>
-            <w:tcW w:type="dxa" w:w="3760"/>
-            <w:tcMar>
-              <w:top w:w="60" w:type="dxa"/>
-              <w:left w:w="100" w:type="dxa"/>
-              <w:bottom w:w="60" w:type="dxa"/>
-              <w:right w:w="100" w:type="dxa"/>
-            </w:tcMar>
-            <w:tcBorders>
-              <w:top w:val="single" w:sz="6" w:color="1A1A1A"/>
-              <w:left w:val="single" w:sz="6" w:color="1A1A1A"/>
-              <w:bottom w:val="single" w:sz="6" w:color="1A1A1A"/>
-              <w:right w:val="single" w:sz="6" w:color="1A1A1A"/>
-            </w:tcBorders>
-          </w:tcPr>
-          <w:p>
-            <w:pPr>
-              <w:spacing w:after="0"/>
-            </w:pPr>
-            <w:r>
-              <w:rPr>
-                <w:b w:val="0"/>
-                <w:i w:val="0"/>
-                <w:color w:val="1A1A1A"/>
-                <w:sz w:val="19"/>
-              </w:rPr>
-              <w:t>(−5)</w:t>
-            </w:r>
-            <w:r>
-              <w:rPr>
-                <w:b w:val="0"/>
-                <w:i w:val="0"/>
-                <w:color w:val="1A1A1A"/>
-                <w:sz w:val="19"/>
-                <w:vertAlign w:val="superscript"/>
-              </w:rPr>
-              <w:t>7</w:t>
-            </w:r>
-            <w:r>
-              <w:rPr>
-                <w:b w:val="0"/>
-                <w:i w:val="0"/>
-                <w:color w:val="1A1A1A"/>
-                <w:sz w:val="19"/>
-              </w:rPr>
-              <w:t>/10 — exponent applied to the numerator only [7.NSO.1.1 misconception: exponent applied to part of a base]; (−0.5)</w:t>
-            </w:r>
-            <w:r>
-              <w:rPr>
-                <w:b w:val="0"/>
-                <w:i w:val="0"/>
-                <w:color w:val="1A1A1A"/>
-                <w:sz w:val="19"/>
-                <w:vertAlign w:val="superscript"/>
-              </w:rPr>
-              <w:t>7</w:t>
-            </w:r>
-            <w:r>
-              <w:rPr>
-                <w:b w:val="0"/>
-                <w:i w:val="0"/>
-                <w:color w:val="1A1A1A"/>
-                <w:sz w:val="19"/>
-              </w:rPr>
-              <w:t xml:space="preserve"> — simplified first (correct value, but not what was asked)</w:t>
-            </w:r>
-          </w:p>
-        </w:tc>
-      </w:tr>
-      <w:tr>
-        <w:trPr>
-          <w:cantSplit/>
-        </w:trPr>
-        <w:tc>
-          <w:tcPr>
-            <w:tcW w:type="dxa" w:w="400"/>
-            <w:tcMar>
-              <w:top w:w="60" w:type="dxa"/>
-              <w:left w:w="100" w:type="dxa"/>
-              <w:bottom w:w="60" w:type="dxa"/>
-              <w:right w:w="100" w:type="dxa"/>
-            </w:tcMar>
-            <w:tcBorders>
-              <w:top w:val="single" w:sz="6" w:color="1A1A1A"/>
-              <w:left w:val="single" w:sz="6" w:color="1A1A1A"/>
-              <w:bottom w:val="single" w:sz="6" w:color="1A1A1A"/>
-              <w:right w:val="single" w:sz="6" w:color="1A1A1A"/>
-            </w:tcBorders>
-          </w:tcPr>
-          <w:p>
-            <w:pPr>
-              <w:spacing w:after="0"/>
-            </w:pPr>
-            <w:r>
-              <w:rPr>
-                <w:b w:val="0"/>
-                <w:i w:val="0"/>
-                <w:color w:val="1A1A1A"/>
-                <w:sz w:val="19"/>
-              </w:rPr>
-              <w:t>5</w:t>
-            </w:r>
-          </w:p>
-        </w:tc>
-        <w:tc>
-          <w:tcPr>
-            <w:tcW w:type="dxa" w:w="3300"/>
-            <w:tcMar>
-              <w:top w:w="60" w:type="dxa"/>
-              <w:left w:w="100" w:type="dxa"/>
-              <w:bottom w:w="60" w:type="dxa"/>
-              <w:right w:w="100" w:type="dxa"/>
-            </w:tcMar>
-            <w:tcBorders>
-              <w:top w:val="single" w:sz="6" w:color="1A1A1A"/>
-              <w:left w:val="single" w:sz="6" w:color="1A1A1A"/>
-              <w:bottom w:val="single" w:sz="6" w:color="1A1A1A"/>
-              <w:right w:val="single" w:sz="6" w:color="1A1A1A"/>
-            </w:tcBorders>
-          </w:tcPr>
-          <w:p>
-            <w:pPr>
-              <w:spacing w:after="0"/>
-            </w:pPr>
-            <w:r>
-              <w:rPr>
-                <w:b w:val="0"/>
-                <w:i w:val="0"/>
-                <w:color w:val="1A1A1A"/>
-                <w:sz w:val="19"/>
-              </w:rPr>
-              <w:t>Which is the value?</w:t>
-            </w:r>
-          </w:p>
-        </w:tc>
-        <w:tc>
-          <w:tcPr>
-            <w:tcW w:type="dxa" w:w="1900"/>
-            <w:tcMar>
-              <w:top w:w="60" w:type="dxa"/>
-              <w:left w:w="100" w:type="dxa"/>
-              <w:bottom w:w="60" w:type="dxa"/>
-              <w:right w:w="100" w:type="dxa"/>
-            </w:tcMar>
-            <w:tcBorders>
-              <w:top w:val="single" w:sz="6" w:color="1A1A1A"/>
-              <w:left w:val="single" w:sz="6" w:color="1A1A1A"/>
-              <w:bottom w:val="single" w:sz="6" w:color="1A1A1A"/>
-              <w:right w:val="single" w:sz="6" w:color="1A1A1A"/>
-            </w:tcBorders>
-          </w:tcPr>
-          <w:p>
-            <w:pPr>
-              <w:spacing w:after="0"/>
-            </w:pPr>
-            <w:r>
-              <w:rPr>
-                <w:b/>
-                <w:i/>
-                <w:color w:val="9E1B32"/>
-                <w:sz w:val="19"/>
-              </w:rPr>
-              <w:t>A — 1</w:t>
-            </w:r>
-          </w:p>
-        </w:tc>
-        <w:tc>
-          <w:tcPr>
-            <w:tcW w:type="dxa" w:w="3760"/>
-            <w:tcMar>
-              <w:top w:w="60" w:type="dxa"/>
-              <w:left w:w="100" w:type="dxa"/>
-              <w:bottom w:w="60" w:type="dxa"/>
-              <w:right w:w="100" w:type="dxa"/>
-            </w:tcMar>
-            <w:tcBorders>
-              <w:top w:val="single" w:sz="6" w:color="1A1A1A"/>
-              <w:left w:val="single" w:sz="6" w:color="1A1A1A"/>
-              <w:bottom w:val="single" w:sz="6" w:color="1A1A1A"/>
-              <w:right w:val="single" w:sz="6" w:color="1A1A1A"/>
-            </w:tcBorders>
-          </w:tcPr>
-          <w:p>
-            <w:pPr>
-              <w:spacing w:after="0"/>
-            </w:pPr>
-            <w:r>
-              <w:rPr>
-                <w:b w:val="0"/>
-                <w:i w:val="0"/>
-                <w:color w:val="1A1A1A"/>
-                <w:sz w:val="19"/>
-              </w:rPr>
-              <w:t>(B) zero exponent read as 'nothing', so 0 [B1G-M 8.NSO.1.3 misconception: a base to the zero power equals zero]; (C) confused the zero exponent with the identity exponent, 9</w:t>
-            </w:r>
-            <w:r>
-              <w:rPr>
-                <w:b w:val="0"/>
-                <w:i w:val="0"/>
-                <w:color w:val="1A1A1A"/>
-                <w:sz w:val="19"/>
-                <w:vertAlign w:val="superscript"/>
-              </w:rPr>
-              <w:t>1</w:t>
-            </w:r>
-            <w:r>
-              <w:rPr>
-                <w:b w:val="0"/>
-                <w:i w:val="0"/>
-                <w:color w:val="1A1A1A"/>
-                <w:sz w:val="19"/>
-              </w:rPr>
-              <w:t xml:space="preserve"> [7.NSO.1.1 law names]; (D) treated the zero exponent as a reciprocal, which is what a NEGATIVE exponent does [misconception carried into 8.NSO.1.3]</w:t>
-            </w:r>
-          </w:p>
-        </w:tc>
-      </w:tr>
-      <w:tr>
-        <w:trPr>
-          <w:cantSplit/>
-        </w:trPr>
-        <w:tc>
-          <w:tcPr>
-            <w:tcW w:type="dxa" w:w="400"/>
-            <w:tcMar>
-              <w:top w:w="60" w:type="dxa"/>
-              <w:left w:w="100" w:type="dxa"/>
-              <w:bottom w:w="60" w:type="dxa"/>
-              <w:right w:w="100" w:type="dxa"/>
-            </w:tcMar>
-            <w:tcBorders>
-              <w:top w:val="single" w:sz="6" w:color="1A1A1A"/>
-              <w:left w:val="single" w:sz="6" w:color="1A1A1A"/>
-              <w:bottom w:val="single" w:sz="6" w:color="1A1A1A"/>
-              <w:right w:val="single" w:sz="6" w:color="1A1A1A"/>
-            </w:tcBorders>
-          </w:tcPr>
-          <w:p>
-            <w:pPr>
-              <w:spacing w:after="0"/>
-            </w:pPr>
-            <w:r>
-              <w:rPr>
-                <w:b w:val="0"/>
-                <w:i w:val="0"/>
-                <w:color w:val="1A1A1A"/>
-                <w:sz w:val="19"/>
-              </w:rPr>
-              <w:t>6</w:t>
-            </w:r>
-          </w:p>
-        </w:tc>
-        <w:tc>
-          <w:tcPr>
-            <w:tcW w:type="dxa" w:w="3300"/>
-            <w:tcMar>
-              <w:top w:w="60" w:type="dxa"/>
-              <w:left w:w="100" w:type="dxa"/>
-              <w:bottom w:w="60" w:type="dxa"/>
-              <w:right w:w="100" w:type="dxa"/>
-            </w:tcMar>
-            <w:tcBorders>
-              <w:top w:val="single" w:sz="6" w:color="1A1A1A"/>
-              <w:left w:val="single" w:sz="6" w:color="1A1A1A"/>
-              <w:bottom w:val="single" w:sz="6" w:color="1A1A1A"/>
-              <w:right w:val="single" w:sz="6" w:color="1A1A1A"/>
-            </w:tcBorders>
-          </w:tcPr>
-          <w:p>
-            <w:pPr>
-              <w:spacing w:after="0"/>
-            </w:pPr>
-            <w:r>
-              <w:rPr>
-                <w:b w:val="0"/>
-                <w:i w:val="0"/>
-                <w:color w:val="1A1A1A"/>
-                <w:sz w:val="19"/>
-              </w:rPr>
-              <w:t>Which expression is equivalent?</w:t>
-            </w:r>
-          </w:p>
-        </w:tc>
-        <w:tc>
-          <w:tcPr>
-            <w:tcW w:type="dxa" w:w="1900"/>
-            <w:tcMar>
-              <w:top w:w="60" w:type="dxa"/>
-              <w:left w:w="100" w:type="dxa"/>
-              <w:bottom w:w="60" w:type="dxa"/>
-              <w:right w:w="100" w:type="dxa"/>
-            </w:tcMar>
-            <w:tcBorders>
-              <w:top w:val="single" w:sz="6" w:color="1A1A1A"/>
-              <w:left w:val="single" w:sz="6" w:color="1A1A1A"/>
-              <w:bottom w:val="single" w:sz="6" w:color="1A1A1A"/>
-              <w:right w:val="single" w:sz="6" w:color="1A1A1A"/>
-            </w:tcBorders>
-          </w:tcPr>
-          <w:p>
-            <w:pPr>
-              <w:spacing w:after="0"/>
-            </w:pPr>
-            <w:r>
-              <w:rPr>
-                <w:b/>
-                <w:i/>
-                <w:color w:val="9E1B32"/>
-                <w:sz w:val="19"/>
-              </w:rPr>
-              <w:t>A — 4</w:t>
-            </w:r>
-            <w:r>
-              <w:rPr>
-                <w:b/>
-                <w:i/>
-                <w:color w:val="9E1B32"/>
-                <w:sz w:val="19"/>
-                <w:vertAlign w:val="superscript"/>
-              </w:rPr>
-              <w:t>6</w:t>
-            </w:r>
-          </w:p>
-        </w:tc>
-        <w:tc>
-          <w:tcPr>
-            <w:tcW w:type="dxa" w:w="3760"/>
-            <w:tcMar>
-              <w:top w:w="60" w:type="dxa"/>
-              <w:left w:w="100" w:type="dxa"/>
-              <w:bottom w:w="60" w:type="dxa"/>
-              <w:right w:w="100" w:type="dxa"/>
-            </w:tcMar>
-            <w:tcBorders>
-              <w:top w:val="single" w:sz="6" w:color="1A1A1A"/>
-              <w:left w:val="single" w:sz="6" w:color="1A1A1A"/>
-              <w:bottom w:val="single" w:sz="6" w:color="1A1A1A"/>
-              <w:right w:val="single" w:sz="6" w:color="1A1A1A"/>
-            </w:tcBorders>
-          </w:tcPr>
-          <w:p>
-            <w:pPr>
-              <w:spacing w:after="0"/>
-            </w:pPr>
-            <w:r>
-              <w:rPr>
-                <w:b w:val="0"/>
-                <w:i w:val="0"/>
-                <w:color w:val="1A1A1A"/>
-                <w:sz w:val="19"/>
-              </w:rPr>
-              <w:t>(B) divided the exponents, 8 ÷ 2 [7.NSO.1.1 misconception: 'divide' applied to the exponents]; (C) divided the bases as well as subtracting the exponents [7.NSO.1.1 misconception: operating on the bases]; (D) added the exponents — the product law applied to a quotient [confused with product of powers]</w:t>
-            </w:r>
-          </w:p>
-        </w:tc>
-      </w:tr>
-      <w:tr>
-        <w:trPr>
-          <w:cantSplit/>
-        </w:trPr>
-        <w:tc>
-          <w:tcPr>
-            <w:tcW w:type="dxa" w:w="400"/>
-            <w:tcMar>
-              <w:top w:w="60" w:type="dxa"/>
-              <w:left w:w="100" w:type="dxa"/>
-              <w:bottom w:w="60" w:type="dxa"/>
-              <w:right w:w="100" w:type="dxa"/>
-            </w:tcMar>
-            <w:tcBorders>
-              <w:top w:val="single" w:sz="6" w:color="1A1A1A"/>
-              <w:left w:val="single" w:sz="6" w:color="1A1A1A"/>
-              <w:bottom w:val="single" w:sz="6" w:color="1A1A1A"/>
-              <w:right w:val="single" w:sz="6" w:color="1A1A1A"/>
-            </w:tcBorders>
-          </w:tcPr>
-          <w:p>
-            <w:pPr>
-              <w:spacing w:after="0"/>
-            </w:pPr>
-            <w:r>
-              <w:rPr>
-                <w:b w:val="0"/>
-                <w:i w:val="0"/>
-                <w:color w:val="1A1A1A"/>
-                <w:sz w:val="19"/>
-              </w:rPr>
-              <w:t>7</w:t>
-            </w:r>
-          </w:p>
-        </w:tc>
-        <w:tc>
-          <w:tcPr>
-            <w:tcW w:type="dxa" w:w="3300"/>
-            <w:tcMar>
-              <w:top w:w="60" w:type="dxa"/>
-              <w:left w:w="100" w:type="dxa"/>
-              <w:bottom w:w="60" w:type="dxa"/>
-              <w:right w:w="100" w:type="dxa"/>
-            </w:tcMar>
-            <w:tcBorders>
-              <w:top w:val="single" w:sz="6" w:color="1A1A1A"/>
-              <w:left w:val="single" w:sz="6" w:color="1A1A1A"/>
-              <w:bottom w:val="single" w:sz="6" w:color="1A1A1A"/>
-              <w:right w:val="single" w:sz="6" w:color="1A1A1A"/>
-            </w:tcBorders>
-          </w:tcPr>
-          <w:p>
-            <w:pPr>
-              <w:spacing w:after="0"/>
-            </w:pPr>
-            <w:r>
-              <w:drawing>
-                <wp:inline xmlns:a="http://schemas.openxmlformats.org/drawingml/2006/main" xmlns:pic="http://schemas.openxmlformats.org/drawingml/2006/picture">
-                  <wp:extent cx="195072" cy="252984"/>
-                  <wp:docPr id="18" name="Picture 18"/>
-                  <wp:cNvGraphicFramePr>
-                    <a:graphicFrameLocks noChangeAspect="1"/>
-                  </wp:cNvGraphicFramePr>
-                  <a:graphic>
-                    <a:graphicData uri="http://schemas.openxmlformats.org/drawingml/2006/picture">
-                      <pic:pic>
-                        <pic:nvPicPr>
-                          <pic:cNvPr id="0" name="9cc1950e60af8e60.png"/>
-                          <pic:cNvPicPr/>
-                        </pic:nvPicPr>
-                        <pic:blipFill>
-                          <a:blip r:embed="rId26"/>
-                          <a:stretch>
-                            <a:fillRect/>
-                          </a:stretch>
-                        </pic:blipFill>
-                        <pic:spPr>
-                          <a:xfrm>
-                            <a:off x="0" y="0"/>
-                            <a:ext cx="195072" cy="252984"/>
-                          </a:xfrm>
-                          <a:prstGeom prst="rect"/>
-                        </pic:spPr>
-                      </pic:pic>
-                    </a:graphicData>
-                  </a:graphic>
-                </wp:inline>
-              </w:drawing>
-            </w:r>
-          </w:p>
-        </w:tc>
-        <w:tc>
-          <w:tcPr>
-            <w:tcW w:type="dxa" w:w="1900"/>
-            <w:tcMar>
-              <w:top w:w="60" w:type="dxa"/>
-              <w:left w:w="100" w:type="dxa"/>
-              <w:bottom w:w="60" w:type="dxa"/>
-              <w:right w:w="100" w:type="dxa"/>
-            </w:tcMar>
-            <w:tcBorders>
-              <w:top w:val="single" w:sz="6" w:color="1A1A1A"/>
-              <w:left w:val="single" w:sz="6" w:color="1A1A1A"/>
-              <w:bottom w:val="single" w:sz="6" w:color="1A1A1A"/>
-              <w:right w:val="single" w:sz="6" w:color="1A1A1A"/>
-            </w:tcBorders>
-          </w:tcPr>
-          <w:p>
-            <w:pPr>
-              <w:spacing w:after="0"/>
-            </w:pPr>
-            <w:r>
-              <w:rPr>
-                <w:b/>
-                <w:i/>
-                <w:color w:val="9E1B32"/>
-                <w:sz w:val="19"/>
-              </w:rPr>
-              <w:t>0.125</w:t>
-            </w:r>
-          </w:p>
-        </w:tc>
-        <w:tc>
-          <w:tcPr>
-            <w:tcW w:type="dxa" w:w="3760"/>
-            <w:tcMar>
-              <w:top w:w="60" w:type="dxa"/>
-              <w:left w:w="100" w:type="dxa"/>
-              <w:bottom w:w="60" w:type="dxa"/>
-              <w:right w:w="100" w:type="dxa"/>
-            </w:tcMar>
-            <w:tcBorders>
-              <w:top w:val="single" w:sz="6" w:color="1A1A1A"/>
-              <w:left w:val="single" w:sz="6" w:color="1A1A1A"/>
-              <w:bottom w:val="single" w:sz="6" w:color="1A1A1A"/>
-              <w:right w:val="single" w:sz="6" w:color="1A1A1A"/>
-            </w:tcBorders>
-          </w:tcPr>
-          <w:p>
-            <w:pPr>
-              <w:spacing w:after="0"/>
-            </w:pPr>
-            <w:r>
-              <w:rPr>
-                <w:b w:val="0"/>
-                <w:i w:val="0"/>
-                <w:color w:val="1A1A1A"/>
-                <w:sz w:val="19"/>
-              </w:rPr>
-              <w:t>0.03125 — used 0.5</w:t>
-            </w:r>
-            <w:r>
-              <w:rPr>
-                <w:b w:val="0"/>
-                <w:i w:val="0"/>
-                <w:color w:val="1A1A1A"/>
-                <w:sz w:val="19"/>
-                <w:vertAlign w:val="superscript"/>
-              </w:rPr>
-              <w:t>5</w:t>
-            </w:r>
-            <w:r>
-              <w:rPr>
-                <w:b w:val="0"/>
-                <w:i w:val="0"/>
-                <w:color w:val="1A1A1A"/>
-                <w:sz w:val="19"/>
-              </w:rPr>
-              <w:t xml:space="preserve"> (added instead of subtracting, then misread); 0.5 — subtracted to 1 by dividing 8 by 5 badly</w:t>
-            </w:r>
-          </w:p>
-        </w:tc>
-      </w:tr>
-      <w:tr>
-        <w:trPr>
-          <w:cantSplit/>
-        </w:trPr>
-        <w:tc>
-          <w:tcPr>
-            <w:tcW w:type="dxa" w:w="400"/>
-            <w:tcMar>
-              <w:top w:w="60" w:type="dxa"/>
-              <w:left w:w="100" w:type="dxa"/>
-              <w:bottom w:w="60" w:type="dxa"/>
-              <w:right w:w="100" w:type="dxa"/>
-            </w:tcMar>
-            <w:tcBorders>
-              <w:top w:val="single" w:sz="6" w:color="1A1A1A"/>
-              <w:left w:val="single" w:sz="6" w:color="1A1A1A"/>
-              <w:bottom w:val="single" w:sz="6" w:color="1A1A1A"/>
-              <w:right w:val="single" w:sz="6" w:color="1A1A1A"/>
-            </w:tcBorders>
-          </w:tcPr>
-          <w:p>
-            <w:pPr>
-              <w:spacing w:after="0"/>
-            </w:pPr>
-            <w:r>
-              <w:rPr>
-                <w:b w:val="0"/>
-                <w:i w:val="0"/>
-                <w:color w:val="1A1A1A"/>
-                <w:sz w:val="19"/>
-              </w:rPr>
-              <w:t>8</w:t>
-            </w:r>
-          </w:p>
-        </w:tc>
-        <w:tc>
-          <w:tcPr>
-            <w:tcW w:type="dxa" w:w="3300"/>
-            <w:tcMar>
-              <w:top w:w="60" w:type="dxa"/>
-              <w:left w:w="100" w:type="dxa"/>
-              <w:bottom w:w="60" w:type="dxa"/>
-              <w:right w:w="100" w:type="dxa"/>
-            </w:tcMar>
-            <w:tcBorders>
-              <w:top w:val="single" w:sz="6" w:color="1A1A1A"/>
-              <w:left w:val="single" w:sz="6" w:color="1A1A1A"/>
-              <w:bottom w:val="single" w:sz="6" w:color="1A1A1A"/>
-              <w:right w:val="single" w:sz="6" w:color="1A1A1A"/>
-            </w:tcBorders>
-          </w:tcPr>
-          <w:p>
-            <w:pPr>
-              <w:spacing w:after="0"/>
-            </w:pPr>
-            <w:r>
-              <w:drawing>
-                <wp:inline xmlns:a="http://schemas.openxmlformats.org/drawingml/2006/main" xmlns:pic="http://schemas.openxmlformats.org/drawingml/2006/picture">
-                  <wp:extent cx="332232" cy="216408"/>
-                  <wp:docPr id="19" name="Picture 19"/>
-                  <wp:cNvGraphicFramePr>
-                    <a:graphicFrameLocks noChangeAspect="1"/>
-                  </wp:cNvGraphicFramePr>
-                  <a:graphic>
-                    <a:graphicData uri="http://schemas.openxmlformats.org/drawingml/2006/picture">
-                      <pic:pic>
-                        <pic:nvPicPr>
-                          <pic:cNvPr id="0" name="655ee055e6ea0f69.png"/>
-                          <pic:cNvPicPr/>
-                        </pic:nvPicPr>
-                        <pic:blipFill>
-                          <a:blip r:embed="rId27"/>
-                          <a:stretch>
-                            <a:fillRect/>
-                          </a:stretch>
-                        </pic:blipFill>
-                        <pic:spPr>
-                          <a:xfrm>
-                            <a:off x="0" y="0"/>
-                            <a:ext cx="332232" cy="216408"/>
-                          </a:xfrm>
-                          <a:prstGeom prst="rect"/>
-                        </pic:spPr>
-                      </pic:pic>
-                    </a:graphicData>
-                  </a:graphic>
-                </wp:inline>
-              </w:drawing>
-            </w:r>
-          </w:p>
-        </w:tc>
-        <w:tc>
-          <w:tcPr>
-            <w:tcW w:type="dxa" w:w="1900"/>
-            <w:tcMar>
-              <w:top w:w="60" w:type="dxa"/>
-              <w:left w:w="100" w:type="dxa"/>
-              <w:bottom w:w="60" w:type="dxa"/>
-              <w:right w:w="100" w:type="dxa"/>
-            </w:tcMar>
-            <w:tcBorders>
-              <w:top w:val="single" w:sz="6" w:color="1A1A1A"/>
-              <w:left w:val="single" w:sz="6" w:color="1A1A1A"/>
-              <w:bottom w:val="single" w:sz="6" w:color="1A1A1A"/>
-              <w:right w:val="single" w:sz="6" w:color="1A1A1A"/>
-            </w:tcBorders>
-          </w:tcPr>
-          <w:p>
-            <w:pPr>
-              <w:spacing w:after="0"/>
-            </w:pPr>
-            <w:r>
-              <w:rPr>
-                <w:b/>
-                <w:i/>
-                <w:color w:val="9E1B32"/>
-                <w:sz w:val="19"/>
-              </w:rPr>
-              <w:t>1</w:t>
-            </w:r>
-          </w:p>
-        </w:tc>
-        <w:tc>
-          <w:tcPr>
-            <w:tcW w:type="dxa" w:w="3760"/>
-            <w:tcMar>
-              <w:top w:w="60" w:type="dxa"/>
-              <w:left w:w="100" w:type="dxa"/>
-              <w:bottom w:w="60" w:type="dxa"/>
-              <w:right w:w="100" w:type="dxa"/>
-            </w:tcMar>
-            <w:tcBorders>
-              <w:top w:val="single" w:sz="6" w:color="1A1A1A"/>
-              <w:left w:val="single" w:sz="6" w:color="1A1A1A"/>
-              <w:bottom w:val="single" w:sz="6" w:color="1A1A1A"/>
-              <w:right w:val="single" w:sz="6" w:color="1A1A1A"/>
-            </w:tcBorders>
-          </w:tcPr>
-          <w:p>
-            <w:pPr>
-              <w:spacing w:after="0"/>
-            </w:pPr>
-            <w:r>
-              <w:rPr>
-                <w:b w:val="0"/>
-                <w:i w:val="0"/>
-                <w:color w:val="1A1A1A"/>
-                <w:sz w:val="19"/>
-              </w:rPr>
-              <w:t>10/11 — identity exponent instead of zero exponent; 0 — zero-exponent misconception [B1G-M 8.NSO.1.3]</w:t>
-            </w:r>
-          </w:p>
-        </w:tc>
-      </w:tr>
-      <w:tr>
-        <w:trPr>
-          <w:cantSplit/>
-        </w:trPr>
-        <w:tc>
-          <w:tcPr>
-            <w:tcW w:type="dxa" w:w="400"/>
-            <w:tcMar>
-              <w:top w:w="60" w:type="dxa"/>
-              <w:left w:w="100" w:type="dxa"/>
-              <w:bottom w:w="60" w:type="dxa"/>
-              <w:right w:w="100" w:type="dxa"/>
-            </w:tcMar>
-            <w:tcBorders>
-              <w:top w:val="single" w:sz="6" w:color="1A1A1A"/>
-              <w:left w:val="single" w:sz="6" w:color="1A1A1A"/>
-              <w:bottom w:val="single" w:sz="6" w:color="1A1A1A"/>
-              <w:right w:val="single" w:sz="6" w:color="1A1A1A"/>
-            </w:tcBorders>
-          </w:tcPr>
-          <w:p>
-            <w:pPr>
-              <w:spacing w:after="0"/>
-            </w:pPr>
-            <w:r>
-              <w:rPr>
-                <w:b w:val="0"/>
-                <w:i w:val="0"/>
-                <w:color w:val="1A1A1A"/>
-                <w:sz w:val="19"/>
-              </w:rPr>
-              <w:t>9</w:t>
-            </w:r>
-          </w:p>
-        </w:tc>
-        <w:tc>
-          <w:tcPr>
-            <w:tcW w:type="dxa" w:w="3300"/>
-            <w:tcMar>
-              <w:top w:w="60" w:type="dxa"/>
-              <w:left w:w="100" w:type="dxa"/>
-              <w:bottom w:w="60" w:type="dxa"/>
-              <w:right w:w="100" w:type="dxa"/>
-            </w:tcMar>
-            <w:tcBorders>
-              <w:top w:val="single" w:sz="6" w:color="1A1A1A"/>
-              <w:left w:val="single" w:sz="6" w:color="1A1A1A"/>
-              <w:bottom w:val="single" w:sz="6" w:color="1A1A1A"/>
-              <w:right w:val="single" w:sz="6" w:color="1A1A1A"/>
-            </w:tcBorders>
-          </w:tcPr>
-          <w:p>
-            <w:pPr>
-              <w:spacing w:after="0"/>
-            </w:pPr>
-            <w:r>
-              <w:rPr>
-                <w:b w:val="0"/>
-                <w:i w:val="0"/>
-                <w:color w:val="1A1A1A"/>
-                <w:sz w:val="19"/>
-              </w:rPr>
-              <w:t>Hannah cancels 2</w:t>
-            </w:r>
-            <w:r>
-              <w:rPr>
-                <w:b w:val="0"/>
-                <w:i w:val="0"/>
-                <w:color w:val="1A1A1A"/>
-                <w:sz w:val="19"/>
-                <w:vertAlign w:val="superscript"/>
-              </w:rPr>
-              <w:t>3</w:t>
-            </w:r>
-            <w:r>
-              <w:rPr>
-                <w:b w:val="0"/>
-                <w:i w:val="0"/>
-                <w:color w:val="1A1A1A"/>
-                <w:sz w:val="19"/>
-              </w:rPr>
-              <w:t>/2</w:t>
-            </w:r>
-            <w:r>
-              <w:rPr>
-                <w:b w:val="0"/>
-                <w:i w:val="0"/>
-                <w:color w:val="1A1A1A"/>
-                <w:sz w:val="19"/>
-                <w:vertAlign w:val="superscript"/>
-              </w:rPr>
-              <w:t>3</w:t>
-            </w:r>
-            <w:r>
-              <w:rPr>
-                <w:b w:val="0"/>
-                <w:i w:val="0"/>
-                <w:color w:val="1A1A1A"/>
-                <w:sz w:val="19"/>
-              </w:rPr>
-              <w:t xml:space="preserve"> to 1. Sebastian subtracts to 2</w:t>
-            </w:r>
-            <w:r>
-              <w:rPr>
-                <w:b w:val="0"/>
-                <w:i w:val="0"/>
-                <w:color w:val="1A1A1A"/>
-                <w:sz w:val="19"/>
-                <w:vertAlign w:val="superscript"/>
-              </w:rPr>
-              <w:t>0</w:t>
-            </w:r>
-            <w:r>
-              <w:rPr>
-                <w:b w:val="0"/>
-                <w:i w:val="0"/>
-                <w:color w:val="1A1A1A"/>
-                <w:sz w:val="19"/>
-              </w:rPr>
-              <w:t>. Who is right?</w:t>
-            </w:r>
-          </w:p>
-        </w:tc>
-        <w:tc>
-          <w:tcPr>
-            <w:tcW w:type="dxa" w:w="1900"/>
-            <w:tcMar>
-              <w:top w:w="60" w:type="dxa"/>
-              <w:left w:w="100" w:type="dxa"/>
-              <w:bottom w:w="60" w:type="dxa"/>
-              <w:right w:w="100" w:type="dxa"/>
-            </w:tcMar>
-            <w:tcBorders>
-              <w:top w:val="single" w:sz="6" w:color="1A1A1A"/>
-              <w:left w:val="single" w:sz="6" w:color="1A1A1A"/>
-              <w:bottom w:val="single" w:sz="6" w:color="1A1A1A"/>
-              <w:right w:val="single" w:sz="6" w:color="1A1A1A"/>
-            </w:tcBorders>
-          </w:tcPr>
-          <w:p>
-            <w:pPr>
-              <w:spacing w:after="0"/>
-            </w:pPr>
-            <w:r>
-              <w:rPr>
-                <w:b/>
-                <w:i/>
-                <w:color w:val="9E1B32"/>
-                <w:sz w:val="19"/>
-              </w:rPr>
-              <w:t>Both — 2</w:t>
-            </w:r>
-            <w:r>
-              <w:rPr>
-                <w:b/>
-                <w:i/>
-                <w:color w:val="9E1B32"/>
-                <w:sz w:val="19"/>
-                <w:vertAlign w:val="superscript"/>
-              </w:rPr>
-              <w:t>0</w:t>
-            </w:r>
-            <w:r>
-              <w:rPr>
-                <w:b/>
-                <w:i/>
-                <w:color w:val="9E1B32"/>
-                <w:sz w:val="19"/>
-              </w:rPr>
-              <w:t xml:space="preserve"> = 1</w:t>
-            </w:r>
-          </w:p>
-        </w:tc>
-        <w:tc>
-          <w:tcPr>
-            <w:tcW w:type="dxa" w:w="3760"/>
-            <w:tcMar>
-              <w:top w:w="60" w:type="dxa"/>
-              <w:left w:w="100" w:type="dxa"/>
-              <w:bottom w:w="60" w:type="dxa"/>
-              <w:right w:w="100" w:type="dxa"/>
-            </w:tcMar>
-            <w:tcBorders>
-              <w:top w:val="single" w:sz="6" w:color="1A1A1A"/>
-              <w:left w:val="single" w:sz="6" w:color="1A1A1A"/>
-              <w:bottom w:val="single" w:sz="6" w:color="1A1A1A"/>
-              <w:right w:val="single" w:sz="6" w:color="1A1A1A"/>
-            </w:tcBorders>
-          </w:tcPr>
-          <w:p>
-            <w:pPr>
-              <w:spacing w:after="0"/>
-            </w:pPr>
-            <w:r>
-              <w:rPr>
-                <w:b w:val="0"/>
-                <w:i w:val="0"/>
-                <w:color w:val="1A1A1A"/>
-                <w:sz w:val="19"/>
-              </w:rPr>
-              <w:t>'Hannah, because 2</w:t>
-            </w:r>
-            <w:r>
-              <w:rPr>
-                <w:b w:val="0"/>
-                <w:i w:val="0"/>
-                <w:color w:val="1A1A1A"/>
-                <w:sz w:val="19"/>
-                <w:vertAlign w:val="superscript"/>
-              </w:rPr>
-              <w:t>0</w:t>
-            </w:r>
-            <w:r>
-              <w:rPr>
-                <w:b w:val="0"/>
-                <w:i w:val="0"/>
-                <w:color w:val="1A1A1A"/>
-                <w:sz w:val="19"/>
-              </w:rPr>
-              <w:t xml:space="preserve"> = 0' — the zero-exponent misconception [B1G-M 8.NSO.1.3]; 'Sebastian only' — did not accept that a nonzero number over itself is 1</w:t>
-            </w:r>
-          </w:p>
-        </w:tc>
-      </w:tr>
-    </w:tbl>
-    <w:p>
-      <w:pPr>
-        <w:spacing w:after="0" w:before="0" w:line="20" w:lineRule="exact"/>
-      </w:pPr>
-      <w:r>
-        <w:rPr>
-          <w:sz w:val="2"/>
-        </w:rPr>
-      </w:r>
-    </w:p>
-    <w:p>
-      <w:pPr>
-        <w:keepNext/>
-        <w:spacing w:before="280" w:after="120"/>
-        <w:pBdr>
-          <w:bottom w:val="single" w:sz="8" w:space="2" w:color="1A1A1A"/>
-        </w:pBdr>
+        <w:spacing w:before="0" w:after="40"/>
+        <w:ind w:left="360" w:hanging="360"/>
       </w:pPr>
       <w:r>
         <w:rPr>
           <w:b/>
           <w:i w:val="0"/>
           <w:color w:val="1A1A1A"/>
-          <w:sz w:val="30"/>
+          <w:sz w:val="20"/>
         </w:rPr>
-        <w:t>Question Bank — variation and answers</w:t>
+        <w:t xml:space="preserve">Board 1.  </w:t>
+      </w:r>
+      <w:r>
+        <w:rPr>
+          <w:b w:val="0"/>
+          <w:i w:val="0"/>
+          <w:color w:val="1A1A1A"/>
+          <w:sz w:val="20"/>
+        </w:rPr>
+        <w:t>10</w:t>
+      </w:r>
+      <w:r>
+        <w:rPr>
+          <w:b w:val="0"/>
+          <w:i w:val="0"/>
+          <w:color w:val="1A1A1A"/>
+          <w:sz w:val="20"/>
+          <w:vertAlign w:val="superscript"/>
+        </w:rPr>
+        <w:t>8</w:t>
+      </w:r>
+      <w:r>
+        <w:rPr>
+          <w:b w:val="0"/>
+          <w:i w:val="0"/>
+          <w:color w:val="1A1A1A"/>
+          <w:sz w:val="20"/>
+        </w:rPr>
+        <w:t xml:space="preserve"> — added the exponents [confused with product of powers]</w:t>
       </w:r>
     </w:p>
     <w:p>
       <w:pPr>
-        <w:spacing w:before="0" w:after="100"/>
+        <w:spacing w:before="0" w:after="40"/>
+        <w:ind w:left="360" w:hanging="360"/>
+      </w:pPr>
+      <w:r>
+        <w:rPr>
+          <w:b/>
+          <w:i w:val="0"/>
+          <w:color w:val="1A1A1A"/>
+          <w:sz w:val="20"/>
+        </w:rPr>
+        <w:t xml:space="preserve">Board 2.  </w:t>
+      </w:r>
+      <w:r>
+        <w:rPr>
+          <w:b w:val="0"/>
+          <w:i w:val="0"/>
+          <w:color w:val="1A1A1A"/>
+          <w:sz w:val="20"/>
+        </w:rPr>
+        <w:t>4096 — kept 8</w:t>
+      </w:r>
+      <w:r>
+        <w:rPr>
+          <w:b w:val="0"/>
+          <w:i w:val="0"/>
+          <w:color w:val="1A1A1A"/>
+          <w:sz w:val="20"/>
+          <w:vertAlign w:val="superscript"/>
+        </w:rPr>
+        <w:t>4</w:t>
+      </w:r>
+      <w:r>
+        <w:rPr>
+          <w:b w:val="0"/>
+          <w:i w:val="0"/>
+          <w:color w:val="1A1A1A"/>
+          <w:sz w:val="20"/>
+        </w:rPr>
+        <w:t xml:space="preserve"> and treated 8</w:t>
+      </w:r>
+      <w:r>
+        <w:rPr>
+          <w:b w:val="0"/>
+          <w:i w:val="0"/>
+          <w:color w:val="1A1A1A"/>
+          <w:sz w:val="20"/>
+          <w:vertAlign w:val="superscript"/>
+        </w:rPr>
+        <w:t>1</w:t>
+      </w:r>
+      <w:r>
+        <w:rPr>
+          <w:b w:val="0"/>
+          <w:i w:val="0"/>
+          <w:color w:val="1A1A1A"/>
+          <w:sz w:val="20"/>
+        </w:rPr>
+        <w:t xml:space="preserve"> as 1 [identity law misread as zero exponent]</w:t>
+      </w:r>
+    </w:p>
+    <w:p>
+      <w:pPr>
+        <w:spacing w:before="0" w:after="40"/>
+        <w:ind w:left="360" w:hanging="360"/>
+      </w:pPr>
+      <w:r>
+        <w:rPr>
+          <w:b/>
+          <w:i w:val="0"/>
+          <w:color w:val="1A1A1A"/>
+          <w:sz w:val="20"/>
+        </w:rPr>
+        <w:t xml:space="preserve">Board 3.  </w:t>
+      </w:r>
+      <w:r>
+        <w:rPr>
+          <w:b w:val="0"/>
+          <w:i w:val="0"/>
+          <w:color w:val="1A1A1A"/>
+          <w:sz w:val="20"/>
+        </w:rPr>
+        <w:t>6 — dropped the sign of the base</w:t>
+      </w:r>
+    </w:p>
+    <w:p>
+      <w:pPr>
+        <w:spacing w:before="0" w:after="40"/>
+        <w:ind w:left="360" w:hanging="360"/>
+      </w:pPr>
+      <w:r>
+        <w:rPr>
+          <w:b/>
+          <w:i w:val="0"/>
+          <w:color w:val="1A1A1A"/>
+          <w:sz w:val="20"/>
+        </w:rPr>
+        <w:t xml:space="preserve">Board 4.  </w:t>
+      </w:r>
+      <w:r>
+        <w:rPr>
+          <w:b w:val="0"/>
+          <w:i w:val="0"/>
+          <w:color w:val="1A1A1A"/>
+          <w:sz w:val="20"/>
+        </w:rPr>
+        <w:t>(−5)</w:t>
+      </w:r>
+      <w:r>
+        <w:rPr>
+          <w:b w:val="0"/>
+          <w:i w:val="0"/>
+          <w:color w:val="1A1A1A"/>
+          <w:sz w:val="20"/>
+          <w:vertAlign w:val="superscript"/>
+        </w:rPr>
+        <w:t>7</w:t>
+      </w:r>
+      <w:r>
+        <w:rPr>
+          <w:b w:val="0"/>
+          <w:i w:val="0"/>
+          <w:color w:val="1A1A1A"/>
+          <w:sz w:val="20"/>
+        </w:rPr>
+        <w:t>/10 — exponent applied to the numerator only [7.NSO.1.1 misconception: exponent applied to part of a base]</w:t>
+      </w:r>
+    </w:p>
+    <w:p>
+      <w:pPr>
+        <w:spacing w:before="0" w:after="40"/>
+        <w:ind w:left="360" w:hanging="360"/>
+      </w:pPr>
+      <w:r>
+        <w:rPr>
+          <w:b/>
+          <w:i w:val="0"/>
+          <w:color w:val="1A1A1A"/>
+          <w:sz w:val="20"/>
+        </w:rPr>
+        <w:t xml:space="preserve">Board 5.  </w:t>
+      </w:r>
+      <w:r>
+        <w:rPr>
+          <w:b w:val="0"/>
+          <w:i w:val="0"/>
+          <w:color w:val="1A1A1A"/>
+          <w:sz w:val="20"/>
+        </w:rPr>
+        <w:t>zero exponent read as 'nothing', so 0 [B1G-M 8.NSO.1.3 misconception: a base to the zero power equals zero]</w:t>
+      </w:r>
+    </w:p>
+    <w:p>
+      <w:pPr>
+        <w:spacing w:before="0" w:after="40"/>
+        <w:ind w:left="360" w:hanging="360"/>
+      </w:pPr>
+      <w:r>
+        <w:rPr>
+          <w:b/>
+          <w:i w:val="0"/>
+          <w:color w:val="1A1A1A"/>
+          <w:sz w:val="20"/>
+        </w:rPr>
+        <w:t xml:space="preserve">Board 6.  </w:t>
+      </w:r>
+      <w:r>
+        <w:rPr>
+          <w:b w:val="0"/>
+          <w:i w:val="0"/>
+          <w:color w:val="1A1A1A"/>
+          <w:sz w:val="20"/>
+        </w:rPr>
+        <w:t>divided the exponents, 8 ÷ 2 [7.NSO.1.1 misconception: 'divide' applied to the exponents]</w:t>
+      </w:r>
+    </w:p>
+    <w:p>
+      <w:pPr>
+        <w:spacing w:before="0" w:after="40"/>
+        <w:ind w:left="360" w:hanging="360"/>
+      </w:pPr>
+      <w:r>
+        <w:rPr>
+          <w:b/>
+          <w:i w:val="0"/>
+          <w:color w:val="1A1A1A"/>
+          <w:sz w:val="20"/>
+        </w:rPr>
+        <w:t xml:space="preserve">Board 7.  </w:t>
+      </w:r>
+      <w:r>
+        <w:rPr>
+          <w:b w:val="0"/>
+          <w:i w:val="0"/>
+          <w:color w:val="1A1A1A"/>
+          <w:sz w:val="20"/>
+        </w:rPr>
+        <w:t>0.03125 — used 0.5</w:t>
+      </w:r>
+      <w:r>
+        <w:rPr>
+          <w:b w:val="0"/>
+          <w:i w:val="0"/>
+          <w:color w:val="1A1A1A"/>
+          <w:sz w:val="20"/>
+          <w:vertAlign w:val="superscript"/>
+        </w:rPr>
+        <w:t>5</w:t>
+      </w:r>
+      <w:r>
+        <w:rPr>
+          <w:b w:val="0"/>
+          <w:i w:val="0"/>
+          <w:color w:val="1A1A1A"/>
+          <w:sz w:val="20"/>
+        </w:rPr>
+        <w:t xml:space="preserve"> (added instead of subtracting, then misread)</w:t>
+      </w:r>
+    </w:p>
+    <w:p>
+      <w:pPr>
+        <w:spacing w:before="0" w:after="40"/>
+        <w:ind w:left="360" w:hanging="360"/>
+      </w:pPr>
+      <w:r>
+        <w:rPr>
+          <w:b/>
+          <w:i w:val="0"/>
+          <w:color w:val="1A1A1A"/>
+          <w:sz w:val="20"/>
+        </w:rPr>
+        <w:t xml:space="preserve">Board 8.  </w:t>
+      </w:r>
+      <w:r>
+        <w:rPr>
+          <w:b w:val="0"/>
+          <w:i w:val="0"/>
+          <w:color w:val="1A1A1A"/>
+          <w:sz w:val="20"/>
+        </w:rPr>
+        <w:t>10/11 — identity exponent instead of zero exponent</w:t>
+      </w:r>
+    </w:p>
+    <w:p>
+      <w:pPr>
+        <w:spacing w:before="0" w:after="40"/>
+        <w:ind w:left="360" w:hanging="360"/>
+      </w:pPr>
+      <w:r>
+        <w:rPr>
+          <w:b/>
+          <w:i w:val="0"/>
+          <w:color w:val="1A1A1A"/>
+          <w:sz w:val="20"/>
+        </w:rPr>
+        <w:t xml:space="preserve">Board 9.  </w:t>
+      </w:r>
+      <w:r>
+        <w:rPr>
+          <w:b w:val="0"/>
+          <w:i w:val="0"/>
+          <w:color w:val="1A1A1A"/>
+          <w:sz w:val="20"/>
+        </w:rPr>
+        <w:t>'Hannah, because 2</w:t>
+      </w:r>
+      <w:r>
+        <w:rPr>
+          <w:b w:val="0"/>
+          <w:i w:val="0"/>
+          <w:color w:val="1A1A1A"/>
+          <w:sz w:val="20"/>
+          <w:vertAlign w:val="superscript"/>
+        </w:rPr>
+        <w:t>0</w:t>
+      </w:r>
+      <w:r>
+        <w:rPr>
+          <w:b w:val="0"/>
+          <w:i w:val="0"/>
+          <w:color w:val="1A1A1A"/>
+          <w:sz w:val="20"/>
+        </w:rPr>
+        <w:t xml:space="preserve"> = 0' — the zero-exponent misconception [B1G-M 8.NSO.1.3]</w:t>
+      </w:r>
+    </w:p>
+    <w:p>
+      <w:pPr>
+        <w:spacing w:before="0" w:after="40"/>
       </w:pPr>
       <w:r>
         <w:rPr>
@@ -6580,7 +3789,7 @@
           <w:color w:val="1A1A1A"/>
           <w:sz w:val="21"/>
         </w:rPr>
-        <w:t xml:space="preserve">Variation.  </w:t>
+        <w:t xml:space="preserve">Materials  </w:t>
       </w:r>
       <w:r>
         <w:rPr>
@@ -6589,7 +3798,7 @@
           <w:color w:val="1A1A1A"/>
           <w:sz w:val="21"/>
         </w:rPr>
-        <w:t>Questions 1–3 hold the law fixed and vary the base: whole number, then a quotient that leaves one factor, then a negative base. 5–6 hold the power-of-a-quotient law and switch which part is negative. 7–8 are the zero exponent from the pattern and then from a sentence. 9–11 ask for the law by name on decimal bases. The pattern breaks at 12c, where the quotient equals 1 and the student must see that the exponents match, and at 14, where two of the six options are NOT 1 for two different reasons. The Additional sheet mirrors this and breaks with 0</w:t>
+        <w:t>Whiteboards and markers. Calculators are allowed on everything; 5</w:t>
       </w:r>
       <w:r>
         <w:rPr>
@@ -6599,7 +3808,7 @@
           <w:sz w:val="21"/>
           <w:vertAlign w:val="superscript"/>
         </w:rPr>
-        <w:t>5</w:t>
+        <w:t>6</w:t>
       </w:r>
       <w:r>
         <w:rPr>
@@ -6608,1470 +3817,7 @@
           <w:color w:val="1A1A1A"/>
           <w:sz w:val="21"/>
         </w:rPr>
-        <w:t xml:space="preserve"> — a zero base, not a zero exponent.</w:t>
-      </w:r>
-    </w:p>
-    <w:p>
-      <w:pPr>
-        <w:spacing w:before="0" w:after="120"/>
-      </w:pPr>
-      <w:r>
-        <w:rPr>
-          <w:b w:val="0"/>
-          <w:i w:val="0"/>
-          <w:color w:val="1A1A1A"/>
-          <w:sz w:val="21"/>
-        </w:rPr>
-        <w:t>The bank and its Additional sheet are posted, never assigned; they feed the quizzes. Answers below are the same values the keys print — both come from one source.</w:t>
-      </w:r>
-    </w:p>
-    <w:p>
-      <w:pPr>
-        <w:keepNext/>
-        <w:spacing w:before="200" w:after="60"/>
-      </w:pPr>
-      <w:r>
-        <w:rPr>
-          <w:b/>
-          <w:i w:val="0"/>
-          <w:color w:val="1A1A1A"/>
-          <w:sz w:val="23"/>
-        </w:rPr>
-        <w:t>Question Bank</w:t>
-      </w:r>
-    </w:p>
-    <w:p>
-      <w:pPr>
-        <w:spacing w:before="0" w:after="60"/>
-        <w:ind w:left="360" w:hanging="360"/>
-      </w:pPr>
-      <w:r>
-        <w:rPr>
-          <w:b/>
-          <w:i w:val="0"/>
-          <w:color w:val="1A1A1A"/>
-          <w:sz w:val="20"/>
-        </w:rPr>
-        <w:t xml:space="preserve">1.  </w:t>
-      </w:r>
-      <w:r>
-        <w:drawing>
-          <wp:inline xmlns:a="http://schemas.openxmlformats.org/drawingml/2006/main" xmlns:pic="http://schemas.openxmlformats.org/drawingml/2006/picture">
-            <wp:extent cx="1179576" cy="143256"/>
-            <wp:docPr id="20" name="Picture 20"/>
-            <wp:cNvGraphicFramePr>
-              <a:graphicFrameLocks noChangeAspect="1"/>
-            </wp:cNvGraphicFramePr>
-            <a:graphic>
-              <a:graphicData uri="http://schemas.openxmlformats.org/drawingml/2006/picture">
-                <pic:pic>
-                  <pic:nvPicPr>
-                    <pic:cNvPr id="0" name="71de516617a6eaeb.png"/>
-                    <pic:cNvPicPr/>
-                  </pic:nvPicPr>
-                  <pic:blipFill>
-                    <a:blip r:embed="rId28"/>
-                    <a:stretch>
-                      <a:fillRect/>
-                    </a:stretch>
-                  </pic:blipFill>
-                  <pic:spPr>
-                    <a:xfrm>
-                      <a:off x="0" y="0"/>
-                      <a:ext cx="1179576" cy="143256"/>
-                    </a:xfrm>
-                    <a:prstGeom prst="rect"/>
-                  </pic:spPr>
-                </pic:pic>
-              </a:graphicData>
-            </a:graphic>
-          </wp:inline>
-        </w:drawing>
-      </w:r>
-    </w:p>
-    <w:p>
-      <w:pPr>
-        <w:spacing w:before="0" w:after="60"/>
-        <w:ind w:left="360" w:hanging="360"/>
-      </w:pPr>
-      <w:r>
-        <w:rPr>
-          <w:b/>
-          <w:i w:val="0"/>
-          <w:color w:val="1A1A1A"/>
-          <w:sz w:val="20"/>
-        </w:rPr>
-        <w:t xml:space="preserve">2.  </w:t>
-      </w:r>
-      <w:r>
-        <w:drawing>
-          <wp:inline xmlns:a="http://schemas.openxmlformats.org/drawingml/2006/main" xmlns:pic="http://schemas.openxmlformats.org/drawingml/2006/picture">
-            <wp:extent cx="1024128" cy="143256"/>
-            <wp:docPr id="21" name="Picture 21"/>
-            <wp:cNvGraphicFramePr>
-              <a:graphicFrameLocks noChangeAspect="1"/>
-            </wp:cNvGraphicFramePr>
-            <a:graphic>
-              <a:graphicData uri="http://schemas.openxmlformats.org/drawingml/2006/picture">
-                <pic:pic>
-                  <pic:nvPicPr>
-                    <pic:cNvPr id="0" name="eec063f7c3b632c1.png"/>
-                    <pic:cNvPicPr/>
-                  </pic:nvPicPr>
-                  <pic:blipFill>
-                    <a:blip r:embed="rId29"/>
-                    <a:stretch>
-                      <a:fillRect/>
-                    </a:stretch>
-                  </pic:blipFill>
-                  <pic:spPr>
-                    <a:xfrm>
-                      <a:off x="0" y="0"/>
-                      <a:ext cx="1024128" cy="143256"/>
-                    </a:xfrm>
-                    <a:prstGeom prst="rect"/>
-                  </pic:spPr>
-                </pic:pic>
-              </a:graphicData>
-            </a:graphic>
-          </wp:inline>
-        </w:drawing>
-      </w:r>
-    </w:p>
-    <w:p>
-      <w:pPr>
-        <w:spacing w:before="0" w:after="60"/>
-        <w:ind w:left="360" w:hanging="360"/>
-      </w:pPr>
-      <w:r>
-        <w:rPr>
-          <w:b/>
-          <w:i w:val="0"/>
-          <w:color w:val="1A1A1A"/>
-          <w:sz w:val="20"/>
-        </w:rPr>
-        <w:t xml:space="preserve">3.  </w:t>
-      </w:r>
-      <w:r>
-        <w:drawing>
-          <wp:inline xmlns:a="http://schemas.openxmlformats.org/drawingml/2006/main" xmlns:pic="http://schemas.openxmlformats.org/drawingml/2006/picture">
-            <wp:extent cx="1423416" cy="170688"/>
-            <wp:docPr id="22" name="Picture 22"/>
-            <wp:cNvGraphicFramePr>
-              <a:graphicFrameLocks noChangeAspect="1"/>
-            </wp:cNvGraphicFramePr>
-            <a:graphic>
-              <a:graphicData uri="http://schemas.openxmlformats.org/drawingml/2006/picture">
-                <pic:pic>
-                  <pic:nvPicPr>
-                    <pic:cNvPr id="0" name="a46de0aa14fcf71d.png"/>
-                    <pic:cNvPicPr/>
-                  </pic:nvPicPr>
-                  <pic:blipFill>
-                    <a:blip r:embed="rId30"/>
-                    <a:stretch>
-                      <a:fillRect/>
-                    </a:stretch>
-                  </pic:blipFill>
-                  <pic:spPr>
-                    <a:xfrm>
-                      <a:off x="0" y="0"/>
-                      <a:ext cx="1423416" cy="170688"/>
-                    </a:xfrm>
-                    <a:prstGeom prst="rect"/>
-                  </pic:spPr>
-                </pic:pic>
-              </a:graphicData>
-            </a:graphic>
-          </wp:inline>
-        </w:drawing>
-      </w:r>
-    </w:p>
-    <w:p>
-      <w:pPr>
-        <w:spacing w:before="0" w:after="60"/>
-        <w:ind w:left="360" w:hanging="360"/>
-      </w:pPr>
-      <w:r>
-        <w:rPr>
-          <w:b/>
-          <w:i w:val="0"/>
-          <w:color w:val="1A1A1A"/>
-          <w:sz w:val="20"/>
-        </w:rPr>
-        <w:t xml:space="preserve">4.  </w:t>
-      </w:r>
-      <w:r>
-        <w:rPr>
-          <w:b/>
-          <w:i/>
-          <w:color w:val="9E1B32"/>
-          <w:sz w:val="20"/>
-        </w:rPr>
-        <w:t>subtract</w:t>
-      </w:r>
-    </w:p>
-    <w:p>
-      <w:pPr>
-        <w:spacing w:before="0" w:after="60"/>
-        <w:ind w:left="360" w:hanging="360"/>
-      </w:pPr>
-      <w:r>
-        <w:rPr>
-          <w:b/>
-          <w:i w:val="0"/>
-          <w:color w:val="1A1A1A"/>
-          <w:sz w:val="20"/>
-        </w:rPr>
-        <w:t xml:space="preserve">5.  </w:t>
-      </w:r>
-      <w:r>
-        <w:drawing>
-          <wp:inline xmlns:a="http://schemas.openxmlformats.org/drawingml/2006/main" xmlns:pic="http://schemas.openxmlformats.org/drawingml/2006/picture">
-            <wp:extent cx="265176" cy="268224"/>
-            <wp:docPr id="23" name="Picture 23"/>
-            <wp:cNvGraphicFramePr>
-              <a:graphicFrameLocks noChangeAspect="1"/>
-            </wp:cNvGraphicFramePr>
-            <a:graphic>
-              <a:graphicData uri="http://schemas.openxmlformats.org/drawingml/2006/picture">
-                <pic:pic>
-                  <pic:nvPicPr>
-                    <pic:cNvPr id="0" name="5f92e71b3a3ca605.png"/>
-                    <pic:cNvPicPr/>
-                  </pic:nvPicPr>
-                  <pic:blipFill>
-                    <a:blip r:embed="rId25"/>
-                    <a:stretch>
-                      <a:fillRect/>
-                    </a:stretch>
-                  </pic:blipFill>
-                  <pic:spPr>
-                    <a:xfrm>
-                      <a:off x="0" y="0"/>
-                      <a:ext cx="265176" cy="268224"/>
-                    </a:xfrm>
-                    <a:prstGeom prst="rect"/>
-                  </pic:spPr>
-                </pic:pic>
-              </a:graphicData>
-            </a:graphic>
-          </wp:inline>
-        </w:drawing>
-      </w:r>
-    </w:p>
-    <w:p>
-      <w:pPr>
-        <w:spacing w:before="0" w:after="60"/>
-        <w:ind w:left="360" w:hanging="360"/>
-      </w:pPr>
-      <w:r>
-        <w:rPr>
-          <w:b/>
-          <w:i w:val="0"/>
-          <w:color w:val="1A1A1A"/>
-          <w:sz w:val="20"/>
-        </w:rPr>
-        <w:t xml:space="preserve">6.  </w:t>
-      </w:r>
-      <w:r>
-        <w:drawing>
-          <wp:inline xmlns:a="http://schemas.openxmlformats.org/drawingml/2006/main" xmlns:pic="http://schemas.openxmlformats.org/drawingml/2006/picture">
-            <wp:extent cx="265176" cy="274320"/>
-            <wp:docPr id="24" name="Picture 24"/>
-            <wp:cNvGraphicFramePr>
-              <a:graphicFrameLocks noChangeAspect="1"/>
-            </wp:cNvGraphicFramePr>
-            <a:graphic>
-              <a:graphicData uri="http://schemas.openxmlformats.org/drawingml/2006/picture">
-                <pic:pic>
-                  <pic:nvPicPr>
-                    <pic:cNvPr id="0" name="ad5d9f9842825221.png"/>
-                    <pic:cNvPicPr/>
-                  </pic:nvPicPr>
-                  <pic:blipFill>
-                    <a:blip r:embed="rId31"/>
-                    <a:stretch>
-                      <a:fillRect/>
-                    </a:stretch>
-                  </pic:blipFill>
-                  <pic:spPr>
-                    <a:xfrm>
-                      <a:off x="0" y="0"/>
-                      <a:ext cx="265176" cy="274320"/>
-                    </a:xfrm>
-                    <a:prstGeom prst="rect"/>
-                  </pic:spPr>
-                </pic:pic>
-              </a:graphicData>
-            </a:graphic>
-          </wp:inline>
-        </w:drawing>
-      </w:r>
-    </w:p>
-    <w:p>
-      <w:pPr>
-        <w:spacing w:before="0" w:after="60"/>
-        <w:ind w:left="360" w:hanging="360"/>
-      </w:pPr>
-      <w:r>
-        <w:rPr>
-          <w:b/>
-          <w:i w:val="0"/>
-          <w:color w:val="1A1A1A"/>
-          <w:sz w:val="20"/>
-        </w:rPr>
-        <w:t xml:space="preserve">7.  </w:t>
-      </w:r>
-      <w:r>
-        <w:rPr>
-          <w:b/>
-          <w:i/>
-          <w:color w:val="9E1B32"/>
-          <w:sz w:val="20"/>
-        </w:rPr>
-        <w:t>1</w:t>
-      </w:r>
-    </w:p>
-    <w:p>
-      <w:pPr>
-        <w:spacing w:before="0" w:after="60"/>
-        <w:ind w:left="360" w:hanging="360"/>
-      </w:pPr>
-      <w:r>
-        <w:rPr>
-          <w:b/>
-          <w:i w:val="0"/>
-          <w:color w:val="1A1A1A"/>
-          <w:sz w:val="20"/>
-        </w:rPr>
-        <w:t xml:space="preserve">8.  </w:t>
-      </w:r>
-      <w:r>
-        <w:rPr>
-          <w:b/>
-          <w:i/>
-          <w:color w:val="9E1B32"/>
-          <w:sz w:val="20"/>
-        </w:rPr>
-        <w:t>1 — the exponent counts factors of 9; with none multiplied in, what is left is 1 (or: 9</w:t>
-      </w:r>
-      <w:r>
-        <w:rPr>
-          <w:b/>
-          <w:i/>
-          <w:color w:val="9E1B32"/>
-          <w:sz w:val="20"/>
-          <w:vertAlign w:val="superscript"/>
-        </w:rPr>
-        <w:t>3</w:t>
-      </w:r>
-      <w:r>
-        <w:rPr>
-          <w:b/>
-          <w:i/>
-          <w:color w:val="9E1B32"/>
-          <w:sz w:val="20"/>
-        </w:rPr>
-        <w:t>/9</w:t>
-      </w:r>
-      <w:r>
-        <w:rPr>
-          <w:b/>
-          <w:i/>
-          <w:color w:val="9E1B32"/>
-          <w:sz w:val="20"/>
-          <w:vertAlign w:val="superscript"/>
-        </w:rPr>
-        <w:t>3</w:t>
-      </w:r>
-      <w:r>
-        <w:rPr>
-          <w:b/>
-          <w:i/>
-          <w:color w:val="9E1B32"/>
-          <w:sz w:val="20"/>
-        </w:rPr>
-        <w:t xml:space="preserve"> = 1 and 9</w:t>
-      </w:r>
-      <w:r>
-        <w:rPr>
-          <w:b/>
-          <w:i/>
-          <w:color w:val="9E1B32"/>
-          <w:sz w:val="20"/>
-          <w:vertAlign w:val="superscript"/>
-        </w:rPr>
-        <w:t>3</w:t>
-      </w:r>
-      <w:r>
-        <w:rPr>
-          <w:b/>
-          <w:i/>
-          <w:color w:val="9E1B32"/>
-          <w:sz w:val="20"/>
-        </w:rPr>
-        <w:t>/9</w:t>
-      </w:r>
-      <w:r>
-        <w:rPr>
-          <w:b/>
-          <w:i/>
-          <w:color w:val="9E1B32"/>
-          <w:sz w:val="20"/>
-          <w:vertAlign w:val="superscript"/>
-        </w:rPr>
-        <w:t>3</w:t>
-      </w:r>
-      <w:r>
-        <w:rPr>
-          <w:b/>
-          <w:i/>
-          <w:color w:val="9E1B32"/>
-          <w:sz w:val="20"/>
-        </w:rPr>
-        <w:t xml:space="preserve"> = 9</w:t>
-      </w:r>
-      <w:r>
-        <w:rPr>
-          <w:b/>
-          <w:i/>
-          <w:color w:val="9E1B32"/>
-          <w:sz w:val="20"/>
-          <w:vertAlign w:val="superscript"/>
-        </w:rPr>
-        <w:t>0</w:t>
-      </w:r>
-      <w:r>
-        <w:rPr>
-          <w:b/>
-          <w:i/>
-          <w:color w:val="9E1B32"/>
-          <w:sz w:val="20"/>
-        </w:rPr>
-        <w:t>).</w:t>
-      </w:r>
-    </w:p>
-    <w:p>
-      <w:pPr>
-        <w:spacing w:before="0" w:after="60"/>
-        <w:ind w:left="360" w:hanging="360"/>
-      </w:pPr>
-      <w:r>
-        <w:rPr>
-          <w:b/>
-          <w:i w:val="0"/>
-          <w:color w:val="1A1A1A"/>
-          <w:sz w:val="20"/>
-        </w:rPr>
-        <w:t xml:space="preserve">9.  </w:t>
-      </w:r>
-      <w:r>
-        <w:drawing>
-          <wp:inline xmlns:a="http://schemas.openxmlformats.org/drawingml/2006/main" xmlns:pic="http://schemas.openxmlformats.org/drawingml/2006/picture">
-            <wp:extent cx="798576" cy="143256"/>
-            <wp:docPr id="25" name="Picture 25"/>
-            <wp:cNvGraphicFramePr>
-              <a:graphicFrameLocks noChangeAspect="1"/>
-            </wp:cNvGraphicFramePr>
-            <a:graphic>
-              <a:graphicData uri="http://schemas.openxmlformats.org/drawingml/2006/picture">
-                <pic:pic>
-                  <pic:nvPicPr>
-                    <pic:cNvPr id="0" name="9435b3413a73107b.png"/>
-                    <pic:cNvPicPr/>
-                  </pic:nvPicPr>
-                  <pic:blipFill>
-                    <a:blip r:embed="rId32"/>
-                    <a:stretch>
-                      <a:fillRect/>
-                    </a:stretch>
-                  </pic:blipFill>
-                  <pic:spPr>
-                    <a:xfrm>
-                      <a:off x="0" y="0"/>
-                      <a:ext cx="798576" cy="143256"/>
-                    </a:xfrm>
-                    <a:prstGeom prst="rect"/>
-                  </pic:spPr>
-                </pic:pic>
-              </a:graphicData>
-            </a:graphic>
-          </wp:inline>
-        </w:drawing>
-      </w:r>
-      <w:r>
-        <w:rPr>
-          <w:b/>
-          <w:i/>
-          <w:color w:val="9E1B32"/>
-          <w:sz w:val="20"/>
-        </w:rPr>
-        <w:t xml:space="preserve">  — quotient of powers</w:t>
-      </w:r>
-    </w:p>
-    <w:p>
-      <w:pPr>
-        <w:spacing w:before="0" w:after="60"/>
-        <w:ind w:left="360" w:hanging="360"/>
-      </w:pPr>
-      <w:r>
-        <w:rPr>
-          <w:b/>
-          <w:i w:val="0"/>
-          <w:color w:val="1A1A1A"/>
-          <w:sz w:val="20"/>
-        </w:rPr>
-        <w:t xml:space="preserve">10.  </w:t>
-      </w:r>
-      <w:r>
-        <w:rPr>
-          <w:b/>
-          <w:i/>
-          <w:color w:val="9E1B32"/>
-          <w:sz w:val="20"/>
-        </w:rPr>
-        <w:t>1  — zero exponent</w:t>
-      </w:r>
-    </w:p>
-    <w:p>
-      <w:pPr>
-        <w:spacing w:before="0" w:after="60"/>
-        <w:ind w:left="360" w:hanging="360"/>
-      </w:pPr>
-      <w:r>
-        <w:rPr>
-          <w:b/>
-          <w:i w:val="0"/>
-          <w:color w:val="1A1A1A"/>
-          <w:sz w:val="20"/>
-        </w:rPr>
-        <w:t xml:space="preserve">11.  </w:t>
-      </w:r>
-      <w:r>
-        <w:drawing>
-          <wp:inline xmlns:a="http://schemas.openxmlformats.org/drawingml/2006/main" xmlns:pic="http://schemas.openxmlformats.org/drawingml/2006/picture">
-            <wp:extent cx="1313688" cy="249935"/>
-            <wp:docPr id="26" name="Picture 26"/>
-            <wp:cNvGraphicFramePr>
-              <a:graphicFrameLocks noChangeAspect="1"/>
-            </wp:cNvGraphicFramePr>
-            <a:graphic>
-              <a:graphicData uri="http://schemas.openxmlformats.org/drawingml/2006/picture">
-                <pic:pic>
-                  <pic:nvPicPr>
-                    <pic:cNvPr id="0" name="3dce8e7390b0fba9.png"/>
-                    <pic:cNvPicPr/>
-                  </pic:nvPicPr>
-                  <pic:blipFill>
-                    <a:blip r:embed="rId33"/>
-                    <a:stretch>
-                      <a:fillRect/>
-                    </a:stretch>
-                  </pic:blipFill>
-                  <pic:spPr>
-                    <a:xfrm>
-                      <a:off x="0" y="0"/>
-                      <a:ext cx="1313688" cy="249935"/>
-                    </a:xfrm>
-                    <a:prstGeom prst="rect"/>
-                  </pic:spPr>
-                </pic:pic>
-              </a:graphicData>
-            </a:graphic>
-          </wp:inline>
-        </w:drawing>
-      </w:r>
-      <w:r>
-        <w:rPr>
-          <w:b/>
-          <w:i/>
-          <w:color w:val="9E1B32"/>
-          <w:sz w:val="20"/>
-        </w:rPr>
-        <w:t xml:space="preserve">  — power of a quotient (or 0.5</w:t>
-      </w:r>
-      <w:r>
-        <w:rPr>
-          <w:b/>
-          <w:i/>
-          <w:color w:val="9E1B32"/>
-          <w:sz w:val="20"/>
-          <w:vertAlign w:val="superscript"/>
-        </w:rPr>
-        <w:t>4</w:t>
-      </w:r>
-      <w:r>
-        <w:rPr>
-          <w:b/>
-          <w:i/>
-          <w:color w:val="9E1B32"/>
-          <w:sz w:val="20"/>
-        </w:rPr>
-        <w:t xml:space="preserve"> = 0.0625)</w:t>
-      </w:r>
-    </w:p>
-    <w:p>
-      <w:pPr>
-        <w:spacing w:before="0" w:after="60"/>
-        <w:ind w:left="360" w:hanging="360"/>
-      </w:pPr>
-      <w:r>
-        <w:rPr>
-          <w:b/>
-          <w:i w:val="0"/>
-          <w:color w:val="1A1A1A"/>
-          <w:sz w:val="20"/>
-        </w:rPr>
-        <w:t xml:space="preserve">12.  </w:t>
-      </w:r>
-      <w:r>
-        <w:rPr>
-          <w:b/>
-          <w:i/>
-          <w:color w:val="9E1B32"/>
-          <w:sz w:val="20"/>
-        </w:rPr>
-        <w:t>(a) n = 5  (b) n = 3  (c) n = 4</w:t>
-      </w:r>
-    </w:p>
-    <w:p>
-      <w:pPr>
-        <w:spacing w:before="0" w:after="60"/>
-        <w:ind w:left="360" w:hanging="360"/>
-      </w:pPr>
-      <w:r>
-        <w:rPr>
-          <w:b/>
-          <w:i w:val="0"/>
-          <w:color w:val="1A1A1A"/>
-          <w:sz w:val="20"/>
-        </w:rPr>
-        <w:t xml:space="preserve">13.  </w:t>
-      </w:r>
-      <w:r>
-        <w:rPr>
-          <w:b/>
-          <w:i/>
-          <w:color w:val="9E1B32"/>
-          <w:sz w:val="20"/>
-        </w:rPr>
-        <w:t>A  A</w:t>
-      </w:r>
-    </w:p>
-    <w:p>
-      <w:pPr>
-        <w:spacing w:before="0" w:after="60"/>
-        <w:ind w:left="360" w:hanging="360"/>
-      </w:pPr>
-      <w:r>
-        <w:rPr>
-          <w:b/>
-          <w:i w:val="0"/>
-          <w:color w:val="1A1A1A"/>
-          <w:sz w:val="20"/>
-        </w:rPr>
-        <w:t xml:space="preserve">14.  </w:t>
-      </w:r>
-      <w:r>
-        <w:rPr>
-          <w:b/>
-          <w:i/>
-          <w:color w:val="9E1B32"/>
-          <w:sz w:val="20"/>
-        </w:rPr>
-        <w:t>A, B, C, D  A, B, C and D</w:t>
-      </w:r>
-    </w:p>
-    <w:p>
-      <w:pPr>
-        <w:keepNext/>
-        <w:spacing w:before="200" w:after="60"/>
-      </w:pPr>
-      <w:r>
-        <w:rPr>
-          <w:b/>
-          <w:i w:val="0"/>
-          <w:color w:val="1A1A1A"/>
-          <w:sz w:val="23"/>
-        </w:rPr>
-        <w:t>Question Bank — Additional</w:t>
-      </w:r>
-    </w:p>
-    <w:p>
-      <w:pPr>
-        <w:spacing w:before="0" w:after="60"/>
-        <w:ind w:left="360" w:hanging="360"/>
-      </w:pPr>
-      <w:r>
-        <w:rPr>
-          <w:b/>
-          <w:i w:val="0"/>
-          <w:color w:val="1A1A1A"/>
-          <w:sz w:val="20"/>
-        </w:rPr>
-        <w:t xml:space="preserve">1.  </w:t>
-      </w:r>
-      <w:r>
-        <w:drawing>
-          <wp:inline xmlns:a="http://schemas.openxmlformats.org/drawingml/2006/main" xmlns:pic="http://schemas.openxmlformats.org/drawingml/2006/picture">
-            <wp:extent cx="545592" cy="143256"/>
-            <wp:docPr id="27" name="Picture 27"/>
-            <wp:cNvGraphicFramePr>
-              <a:graphicFrameLocks noChangeAspect="1"/>
-            </wp:cNvGraphicFramePr>
-            <a:graphic>
-              <a:graphicData uri="http://schemas.openxmlformats.org/drawingml/2006/picture">
-                <pic:pic>
-                  <pic:nvPicPr>
-                    <pic:cNvPr id="0" name="7188e6ce487381e7.png"/>
-                    <pic:cNvPicPr/>
-                  </pic:nvPicPr>
-                  <pic:blipFill>
-                    <a:blip r:embed="rId34"/>
-                    <a:stretch>
-                      <a:fillRect/>
-                    </a:stretch>
-                  </pic:blipFill>
-                  <pic:spPr>
-                    <a:xfrm>
-                      <a:off x="0" y="0"/>
-                      <a:ext cx="545592" cy="143256"/>
-                    </a:xfrm>
-                    <a:prstGeom prst="rect"/>
-                  </pic:spPr>
-                </pic:pic>
-              </a:graphicData>
-            </a:graphic>
-          </wp:inline>
-        </w:drawing>
-      </w:r>
-    </w:p>
-    <w:p>
-      <w:pPr>
-        <w:spacing w:before="0" w:after="60"/>
-        <w:ind w:left="360" w:hanging="360"/>
-      </w:pPr>
-      <w:r>
-        <w:rPr>
-          <w:b/>
-          <w:i w:val="0"/>
-          <w:color w:val="1A1A1A"/>
-          <w:sz w:val="20"/>
-        </w:rPr>
-        <w:t xml:space="preserve">2.  </w:t>
-      </w:r>
-      <w:r>
-        <w:drawing>
-          <wp:inline xmlns:a="http://schemas.openxmlformats.org/drawingml/2006/main" xmlns:pic="http://schemas.openxmlformats.org/drawingml/2006/picture">
-            <wp:extent cx="381000" cy="140208"/>
-            <wp:docPr id="28" name="Picture 28"/>
-            <wp:cNvGraphicFramePr>
-              <a:graphicFrameLocks noChangeAspect="1"/>
-            </wp:cNvGraphicFramePr>
-            <a:graphic>
-              <a:graphicData uri="http://schemas.openxmlformats.org/drawingml/2006/picture">
-                <pic:pic>
-                  <pic:nvPicPr>
-                    <pic:cNvPr id="0" name="166a9758bb39e90b.png"/>
-                    <pic:cNvPicPr/>
-                  </pic:nvPicPr>
-                  <pic:blipFill>
-                    <a:blip r:embed="rId35"/>
-                    <a:stretch>
-                      <a:fillRect/>
-                    </a:stretch>
-                  </pic:blipFill>
-                  <pic:spPr>
-                    <a:xfrm>
-                      <a:off x="0" y="0"/>
-                      <a:ext cx="381000" cy="140208"/>
-                    </a:xfrm>
-                    <a:prstGeom prst="rect"/>
-                  </pic:spPr>
-                </pic:pic>
-              </a:graphicData>
-            </a:graphic>
-          </wp:inline>
-        </w:drawing>
-      </w:r>
-    </w:p>
-    <w:p>
-      <w:pPr>
-        <w:spacing w:before="0" w:after="60"/>
-        <w:ind w:left="360" w:hanging="360"/>
-      </w:pPr>
-      <w:r>
-        <w:rPr>
-          <w:b/>
-          <w:i w:val="0"/>
-          <w:color w:val="1A1A1A"/>
-          <w:sz w:val="20"/>
-        </w:rPr>
-        <w:t xml:space="preserve">3.  </w:t>
-      </w:r>
-      <w:r>
-        <w:drawing>
-          <wp:inline xmlns:a="http://schemas.openxmlformats.org/drawingml/2006/main" xmlns:pic="http://schemas.openxmlformats.org/drawingml/2006/picture">
-            <wp:extent cx="688848" cy="170688"/>
-            <wp:docPr id="29" name="Picture 29"/>
-            <wp:cNvGraphicFramePr>
-              <a:graphicFrameLocks noChangeAspect="1"/>
-            </wp:cNvGraphicFramePr>
-            <a:graphic>
-              <a:graphicData uri="http://schemas.openxmlformats.org/drawingml/2006/picture">
-                <pic:pic>
-                  <pic:nvPicPr>
-                    <pic:cNvPr id="0" name="ca00867d5acf0f06.png"/>
-                    <pic:cNvPicPr/>
-                  </pic:nvPicPr>
-                  <pic:blipFill>
-                    <a:blip r:embed="rId36"/>
-                    <a:stretch>
-                      <a:fillRect/>
-                    </a:stretch>
-                  </pic:blipFill>
-                  <pic:spPr>
-                    <a:xfrm>
-                      <a:off x="0" y="0"/>
-                      <a:ext cx="688848" cy="170688"/>
-                    </a:xfrm>
-                    <a:prstGeom prst="rect"/>
-                  </pic:spPr>
-                </pic:pic>
-              </a:graphicData>
-            </a:graphic>
-          </wp:inline>
-        </w:drawing>
-      </w:r>
-    </w:p>
-    <w:p>
-      <w:pPr>
-        <w:spacing w:before="0" w:after="60"/>
-        <w:ind w:left="360" w:hanging="360"/>
-      </w:pPr>
-      <w:r>
-        <w:rPr>
-          <w:b/>
-          <w:i w:val="0"/>
-          <w:color w:val="1A1A1A"/>
-          <w:sz w:val="20"/>
-        </w:rPr>
-        <w:t xml:space="preserve">4.  </w:t>
-      </w:r>
-      <w:r>
-        <w:rPr>
-          <w:b/>
-          <w:i/>
-          <w:color w:val="9E1B32"/>
-          <w:sz w:val="20"/>
-        </w:rPr>
-        <w:t>same</w:t>
-      </w:r>
-    </w:p>
-    <w:p>
-      <w:pPr>
-        <w:spacing w:before="0" w:after="60"/>
-        <w:ind w:left="360" w:hanging="360"/>
-      </w:pPr>
-      <w:r>
-        <w:rPr>
-          <w:b/>
-          <w:i w:val="0"/>
-          <w:color w:val="1A1A1A"/>
-          <w:sz w:val="20"/>
-        </w:rPr>
-        <w:t xml:space="preserve">5.  </w:t>
-      </w:r>
-      <w:r>
-        <w:drawing>
-          <wp:inline xmlns:a="http://schemas.openxmlformats.org/drawingml/2006/main" xmlns:pic="http://schemas.openxmlformats.org/drawingml/2006/picture">
-            <wp:extent cx="265176" cy="295656"/>
-            <wp:docPr id="30" name="Picture 30"/>
-            <wp:cNvGraphicFramePr>
-              <a:graphicFrameLocks noChangeAspect="1"/>
-            </wp:cNvGraphicFramePr>
-            <a:graphic>
-              <a:graphicData uri="http://schemas.openxmlformats.org/drawingml/2006/picture">
-                <pic:pic>
-                  <pic:nvPicPr>
-                    <pic:cNvPr id="0" name="8f87dc5e14814331.png"/>
-                    <pic:cNvPicPr/>
-                  </pic:nvPicPr>
-                  <pic:blipFill>
-                    <a:blip r:embed="rId37"/>
-                    <a:stretch>
-                      <a:fillRect/>
-                    </a:stretch>
-                  </pic:blipFill>
-                  <pic:spPr>
-                    <a:xfrm>
-                      <a:off x="0" y="0"/>
-                      <a:ext cx="265176" cy="295656"/>
-                    </a:xfrm>
-                    <a:prstGeom prst="rect"/>
-                  </pic:spPr>
-                </pic:pic>
-              </a:graphicData>
-            </a:graphic>
-          </wp:inline>
-        </w:drawing>
-      </w:r>
-    </w:p>
-    <w:p>
-      <w:pPr>
-        <w:spacing w:before="0" w:after="60"/>
-        <w:ind w:left="360" w:hanging="360"/>
-      </w:pPr>
-      <w:r>
-        <w:rPr>
-          <w:b/>
-          <w:i w:val="0"/>
-          <w:color w:val="1A1A1A"/>
-          <w:sz w:val="20"/>
-        </w:rPr>
-        <w:t xml:space="preserve">6.  </w:t>
-      </w:r>
-      <w:r>
-        <w:drawing>
-          <wp:inline xmlns:a="http://schemas.openxmlformats.org/drawingml/2006/main" xmlns:pic="http://schemas.openxmlformats.org/drawingml/2006/picture">
-            <wp:extent cx="109728" cy="243840"/>
-            <wp:docPr id="31" name="Picture 31"/>
-            <wp:cNvGraphicFramePr>
-              <a:graphicFrameLocks noChangeAspect="1"/>
-            </wp:cNvGraphicFramePr>
-            <a:graphic>
-              <a:graphicData uri="http://schemas.openxmlformats.org/drawingml/2006/picture">
-                <pic:pic>
-                  <pic:nvPicPr>
-                    <pic:cNvPr id="0" name="21a7c3a77d15d788.png"/>
-                    <pic:cNvPicPr/>
-                  </pic:nvPicPr>
-                  <pic:blipFill>
-                    <a:blip r:embed="rId38"/>
-                    <a:stretch>
-                      <a:fillRect/>
-                    </a:stretch>
-                  </pic:blipFill>
-                  <pic:spPr>
-                    <a:xfrm>
-                      <a:off x="0" y="0"/>
-                      <a:ext cx="109728" cy="243840"/>
-                    </a:xfrm>
-                    <a:prstGeom prst="rect"/>
-                  </pic:spPr>
-                </pic:pic>
-              </a:graphicData>
-            </a:graphic>
-          </wp:inline>
-        </w:drawing>
-      </w:r>
-    </w:p>
-    <w:p>
-      <w:pPr>
-        <w:spacing w:before="0" w:after="60"/>
-        <w:ind w:left="360" w:hanging="360"/>
-      </w:pPr>
-      <w:r>
-        <w:rPr>
-          <w:b/>
-          <w:i w:val="0"/>
-          <w:color w:val="1A1A1A"/>
-          <w:sz w:val="20"/>
-        </w:rPr>
-        <w:t xml:space="preserve">7.  </w:t>
-      </w:r>
-      <w:r>
-        <w:rPr>
-          <w:b/>
-          <w:i/>
-          <w:color w:val="9E1B32"/>
-          <w:sz w:val="20"/>
-        </w:rPr>
-        <w:t>1</w:t>
-      </w:r>
-    </w:p>
-    <w:p>
-      <w:pPr>
-        <w:spacing w:before="0" w:after="60"/>
-        <w:ind w:left="360" w:hanging="360"/>
-      </w:pPr>
-      <w:r>
-        <w:rPr>
-          <w:b/>
-          <w:i w:val="0"/>
-          <w:color w:val="1A1A1A"/>
-          <w:sz w:val="20"/>
-        </w:rPr>
-        <w:t xml:space="preserve">8.  </w:t>
-      </w:r>
-      <w:r>
-        <w:rPr>
-          <w:b/>
-          <w:i/>
-          <w:color w:val="9E1B32"/>
-          <w:sz w:val="20"/>
-        </w:rPr>
-        <w:t>1 and 1</w:t>
-      </w:r>
-    </w:p>
-    <w:p>
-      <w:pPr>
-        <w:spacing w:before="0" w:after="60"/>
-        <w:ind w:left="360" w:hanging="360"/>
-      </w:pPr>
-      <w:r>
-        <w:rPr>
-          <w:b/>
-          <w:i w:val="0"/>
-          <w:color w:val="1A1A1A"/>
-          <w:sz w:val="20"/>
-        </w:rPr>
-        <w:t xml:space="preserve">9.  </w:t>
-      </w:r>
-      <w:r>
-        <w:drawing>
-          <wp:inline xmlns:a="http://schemas.openxmlformats.org/drawingml/2006/main" xmlns:pic="http://schemas.openxmlformats.org/drawingml/2006/picture">
-            <wp:extent cx="795528" cy="143256"/>
-            <wp:docPr id="32" name="Picture 32"/>
-            <wp:cNvGraphicFramePr>
-              <a:graphicFrameLocks noChangeAspect="1"/>
-            </wp:cNvGraphicFramePr>
-            <a:graphic>
-              <a:graphicData uri="http://schemas.openxmlformats.org/drawingml/2006/picture">
-                <pic:pic>
-                  <pic:nvPicPr>
-                    <pic:cNvPr id="0" name="505267f9937533fe.png"/>
-                    <pic:cNvPicPr/>
-                  </pic:nvPicPr>
-                  <pic:blipFill>
-                    <a:blip r:embed="rId39"/>
-                    <a:stretch>
-                      <a:fillRect/>
-                    </a:stretch>
-                  </pic:blipFill>
-                  <pic:spPr>
-                    <a:xfrm>
-                      <a:off x="0" y="0"/>
-                      <a:ext cx="795528" cy="143256"/>
-                    </a:xfrm>
-                    <a:prstGeom prst="rect"/>
-                  </pic:spPr>
-                </pic:pic>
-              </a:graphicData>
-            </a:graphic>
-          </wp:inline>
-        </w:drawing>
-      </w:r>
-      <w:r>
-        <w:rPr>
-          <w:b/>
-          <w:i/>
-          <w:color w:val="9E1B32"/>
-          <w:sz w:val="20"/>
-        </w:rPr>
-        <w:t xml:space="preserve">  — quotient of powers</w:t>
-      </w:r>
-    </w:p>
-    <w:p>
-      <w:pPr>
-        <w:spacing w:before="0" w:after="60"/>
-        <w:ind w:left="360" w:hanging="360"/>
-      </w:pPr>
-      <w:r>
-        <w:rPr>
-          <w:b/>
-          <w:i w:val="0"/>
-          <w:color w:val="1A1A1A"/>
-          <w:sz w:val="20"/>
-        </w:rPr>
-        <w:t xml:space="preserve">10.  </w:t>
-      </w:r>
-      <w:r>
-        <w:drawing>
-          <wp:inline xmlns:a="http://schemas.openxmlformats.org/drawingml/2006/main" xmlns:pic="http://schemas.openxmlformats.org/drawingml/2006/picture">
-            <wp:extent cx="972311" cy="249935"/>
-            <wp:docPr id="33" name="Picture 33"/>
-            <wp:cNvGraphicFramePr>
-              <a:graphicFrameLocks noChangeAspect="1"/>
-            </wp:cNvGraphicFramePr>
-            <a:graphic>
-              <a:graphicData uri="http://schemas.openxmlformats.org/drawingml/2006/picture">
-                <pic:pic>
-                  <pic:nvPicPr>
-                    <pic:cNvPr id="0" name="7ae3266fe88c05ce.png"/>
-                    <pic:cNvPicPr/>
-                  </pic:nvPicPr>
-                  <pic:blipFill>
-                    <a:blip r:embed="rId40"/>
-                    <a:stretch>
-                      <a:fillRect/>
-                    </a:stretch>
-                  </pic:blipFill>
-                  <pic:spPr>
-                    <a:xfrm>
-                      <a:off x="0" y="0"/>
-                      <a:ext cx="972311" cy="249935"/>
-                    </a:xfrm>
-                    <a:prstGeom prst="rect"/>
-                  </pic:spPr>
-                </pic:pic>
-              </a:graphicData>
-            </a:graphic>
-          </wp:inline>
-        </w:drawing>
-      </w:r>
-      <w:r>
-        <w:rPr>
-          <w:b/>
-          <w:i/>
-          <w:color w:val="9E1B32"/>
-          <w:sz w:val="20"/>
-        </w:rPr>
-        <w:t xml:space="preserve">  — power of a quotient (or 3</w:t>
-      </w:r>
-      <w:r>
-        <w:rPr>
-          <w:b/>
-          <w:i/>
-          <w:color w:val="9E1B32"/>
-          <w:sz w:val="20"/>
-          <w:vertAlign w:val="superscript"/>
-        </w:rPr>
-        <w:t>3</w:t>
-      </w:r>
-      <w:r>
-        <w:rPr>
-          <w:b/>
-          <w:i/>
-          <w:color w:val="9E1B32"/>
-          <w:sz w:val="20"/>
-        </w:rPr>
-        <w:t xml:space="preserve"> = 27)</w:t>
-      </w:r>
-    </w:p>
-    <w:p>
-      <w:pPr>
-        <w:spacing w:before="0" w:after="60"/>
-        <w:ind w:left="360" w:hanging="360"/>
-      </w:pPr>
-      <w:r>
-        <w:rPr>
-          <w:b/>
-          <w:i w:val="0"/>
-          <w:color w:val="1A1A1A"/>
-          <w:sz w:val="20"/>
-        </w:rPr>
-        <w:t xml:space="preserve">11.  </w:t>
-      </w:r>
-      <w:r>
-        <w:rPr>
-          <w:b/>
-          <w:i/>
-          <w:color w:val="9E1B32"/>
-          <w:sz w:val="20"/>
-        </w:rPr>
-        <w:t>(a) n = 9  (b) n = 4  (c) n = 6</w:t>
-      </w:r>
-    </w:p>
-    <w:p>
-      <w:pPr>
-        <w:spacing w:before="0" w:after="60"/>
-        <w:ind w:left="360" w:hanging="360"/>
-      </w:pPr>
-      <w:r>
-        <w:rPr>
-          <w:b/>
-          <w:i w:val="0"/>
-          <w:color w:val="1A1A1A"/>
-          <w:sz w:val="20"/>
-        </w:rPr>
-        <w:t xml:space="preserve">12.  </w:t>
-      </w:r>
-      <w:r>
-        <w:rPr>
-          <w:b/>
-          <w:i/>
-          <w:color w:val="9E1B32"/>
-          <w:sz w:val="20"/>
-        </w:rPr>
-        <w:t>A  A</w:t>
-      </w:r>
-    </w:p>
-    <w:p>
-      <w:pPr>
-        <w:spacing w:before="0" w:after="60"/>
-        <w:ind w:left="360" w:hanging="360"/>
-      </w:pPr>
-      <w:r>
-        <w:rPr>
-          <w:b/>
-          <w:i w:val="0"/>
-          <w:color w:val="1A1A1A"/>
-          <w:sz w:val="20"/>
-        </w:rPr>
-        <w:t xml:space="preserve">13.  </w:t>
-      </w:r>
-      <w:r>
-        <w:rPr>
-          <w:b/>
-          <w:i/>
-          <w:color w:val="9E1B32"/>
-          <w:sz w:val="20"/>
-        </w:rPr>
-        <w:t>A, B, C, D  A, B, C and D</w:t>
-      </w:r>
-    </w:p>
-    <w:p>
-      <w:pPr>
-        <w:keepNext/>
-        <w:spacing w:before="280" w:after="120"/>
-        <w:pBdr>
-          <w:bottom w:val="single" w:sz="8" w:space="2" w:color="1A1A1A"/>
-        </w:pBdr>
-      </w:pPr>
-      <w:r>
-        <w:rPr>
-          <w:b/>
-          <w:i w:val="0"/>
-          <w:color w:val="1A1A1A"/>
-          <w:sz w:val="30"/>
-        </w:rPr>
-        <w:t>What the audit against Math Nation found</w:t>
-      </w:r>
-    </w:p>
-    <w:p>
-      <w:pPr>
-        <w:spacing w:before="0" w:after="60"/>
-        <w:ind w:left="360" w:hanging="220"/>
-      </w:pPr>
-      <w:r>
-        <w:rPr>
-          <w:rFonts w:ascii="FreeSerif" w:hAnsi="FreeSerif" w:eastAsia="FreeSerif"/>
-          <w:b w:val="0"/>
-          <w:i w:val="0"/>
-          <w:color w:val="1A1A1A"/>
-          <w:sz w:val="16"/>
-        </w:rPr>
-        <w:t xml:space="preserve">●  </w:t>
-      </w:r>
-      <w:r>
-        <w:rPr>
-          <w:b w:val="0"/>
-          <w:i w:val="0"/>
-          <w:color w:val="1A1A1A"/>
-          <w:sz w:val="21"/>
-        </w:rPr>
-        <w:t>Math Nation 3.2 pages verified: −8, 81, −343, 0.125, 0.00000016, the 122-block warm-up pattern (n + n + 2 + n</w:t>
-      </w:r>
-      <w:r>
-        <w:rPr>
-          <w:b w:val="0"/>
-          <w:i w:val="0"/>
-          <w:color w:val="1A1A1A"/>
-          <w:sz w:val="21"/>
-          <w:vertAlign w:val="superscript"/>
-        </w:rPr>
-        <w:t>2</w:t>
-      </w:r>
-      <w:r>
-        <w:rPr>
-          <w:b w:val="0"/>
-          <w:i w:val="0"/>
-          <w:color w:val="1A1A1A"/>
-          <w:sz w:val="21"/>
-        </w:rPr>
-        <w:t>).</w:t>
-      </w:r>
-    </w:p>
-    <w:p>
-      <w:pPr>
-        <w:spacing w:before="0" w:after="60"/>
-        <w:ind w:left="360" w:hanging="220"/>
-      </w:pPr>
-      <w:r>
-        <w:rPr>
-          <w:rFonts w:ascii="FreeSerif" w:hAnsi="FreeSerif" w:eastAsia="FreeSerif"/>
-          <w:b w:val="0"/>
-          <w:i w:val="0"/>
-          <w:color w:val="1A1A1A"/>
-          <w:sz w:val="16"/>
-        </w:rPr>
-        <w:t xml:space="preserve">●  </w:t>
-      </w:r>
-      <w:r>
-        <w:rPr>
-          <w:b w:val="0"/>
-          <w:i w:val="0"/>
-          <w:color w:val="1A1A1A"/>
-          <w:sz w:val="21"/>
-        </w:rPr>
-        <w:t>The book's warm-up (a growing block pattern) is sound but previews nothing and retrieves nothing from this course; replaced by spaced retrieval.</w:t>
-      </w:r>
-    </w:p>
-    <w:p>
-      <w:pPr>
-        <w:spacing w:before="0" w:after="60"/>
-        <w:ind w:left="360" w:hanging="220"/>
-      </w:pPr>
-      <w:r>
-        <w:rPr>
-          <w:rFonts w:ascii="FreeSerif" w:hAnsi="FreeSerif" w:eastAsia="FreeSerif"/>
-          <w:b w:val="0"/>
-          <w:i w:val="0"/>
-          <w:color w:val="1A1A1A"/>
-          <w:sz w:val="16"/>
-        </w:rPr>
-        <w:t xml:space="preserve">●  </w:t>
-      </w:r>
-      <w:r>
-        <w:rPr>
-          <w:b w:val="0"/>
-          <w:i w:val="0"/>
-          <w:color w:val="1A1A1A"/>
-          <w:sz w:val="21"/>
-        </w:rPr>
-        <w:t>Practice L2 and Homework L2 keys both check; their items are on the banks here with the notation cleaned (parentheses on negative bases).</w:t>
-      </w:r>
-    </w:p>
-    <w:p>
-      <w:pPr>
-        <w:spacing w:before="0" w:after="60"/>
-        <w:ind w:left="360" w:hanging="220"/>
-      </w:pPr>
-      <w:r>
-        <w:rPr>
-          <w:rFonts w:ascii="FreeSerif" w:hAnsi="FreeSerif" w:eastAsia="FreeSerif"/>
-          <w:b w:val="0"/>
-          <w:i w:val="0"/>
-          <w:color w:val="1A1A1A"/>
-          <w:sz w:val="16"/>
-        </w:rPr>
-        <w:t xml:space="preserve">●  </w:t>
-      </w:r>
-      <w:r>
-        <w:rPr>
-          <w:b w:val="0"/>
-          <w:i w:val="0"/>
-          <w:color w:val="1A1A1A"/>
-          <w:sz w:val="21"/>
-        </w:rPr>
-        <w:t>The book's 3.2.5 matching activity is a partner task; its three expression sets are now Notes I–III examples.</w:t>
-      </w:r>
-    </w:p>
-    <w:p>
-      <w:pPr>
-        <w:keepNext/>
-        <w:spacing w:before="200" w:after="60"/>
-      </w:pPr>
-      <w:r>
-        <w:rPr>
-          <w:b/>
-          <w:i w:val="0"/>
-          <w:color w:val="1A1A1A"/>
-          <w:sz w:val="23"/>
-        </w:rPr>
-        <w:t>What changed from the book</w:t>
-      </w:r>
-    </w:p>
-    <w:p>
-      <w:pPr>
-        <w:spacing w:before="0" w:after="60"/>
-        <w:ind w:left="360" w:hanging="220"/>
-      </w:pPr>
-      <w:r>
-        <w:rPr>
-          <w:rFonts w:ascii="FreeSerif" w:hAnsi="FreeSerif" w:eastAsia="FreeSerif"/>
-          <w:b w:val="0"/>
-          <w:i w:val="0"/>
-          <w:color w:val="1A1A1A"/>
-          <w:sz w:val="16"/>
-        </w:rPr>
-        <w:t xml:space="preserve">●  </w:t>
-      </w:r>
-      <w:r>
-        <w:rPr>
-          <w:b w:val="0"/>
-          <w:i w:val="0"/>
-          <w:color w:val="1A1A1A"/>
-          <w:sz w:val="21"/>
-        </w:rPr>
-        <w:t>3.2.1 pattern warm-up → four retrieval questions.</w:t>
-      </w:r>
-    </w:p>
-    <w:p>
-      <w:pPr>
-        <w:spacing w:before="0" w:after="60"/>
-        <w:ind w:left="360" w:hanging="220"/>
-      </w:pPr>
-      <w:r>
-        <w:rPr>
-          <w:rFonts w:ascii="FreeSerif" w:hAnsi="FreeSerif" w:eastAsia="FreeSerif"/>
-          <w:b w:val="0"/>
-          <w:i w:val="0"/>
-          <w:color w:val="1A1A1A"/>
-          <w:sz w:val="16"/>
-        </w:rPr>
-        <w:t xml:space="preserve">●  </w:t>
-      </w:r>
-      <w:r>
-        <w:rPr>
-          <w:b w:val="0"/>
-          <w:i w:val="0"/>
-          <w:color w:val="1A1A1A"/>
-          <w:sz w:val="21"/>
-        </w:rPr>
-        <w:t>3.2.2–3.2.4 stations → Notes I–III.</w:t>
-      </w:r>
-    </w:p>
-    <w:p>
-      <w:pPr>
-        <w:spacing w:before="0" w:after="60"/>
-        <w:ind w:left="360" w:hanging="220"/>
-      </w:pPr>
-      <w:r>
-        <w:rPr>
-          <w:rFonts w:ascii="FreeSerif" w:hAnsi="FreeSerif" w:eastAsia="FreeSerif"/>
-          <w:b w:val="0"/>
-          <w:i w:val="0"/>
-          <w:color w:val="1A1A1A"/>
-          <w:sz w:val="16"/>
-        </w:rPr>
-        <w:t xml:space="preserve">●  </w:t>
-      </w:r>
-      <w:r>
-        <w:rPr>
-          <w:b w:val="0"/>
-          <w:i w:val="0"/>
-          <w:color w:val="1A1A1A"/>
-          <w:sz w:val="21"/>
-        </w:rPr>
-        <w:t>3.2.5 Bring It Together and 3.2.6 Your Turn → the two worked examples and the nine-question round.</w:t>
-      </w:r>
-    </w:p>
-    <w:p>
-      <w:pPr>
-        <w:spacing w:before="0" w:after="60"/>
-        <w:ind w:left="360" w:hanging="220"/>
-      </w:pPr>
-      <w:r>
-        <w:rPr>
-          <w:rFonts w:ascii="FreeSerif" w:hAnsi="FreeSerif" w:eastAsia="FreeSerif"/>
-          <w:b w:val="0"/>
-          <w:i w:val="0"/>
-          <w:color w:val="1A1A1A"/>
-          <w:sz w:val="16"/>
-        </w:rPr>
-        <w:t xml:space="preserve">●  </w:t>
-      </w:r>
-      <w:r>
-        <w:rPr>
-          <w:b w:val="0"/>
-          <w:i w:val="0"/>
-          <w:color w:val="1A1A1A"/>
-          <w:sz w:val="21"/>
-        </w:rPr>
-        <w:t>3.2.7 Cool Down (write an explanation) → whiteboard Question 9, written.</w:t>
+        <w:t xml:space="preserve"> = 15,625 is on the notes for the value check.</w:t>
       </w:r>
     </w:p>
     <w:sectPr>

--- a/a7/packages/A7 Unit 3 - Exponents and Scientific Notation/Teacher Editions/A7 3.02  Teacher Edition.docx
+++ b/a7/packages/A7 Unit 3 - Exponents and Scientific Notation/Teacher Editions/A7 3.02  Teacher Edition.docx
@@ -2894,7 +2894,26 @@
           <w:color w:val="6B6B6B"/>
           <w:sz w:val="19"/>
         </w:rPr>
-        <w:t xml:space="preserve">   (B) zero exponent read as 'nothing', so 0 [B1G-M 8.NSO.1.3 misconception: a base to the zero power equals zero]; (C) confused the zero exponent with the identity exponent, 9</w:t>
+        <w:t xml:space="preserve">   (B) zero exponent read as 'nothing', so 0 [8.NSO.1.3: zero exponent law, a</w:t>
+      </w:r>
+      <w:r>
+        <w:rPr>
+          <w:b w:val="0"/>
+          <w:i/>
+          <w:color w:val="6B6B6B"/>
+          <w:sz w:val="19"/>
+          <w:vertAlign w:val="superscript"/>
+        </w:rPr>
+        <w:t>0</w:t>
+      </w:r>
+      <w:r>
+        <w:rPr>
+          <w:b w:val="0"/>
+          <w:i/>
+          <w:color w:val="6B6B6B"/>
+          <w:sz w:val="19"/>
+        </w:rPr>
+        <w:t xml:space="preserve"> = 1]; (C) confused the zero exponent with the identity exponent, 9</w:t>
       </w:r>
       <w:r>
         <w:rPr>
@@ -3111,7 +3130,7 @@
           <w:color w:val="6B6B6B"/>
           <w:sz w:val="19"/>
         </w:rPr>
-        <w:t xml:space="preserve">   0.03125 — used 0.5</w:t>
+        <w:t xml:space="preserve">   0.5</w:t>
       </w:r>
       <w:r>
         <w:rPr>
@@ -3121,7 +3140,7 @@
           <w:sz w:val="19"/>
           <w:vertAlign w:val="superscript"/>
         </w:rPr>
-        <w:t>5</w:t>
+        <w:t>13</w:t>
       </w:r>
       <w:r>
         <w:rPr>
@@ -3130,7 +3149,7 @@
           <w:color w:val="6B6B6B"/>
           <w:sz w:val="19"/>
         </w:rPr>
-        <w:t xml:space="preserve"> (added instead of subtracting, then misread); 0.5 — subtracted to 1 by dividing 8 by 5 badly</w:t>
+        <w:t xml:space="preserve"> — added the exponents instead of subtracting [quotient of powers confused with product of powers]; 0.5 — the exponents divided, 8 ÷ 5 taken as 1 [the law subtracts, it does not divide]</w:t>
       </w:r>
     </w:p>
     <w:p>
@@ -3215,7 +3234,26 @@
           <w:color w:val="6B6B6B"/>
           <w:sz w:val="19"/>
         </w:rPr>
-        <w:t xml:space="preserve">   10/11 — identity exponent instead of zero exponent; 0 — zero-exponent misconception [B1G-M 8.NSO.1.3]</w:t>
+        <w:t xml:space="preserve">   10/11 — identity exponent instead of zero exponent; 0 — zero exponent read as 0 [8.NSO.1.3: zero exponent law, a</w:t>
+      </w:r>
+      <w:r>
+        <w:rPr>
+          <w:b w:val="0"/>
+          <w:i/>
+          <w:color w:val="6B6B6B"/>
+          <w:sz w:val="19"/>
+          <w:vertAlign w:val="superscript"/>
+        </w:rPr>
+        <w:t>0</w:t>
+      </w:r>
+      <w:r>
+        <w:rPr>
+          <w:b w:val="0"/>
+          <w:i/>
+          <w:color w:val="6B6B6B"/>
+          <w:sz w:val="19"/>
+        </w:rPr>
+        <w:t xml:space="preserve"> = 1]</w:t>
       </w:r>
     </w:p>
     <w:p>
@@ -3361,7 +3399,26 @@
           <w:color w:val="6B6B6B"/>
           <w:sz w:val="19"/>
         </w:rPr>
-        <w:t xml:space="preserve"> = 0' — the zero-exponent misconception [B1G-M 8.NSO.1.3]; 'Sebastian only' — did not accept that a nonzero number over itself is 1</w:t>
+        <w:t xml:space="preserve"> = 0' — zero exponent read as 0 [8.NSO.1.3: zero exponent law, a</w:t>
+      </w:r>
+      <w:r>
+        <w:rPr>
+          <w:b w:val="0"/>
+          <w:i/>
+          <w:color w:val="6B6B6B"/>
+          <w:sz w:val="19"/>
+          <w:vertAlign w:val="superscript"/>
+        </w:rPr>
+        <w:t>0</w:t>
+      </w:r>
+      <w:r>
+        <w:rPr>
+          <w:b w:val="0"/>
+          <w:i/>
+          <w:color w:val="6B6B6B"/>
+          <w:sz w:val="19"/>
+        </w:rPr>
+        <w:t xml:space="preserve"> = 1]; 'Sebastian only' — did not accept that a nonzero number over itself is 1</w:t>
       </w:r>
     </w:p>
     <w:p>
@@ -3641,7 +3698,26 @@
           <w:color w:val="1A1A1A"/>
           <w:sz w:val="20"/>
         </w:rPr>
-        <w:t>zero exponent read as 'nothing', so 0 [B1G-M 8.NSO.1.3 misconception: a base to the zero power equals zero]</w:t>
+        <w:t>zero exponent read as 'nothing', so 0 [8.NSO.1.3: zero exponent law, a</w:t>
+      </w:r>
+      <w:r>
+        <w:rPr>
+          <w:b w:val="0"/>
+          <w:i w:val="0"/>
+          <w:color w:val="1A1A1A"/>
+          <w:sz w:val="20"/>
+          <w:vertAlign w:val="superscript"/>
+        </w:rPr>
+        <w:t>0</w:t>
+      </w:r>
+      <w:r>
+        <w:rPr>
+          <w:b w:val="0"/>
+          <w:i w:val="0"/>
+          <w:color w:val="1A1A1A"/>
+          <w:sz w:val="20"/>
+        </w:rPr>
+        <w:t xml:space="preserve"> = 1]</w:t>
       </w:r>
     </w:p>
     <w:p>
@@ -3689,7 +3765,7 @@
           <w:color w:val="1A1A1A"/>
           <w:sz w:val="20"/>
         </w:rPr>
-        <w:t>0.03125 — used 0.5</w:t>
+        <w:t>0.5</w:t>
       </w:r>
       <w:r>
         <w:rPr>
@@ -3699,7 +3775,7 @@
           <w:sz w:val="20"/>
           <w:vertAlign w:val="superscript"/>
         </w:rPr>
-        <w:t>5</w:t>
+        <w:t>13</w:t>
       </w:r>
       <w:r>
         <w:rPr>
@@ -3708,7 +3784,7 @@
           <w:color w:val="1A1A1A"/>
           <w:sz w:val="20"/>
         </w:rPr>
-        <w:t xml:space="preserve"> (added instead of subtracting, then misread)</w:t>
+        <w:t xml:space="preserve"> — added the exponents instead of subtracting [quotient of powers confused with product of powers]</w:t>
       </w:r>
     </w:p>
     <w:p>
@@ -3775,7 +3851,26 @@
           <w:color w:val="1A1A1A"/>
           <w:sz w:val="20"/>
         </w:rPr>
-        <w:t xml:space="preserve"> = 0' — the zero-exponent misconception [B1G-M 8.NSO.1.3]</w:t>
+        <w:t xml:space="preserve"> = 0' — zero exponent read as 0 [8.NSO.1.3: zero exponent law, a</w:t>
+      </w:r>
+      <w:r>
+        <w:rPr>
+          <w:b w:val="0"/>
+          <w:i w:val="0"/>
+          <w:color w:val="1A1A1A"/>
+          <w:sz w:val="20"/>
+          <w:vertAlign w:val="superscript"/>
+        </w:rPr>
+        <w:t>0</w:t>
+      </w:r>
+      <w:r>
+        <w:rPr>
+          <w:b w:val="0"/>
+          <w:i w:val="0"/>
+          <w:color w:val="1A1A1A"/>
+          <w:sz w:val="20"/>
+        </w:rPr>
+        <w:t xml:space="preserve"> = 1]</w:t>
       </w:r>
     </w:p>
     <w:p>

--- a/a7/packages/A7 Unit 3 - Exponents and Scientific Notation/Teacher Editions/A7 3.02  Teacher Edition.docx
+++ b/a7/packages/A7 Unit 3 - Exponents and Scientific Notation/Teacher Editions/A7 3.02  Teacher Edition.docx
@@ -3484,7 +3484,7 @@
           <w:color w:val="1A1A1A"/>
           <w:sz w:val="21"/>
         </w:rPr>
-        <w:t>IXL: every listed skill is required, SmartScore 67, due at the start of the next class.</w:t>
+        <w:t>IXL: every listed skill is required, SmartScore 67.</w:t>
       </w:r>
     </w:p>
     <w:p>

--- a/a7/packages/A7 Unit 3 - Exponents and Scientific Notation/Teacher Editions/A7 3.02  Teacher Edition.docx
+++ b/a7/packages/A7 Unit 3 - Exponents and Scientific Notation/Teacher Editions/A7 3.02  Teacher Edition.docx
@@ -367,6 +367,7 @@
           </w:tcPr>
           <w:p>
             <w:pPr>
+              <w:keepNext/>
               <w:spacing w:after="0"/>
               <w:jc w:val="center"/>
             </w:pPr>
@@ -400,6 +401,7 @@
           </w:tcPr>
           <w:p>
             <w:pPr>
+              <w:keepNext/>
               <w:spacing w:after="0"/>
               <w:jc w:val="center"/>
             </w:pPr>
@@ -433,6 +435,7 @@
           </w:tcPr>
           <w:p>
             <w:pPr>
+              <w:keepNext/>
               <w:spacing w:after="0"/>
               <w:jc w:val="center"/>
             </w:pPr>
@@ -1692,7 +1695,7 @@
           <w:color w:val="1A1A1A"/>
           <w:sz w:val="21"/>
         </w:rPr>
-        <w:t xml:space="preserve">Warm-Up — On your own. Four minutes. No notes..  </w:t>
+        <w:t xml:space="preserve">Warm-Up — On your own. Four minutes. No notes.  </w:t>
       </w:r>
       <w:r>
         <w:rPr>
@@ -1725,7 +1728,7 @@
           <w:color w:val="1A1A1A"/>
           <w:sz w:val="21"/>
         </w:rPr>
-        <w:t xml:space="preserve">Warm-Up — Answers..  </w:t>
+        <w:t xml:space="preserve">Warm-Up — Answers.  </w:t>
       </w:r>
       <w:r>
         <w:rPr>
@@ -1801,7 +1804,7 @@
           <w:color w:val="1A1A1A"/>
           <w:sz w:val="21"/>
         </w:rPr>
-        <w:t xml:space="preserve">Notes — Where the rule comes from..  </w:t>
+        <w:t xml:space="preserve">Notes — Where the rule comes from.  </w:t>
       </w:r>
       <w:r>
         <w:rPr>
@@ -1995,7 +1998,7 @@
           <w:color w:val="1A1A1A"/>
           <w:sz w:val="21"/>
         </w:rPr>
-        <w:t xml:space="preserve">Example 1 — A negative base..  </w:t>
+        <w:t xml:space="preserve">Example 1 — A negative base.  </w:t>
       </w:r>
       <w:r>
         <w:rPr>
@@ -2028,7 +2031,7 @@
           <w:color w:val="1A1A1A"/>
           <w:sz w:val="21"/>
         </w:rPr>
-        <w:t xml:space="preserve">Example 1 — Worked..  </w:t>
+        <w:t xml:space="preserve">Example 1 — Worked.  </w:t>
       </w:r>
       <w:r>
         <w:rPr>
@@ -2061,7 +2064,7 @@
           <w:color w:val="1A1A1A"/>
           <w:sz w:val="21"/>
         </w:rPr>
-        <w:t xml:space="preserve">Your Turn — Same steps, your numbers. Boards up when done..  </w:t>
+        <w:t xml:space="preserve">Your Turn — Same steps, your numbers. Boards up when done.  </w:t>
       </w:r>
       <w:r>
         <w:rPr>
@@ -2132,7 +2135,7 @@
           <w:color w:val="1A1A1A"/>
           <w:sz w:val="21"/>
         </w:rPr>
-        <w:t xml:space="preserve">Your Turn — Answer..  </w:t>
+        <w:t xml:space="preserve">Your Turn — Answer.  </w:t>
       </w:r>
       <w:r>
         <w:rPr>
@@ -2165,7 +2168,7 @@
           <w:color w:val="1A1A1A"/>
           <w:sz w:val="21"/>
         </w:rPr>
-        <w:t xml:space="preserve">Example 2 — A decimal base inside a quotient..  </w:t>
+        <w:t xml:space="preserve">Example 2 — A decimal base inside a quotient.  </w:t>
       </w:r>
       <w:r>
         <w:rPr>
@@ -2198,7 +2201,7 @@
           <w:color w:val="1A1A1A"/>
           <w:sz w:val="21"/>
         </w:rPr>
-        <w:t xml:space="preserve">Example 2 — Worked both ways..  </w:t>
+        <w:t xml:space="preserve">Example 2 — Worked both ways.  </w:t>
       </w:r>
       <w:r>
         <w:rPr>
@@ -2231,7 +2234,7 @@
           <w:color w:val="1A1A1A"/>
           <w:sz w:val="21"/>
         </w:rPr>
-        <w:t xml:space="preserve">Your Turn — Same steps, your numbers. Boards up when done..  </w:t>
+        <w:t xml:space="preserve">Your Turn — Same steps, your numbers. Boards up when done.  </w:t>
       </w:r>
       <w:r>
         <w:rPr>
@@ -2264,7 +2267,7 @@
           <w:color w:val="1A1A1A"/>
           <w:sz w:val="21"/>
         </w:rPr>
-        <w:t xml:space="preserve">Your Turn — Answer..  </w:t>
+        <w:t xml:space="preserve">Your Turn — Answer.  </w:t>
       </w:r>
       <w:r>
         <w:rPr>
@@ -3149,7 +3152,26 @@
           <w:color w:val="6B6B6B"/>
           <w:sz w:val="19"/>
         </w:rPr>
-        <w:t xml:space="preserve"> — added the exponents instead of subtracting [quotient of powers confused with product of powers]; 0.5 — the exponents divided, 8 ÷ 5 taken as 1 [the law subtracts, it does not divide]</w:t>
+        <w:t xml:space="preserve"> — added the exponents instead of subtracting [quotient of powers confused with product of powers]; 0.5</w:t>
+      </w:r>
+      <w:r>
+        <w:rPr>
+          <w:b w:val="0"/>
+          <w:i/>
+          <w:color w:val="6B6B6B"/>
+          <w:sz w:val="19"/>
+          <w:vertAlign w:val="superscript"/>
+        </w:rPr>
+        <w:t>40</w:t>
+      </w:r>
+      <w:r>
+        <w:rPr>
+          <w:b w:val="0"/>
+          <w:i/>
+          <w:color w:val="6B6B6B"/>
+          <w:sz w:val="19"/>
+        </w:rPr>
+        <w:t xml:space="preserve"> — multiplied the exponents [confused with power of a power]</w:t>
       </w:r>
     </w:p>
     <w:p>
@@ -3442,7 +3464,7 @@
           <w:color w:val="1A1A1A"/>
           <w:sz w:val="21"/>
         </w:rPr>
-        <w:t xml:space="preserve">Independent Set — Six questions. On your own, in silence..  </w:t>
+        <w:t xml:space="preserve">Independent Set — Six questions. On your own, in silence.  </w:t>
       </w:r>
       <w:r>
         <w:rPr>
@@ -3475,7 +3497,7 @@
           <w:color w:val="1A1A1A"/>
           <w:sz w:val="21"/>
         </w:rPr>
-        <w:t xml:space="preserve">IXL — Last five minutes..  </w:t>
+        <w:t xml:space="preserve">IXL — Last five minutes.  </w:t>
       </w:r>
       <w:r>
         <w:rPr>

--- a/a7/packages/A7 Unit 3 - Exponents and Scientific Notation/Teacher Editions/A7 3.02  Teacher Edition.docx
+++ b/a7/packages/A7 Unit 3 - Exponents and Scientific Notation/Teacher Editions/A7 3.02  Teacher Edition.docx
@@ -2897,7 +2897,26 @@
           <w:color w:val="6B6B6B"/>
           <w:sz w:val="19"/>
         </w:rPr>
-        <w:t xml:space="preserve">   (B) zero exponent read as 'nothing', so 0 [8.NSO.1.3: zero exponent law, a</w:t>
+        <w:t xml:space="preserve">   (B) confused the zero exponent with the identity exponent, 9</w:t>
+      </w:r>
+      <w:r>
+        <w:rPr>
+          <w:b w:val="0"/>
+          <w:i/>
+          <w:color w:val="6B6B6B"/>
+          <w:sz w:val="19"/>
+          <w:vertAlign w:val="superscript"/>
+        </w:rPr>
+        <w:t>1</w:t>
+      </w:r>
+      <w:r>
+        <w:rPr>
+          <w:b w:val="0"/>
+          <w:i/>
+          <w:color w:val="6B6B6B"/>
+          <w:sz w:val="19"/>
+        </w:rPr>
+        <w:t xml:space="preserve"> [7.NSO.1.1 law names]; (C) treated the zero exponent as a reciprocal, which is what a NEGATIVE exponent does [misconception carried into 8.NSO.1.3]; (D) zero exponent read as 'nothing', so 0 [8.NSO.1.3: zero exponent law, a</w:t>
       </w:r>
       <w:r>
         <w:rPr>
@@ -2916,26 +2935,7 @@
           <w:color w:val="6B6B6B"/>
           <w:sz w:val="19"/>
         </w:rPr>
-        <w:t xml:space="preserve"> = 1]; (C) confused the zero exponent with the identity exponent, 9</w:t>
-      </w:r>
-      <w:r>
-        <w:rPr>
-          <w:b w:val="0"/>
-          <w:i/>
-          <w:color w:val="6B6B6B"/>
-          <w:sz w:val="19"/>
-          <w:vertAlign w:val="superscript"/>
-        </w:rPr>
-        <w:t>1</w:t>
-      </w:r>
-      <w:r>
-        <w:rPr>
-          <w:b w:val="0"/>
-          <w:i/>
-          <w:color w:val="6B6B6B"/>
-          <w:sz w:val="19"/>
-        </w:rPr>
-        <w:t xml:space="preserve"> [7.NSO.1.1 law names]; (D) treated the zero exponent as a reciprocal, which is what a NEGATIVE exponent does [misconception carried into 8.NSO.1.3]</w:t>
+        <w:t xml:space="preserve"> = 1]</w:t>
       </w:r>
       <w:r>
         <w:rPr>
@@ -3020,7 +3020,7 @@
           <w:color w:val="9E1B32"/>
           <w:sz w:val="21"/>
         </w:rPr>
-        <w:t>A — 4</w:t>
+        <w:t>C — 4</w:t>
       </w:r>
       <w:r>
         <w:rPr>
@@ -3039,7 +3039,7 @@
           <w:color w:val="6B6B6B"/>
           <w:sz w:val="19"/>
         </w:rPr>
-        <w:t xml:space="preserve">   (B) divided the exponents, 8 ÷ 2 [7.NSO.1.1 misconception: 'divide' applied to the exponents]; (C) divided the bases as well as subtracting the exponents [7.NSO.1.1 misconception: operating on the bases]; (D) added the exponents — the product law applied to a quotient [confused with product of powers]</w:t>
+        <w:t xml:space="preserve">   (A) divided the bases as well as subtracting the exponents [7.NSO.1.1 misconception: operating on the bases]; (B) added the exponents — the product law applied to a quotient [confused with product of powers]; (D) divided the exponents, 8 ÷ 2 [7.NSO.1.1 misconception: 'divide' applied to the exponents]</w:t>
       </w:r>
       <w:r>
         <w:rPr>
@@ -3720,7 +3720,7 @@
           <w:color w:val="1A1A1A"/>
           <w:sz w:val="20"/>
         </w:rPr>
-        <w:t>zero exponent read as 'nothing', so 0 [8.NSO.1.3: zero exponent law, a</w:t>
+        <w:t>confused the zero exponent with the identity exponent, 9</w:t>
       </w:r>
       <w:r>
         <w:rPr>
@@ -3730,7 +3730,7 @@
           <w:sz w:val="20"/>
           <w:vertAlign w:val="superscript"/>
         </w:rPr>
-        <w:t>0</w:t>
+        <w:t>1</w:t>
       </w:r>
       <w:r>
         <w:rPr>
@@ -3739,7 +3739,7 @@
           <w:color w:val="1A1A1A"/>
           <w:sz w:val="20"/>
         </w:rPr>
-        <w:t xml:space="preserve"> = 1]</w:t>
+        <w:t xml:space="preserve"> [7.NSO.1.1 law names]</w:t>
       </w:r>
     </w:p>
     <w:p>
@@ -3763,7 +3763,7 @@
           <w:color w:val="1A1A1A"/>
           <w:sz w:val="20"/>
         </w:rPr>
-        <w:t>divided the exponents, 8 ÷ 2 [7.NSO.1.1 misconception: 'divide' applied to the exponents]</w:t>
+        <w:t>divided the bases as well as subtracting the exponents [7.NSO.1.1 misconception: operating on the bases]</w:t>
       </w:r>
     </w:p>
     <w:p>

--- a/a7/packages/A7 Unit 3 - Exponents and Scientific Notation/Teacher Editions/A7 3.02  Teacher Edition.docx
+++ b/a7/packages/A7 Unit 3 - Exponents and Scientific Notation/Teacher Editions/A7 3.02  Teacher Edition.docx
@@ -2457,7 +2457,7 @@
           <w:color w:val="1A1A1A"/>
           <w:sz w:val="21"/>
         </w:rPr>
-        <w:t>A server stores 8</w:t>
+        <w:t>A website puts 8</w:t>
       </w:r>
       <w:r>
         <w:rPr>
@@ -2476,26 +2476,7 @@
           <w:color w:val="1A1A1A"/>
           <w:sz w:val="21"/>
         </w:rPr>
-        <w:t xml:space="preserve"> files in 8</w:t>
-      </w:r>
-      <w:r>
-        <w:rPr>
-          <w:b w:val="0"/>
-          <w:i w:val="0"/>
-          <w:color w:val="1A1A1A"/>
-          <w:sz w:val="21"/>
-          <w:vertAlign w:val="superscript"/>
-        </w:rPr>
-        <w:t>1</w:t>
-      </w:r>
-      <w:r>
-        <w:rPr>
-          <w:b w:val="0"/>
-          <w:i w:val="0"/>
-          <w:color w:val="1A1A1A"/>
-          <w:sz w:val="21"/>
-        </w:rPr>
-        <w:t xml:space="preserve"> folders, evenly. It has been running for 30 days. How many files are in each folder?  →  </w:t>
+        <w:t xml:space="preserve"> photos into 8 equal albums. The site is 30 days old. How many photos are in each album?  →  </w:t>
       </w:r>
       <w:r>
         <w:rPr>
@@ -2522,45 +2503,7 @@
           <w:color w:val="6B6B6B"/>
           <w:sz w:val="19"/>
         </w:rPr>
-        <w:t xml:space="preserve">   4096 — kept 8</w:t>
-      </w:r>
-      <w:r>
-        <w:rPr>
-          <w:b w:val="0"/>
-          <w:i/>
-          <w:color w:val="6B6B6B"/>
-          <w:sz w:val="19"/>
-          <w:vertAlign w:val="superscript"/>
-        </w:rPr>
-        <w:t>4</w:t>
-      </w:r>
-      <w:r>
-        <w:rPr>
-          <w:b w:val="0"/>
-          <w:i/>
-          <w:color w:val="6B6B6B"/>
-          <w:sz w:val="19"/>
-        </w:rPr>
-        <w:t xml:space="preserve"> and treated 8</w:t>
-      </w:r>
-      <w:r>
-        <w:rPr>
-          <w:b w:val="0"/>
-          <w:i/>
-          <w:color w:val="6B6B6B"/>
-          <w:sz w:val="19"/>
-          <w:vertAlign w:val="superscript"/>
-        </w:rPr>
-        <w:t>1</w:t>
-      </w:r>
-      <w:r>
-        <w:rPr>
-          <w:b w:val="0"/>
-          <w:i/>
-          <w:color w:val="6B6B6B"/>
-          <w:sz w:val="19"/>
-        </w:rPr>
-        <w:t xml:space="preserve"> as 1 [identity law misread as zero exponent]; 64 — subtracted 4 − 1 wrong or used 8</w:t>
+        <w:t xml:space="preserve">   4096 — never divided by the 8 albums [the quotient was not taken]; 64 — subtracted 4 − 1 wrong or used 8</w:t>
       </w:r>
       <w:r>
         <w:rPr>
@@ -3591,45 +3534,7 @@
           <w:color w:val="1A1A1A"/>
           <w:sz w:val="20"/>
         </w:rPr>
-        <w:t>4096 — kept 8</w:t>
-      </w:r>
-      <w:r>
-        <w:rPr>
-          <w:b w:val="0"/>
-          <w:i w:val="0"/>
-          <w:color w:val="1A1A1A"/>
-          <w:sz w:val="20"/>
-          <w:vertAlign w:val="superscript"/>
-        </w:rPr>
-        <w:t>4</w:t>
-      </w:r>
-      <w:r>
-        <w:rPr>
-          <w:b w:val="0"/>
-          <w:i w:val="0"/>
-          <w:color w:val="1A1A1A"/>
-          <w:sz w:val="20"/>
-        </w:rPr>
-        <w:t xml:space="preserve"> and treated 8</w:t>
-      </w:r>
-      <w:r>
-        <w:rPr>
-          <w:b w:val="0"/>
-          <w:i w:val="0"/>
-          <w:color w:val="1A1A1A"/>
-          <w:sz w:val="20"/>
-          <w:vertAlign w:val="superscript"/>
-        </w:rPr>
-        <w:t>1</w:t>
-      </w:r>
-      <w:r>
-        <w:rPr>
-          <w:b w:val="0"/>
-          <w:i w:val="0"/>
-          <w:color w:val="1A1A1A"/>
-          <w:sz w:val="20"/>
-        </w:rPr>
-        <w:t xml:space="preserve"> as 1 [identity law misread as zero exponent]</w:t>
+        <w:t>4096 — never divided by the 8 albums [the quotient was not taken]</w:t>
       </w:r>
     </w:p>
     <w:p>
